--- a/Summary_AEs.docx
+++ b/Summary_AEs.docx
@@ -74,19 +74,17 @@
                 <w:i w:val="false"/>
                 <w:b w:val="false"/>
                 <w:u w:val="none"/>
-                <w:strike w:val="false"/>
-                <w:sz w:val="22"/>
-                <w:szCs w:val="22"/>
-                <w:color w:val="000000"/>
-              </w:rPr>
-            </w:pPr>
-            <w:r>
-              <w:rPr>
-                <w:rFonts w:ascii="Helvetica" w:hAnsi="Helvetica" w:eastAsia="Helvetica" w:cs="Helvetica"/>
-                <w:i w:val="false"/>
-                <w:b w:val="false"/>
-                <w:u w:val="none"/>
-                <w:strike w:val="false"/>
+                <w:sz w:val="22"/>
+                <w:szCs w:val="22"/>
+                <w:color w:val="000000"/>
+              </w:rPr>
+            </w:pPr>
+            <w:r>
+              <w:rPr>
+                <w:rFonts w:ascii="Helvetica" w:hAnsi="Helvetica" w:eastAsia="Helvetica" w:cs="Helvetica"/>
+                <w:i w:val="false"/>
+                <w:b w:val="false"/>
+                <w:u w:val="none"/>
                 <w:sz w:val="22"/>
                 <w:szCs w:val="22"/>
                 <w:color w:val="000000"/>
@@ -128,19 +126,17 @@
                 <w:i w:val="false"/>
                 <w:b w:val="false"/>
                 <w:u w:val="none"/>
-                <w:strike w:val="false"/>
-                <w:sz w:val="22"/>
-                <w:szCs w:val="22"/>
-                <w:color w:val="000000"/>
-              </w:rPr>
-            </w:pPr>
-            <w:r>
-              <w:rPr>
-                <w:rFonts w:ascii="Helvetica" w:hAnsi="Helvetica" w:eastAsia="Helvetica" w:cs="Helvetica"/>
-                <w:i w:val="false"/>
-                <w:b w:val="false"/>
-                <w:u w:val="none"/>
-                <w:strike w:val="false"/>
+                <w:sz w:val="22"/>
+                <w:szCs w:val="22"/>
+                <w:color w:val="000000"/>
+              </w:rPr>
+            </w:pPr>
+            <w:r>
+              <w:rPr>
+                <w:rFonts w:ascii="Helvetica" w:hAnsi="Helvetica" w:eastAsia="Helvetica" w:cs="Helvetica"/>
+                <w:i w:val="false"/>
+                <w:b w:val="false"/>
+                <w:u w:val="none"/>
                 <w:sz w:val="22"/>
                 <w:szCs w:val="22"/>
                 <w:color w:val="000000"/>
@@ -182,19 +178,17 @@
                 <w:i w:val="false"/>
                 <w:b w:val="false"/>
                 <w:u w:val="none"/>
-                <w:strike w:val="false"/>
-                <w:sz w:val="22"/>
-                <w:szCs w:val="22"/>
-                <w:color w:val="000000"/>
-              </w:rPr>
-            </w:pPr>
-            <w:r>
-              <w:rPr>
-                <w:rFonts w:ascii="Helvetica" w:hAnsi="Helvetica" w:eastAsia="Helvetica" w:cs="Helvetica"/>
-                <w:i w:val="false"/>
-                <w:b w:val="false"/>
-                <w:u w:val="none"/>
-                <w:strike w:val="false"/>
+                <w:sz w:val="22"/>
+                <w:szCs w:val="22"/>
+                <w:color w:val="000000"/>
+              </w:rPr>
+            </w:pPr>
+            <w:r>
+              <w:rPr>
+                <w:rFonts w:ascii="Helvetica" w:hAnsi="Helvetica" w:eastAsia="Helvetica" w:cs="Helvetica"/>
+                <w:i w:val="false"/>
+                <w:b w:val="false"/>
+                <w:u w:val="none"/>
                 <w:sz w:val="22"/>
                 <w:szCs w:val="22"/>
                 <w:color w:val="000000"/>
@@ -236,19 +230,17 @@
                 <w:i w:val="false"/>
                 <w:b w:val="false"/>
                 <w:u w:val="none"/>
-                <w:strike w:val="false"/>
-                <w:sz w:val="22"/>
-                <w:szCs w:val="22"/>
-                <w:color w:val="000000"/>
-              </w:rPr>
-            </w:pPr>
-            <w:r>
-              <w:rPr>
-                <w:rFonts w:ascii="Helvetica" w:hAnsi="Helvetica" w:eastAsia="Helvetica" w:cs="Helvetica"/>
-                <w:i w:val="false"/>
-                <w:b w:val="false"/>
-                <w:u w:val="none"/>
-                <w:strike w:val="false"/>
+                <w:sz w:val="22"/>
+                <w:szCs w:val="22"/>
+                <w:color w:val="000000"/>
+              </w:rPr>
+            </w:pPr>
+            <w:r>
+              <w:rPr>
+                <w:rFonts w:ascii="Helvetica" w:hAnsi="Helvetica" w:eastAsia="Helvetica" w:cs="Helvetica"/>
+                <w:i w:val="false"/>
+                <w:b w:val="false"/>
+                <w:u w:val="none"/>
                 <w:sz w:val="22"/>
                 <w:szCs w:val="22"/>
                 <w:color w:val="000000"/>
@@ -290,19 +282,17 @@
                 <w:i w:val="false"/>
                 <w:b w:val="false"/>
                 <w:u w:val="none"/>
-                <w:strike w:val="false"/>
-                <w:sz w:val="22"/>
-                <w:szCs w:val="22"/>
-                <w:color w:val="000000"/>
-              </w:rPr>
-            </w:pPr>
-            <w:r>
-              <w:rPr>
-                <w:rFonts w:ascii="Helvetica" w:hAnsi="Helvetica" w:eastAsia="Helvetica" w:cs="Helvetica"/>
-                <w:i w:val="false"/>
-                <w:b w:val="false"/>
-                <w:u w:val="none"/>
-                <w:strike w:val="false"/>
+                <w:sz w:val="22"/>
+                <w:szCs w:val="22"/>
+                <w:color w:val="000000"/>
+              </w:rPr>
+            </w:pPr>
+            <w:r>
+              <w:rPr>
+                <w:rFonts w:ascii="Helvetica" w:hAnsi="Helvetica" w:eastAsia="Helvetica" w:cs="Helvetica"/>
+                <w:i w:val="false"/>
+                <w:b w:val="false"/>
+                <w:u w:val="none"/>
                 <w:sz w:val="22"/>
                 <w:szCs w:val="22"/>
                 <w:color w:val="000000"/>
@@ -344,19 +334,17 @@
                 <w:i w:val="false"/>
                 <w:b w:val="false"/>
                 <w:u w:val="none"/>
-                <w:strike w:val="false"/>
-                <w:sz w:val="22"/>
-                <w:szCs w:val="22"/>
-                <w:color w:val="000000"/>
-              </w:rPr>
-            </w:pPr>
-            <w:r>
-              <w:rPr>
-                <w:rFonts w:ascii="Helvetica" w:hAnsi="Helvetica" w:eastAsia="Helvetica" w:cs="Helvetica"/>
-                <w:i w:val="false"/>
-                <w:b w:val="false"/>
-                <w:u w:val="none"/>
-                <w:strike w:val="false"/>
+                <w:sz w:val="22"/>
+                <w:szCs w:val="22"/>
+                <w:color w:val="000000"/>
+              </w:rPr>
+            </w:pPr>
+            <w:r>
+              <w:rPr>
+                <w:rFonts w:ascii="Helvetica" w:hAnsi="Helvetica" w:eastAsia="Helvetica" w:cs="Helvetica"/>
+                <w:i w:val="false"/>
+                <w:b w:val="false"/>
+                <w:u w:val="none"/>
                 <w:sz w:val="22"/>
                 <w:szCs w:val="22"/>
                 <w:color w:val="000000"/>
@@ -398,19 +386,17 @@
                 <w:i w:val="false"/>
                 <w:b w:val="false"/>
                 <w:u w:val="none"/>
-                <w:strike w:val="false"/>
-                <w:sz w:val="22"/>
-                <w:szCs w:val="22"/>
-                <w:color w:val="000000"/>
-              </w:rPr>
-            </w:pPr>
-            <w:r>
-              <w:rPr>
-                <w:rFonts w:ascii="Helvetica" w:hAnsi="Helvetica" w:eastAsia="Helvetica" w:cs="Helvetica"/>
-                <w:i w:val="false"/>
-                <w:b w:val="false"/>
-                <w:u w:val="none"/>
-                <w:strike w:val="false"/>
+                <w:sz w:val="22"/>
+                <w:szCs w:val="22"/>
+                <w:color w:val="000000"/>
+              </w:rPr>
+            </w:pPr>
+            <w:r>
+              <w:rPr>
+                <w:rFonts w:ascii="Helvetica" w:hAnsi="Helvetica" w:eastAsia="Helvetica" w:cs="Helvetica"/>
+                <w:i w:val="false"/>
+                <w:b w:val="false"/>
+                <w:u w:val="none"/>
                 <w:sz w:val="22"/>
                 <w:szCs w:val="22"/>
                 <w:color w:val="000000"/>
@@ -458,19 +444,17 @@
                 <w:i w:val="false"/>
                 <w:b w:val="false"/>
                 <w:u w:val="none"/>
-                <w:strike w:val="false"/>
-                <w:sz w:val="22"/>
-                <w:szCs w:val="22"/>
-                <w:color w:val="000000"/>
-              </w:rPr>
-            </w:pPr>
-            <w:r>
-              <w:rPr>
-                <w:rFonts w:ascii="Helvetica" w:hAnsi="Helvetica" w:eastAsia="Helvetica" w:cs="Helvetica"/>
-                <w:i w:val="false"/>
-                <w:b w:val="false"/>
-                <w:u w:val="none"/>
-                <w:strike w:val="false"/>
+                <w:sz w:val="22"/>
+                <w:szCs w:val="22"/>
+                <w:color w:val="000000"/>
+              </w:rPr>
+            </w:pPr>
+            <w:r>
+              <w:rPr>
+                <w:rFonts w:ascii="Helvetica" w:hAnsi="Helvetica" w:eastAsia="Helvetica" w:cs="Helvetica"/>
+                <w:i w:val="false"/>
+                <w:b w:val="false"/>
+                <w:u w:val="none"/>
                 <w:sz w:val="22"/>
                 <w:szCs w:val="22"/>
                 <w:color w:val="000000"/>
@@ -512,19 +496,17 @@
                 <w:i w:val="false"/>
                 <w:b w:val="false"/>
                 <w:u w:val="none"/>
-                <w:strike w:val="false"/>
-                <w:sz w:val="22"/>
-                <w:szCs w:val="22"/>
-                <w:color w:val="000000"/>
-              </w:rPr>
-            </w:pPr>
-            <w:r>
-              <w:rPr>
-                <w:rFonts w:ascii="Helvetica" w:hAnsi="Helvetica" w:eastAsia="Helvetica" w:cs="Helvetica"/>
-                <w:i w:val="false"/>
-                <w:b w:val="false"/>
-                <w:u w:val="none"/>
-                <w:strike w:val="false"/>
+                <w:sz w:val="22"/>
+                <w:szCs w:val="22"/>
+                <w:color w:val="000000"/>
+              </w:rPr>
+            </w:pPr>
+            <w:r>
+              <w:rPr>
+                <w:rFonts w:ascii="Helvetica" w:hAnsi="Helvetica" w:eastAsia="Helvetica" w:cs="Helvetica"/>
+                <w:i w:val="false"/>
+                <w:b w:val="false"/>
+                <w:u w:val="none"/>
                 <w:sz w:val="22"/>
                 <w:szCs w:val="22"/>
                 <w:color w:val="000000"/>
@@ -566,19 +548,17 @@
                 <w:i w:val="false"/>
                 <w:b w:val="false"/>
                 <w:u w:val="none"/>
-                <w:strike w:val="false"/>
-                <w:sz w:val="22"/>
-                <w:szCs w:val="22"/>
-                <w:color w:val="000000"/>
-              </w:rPr>
-            </w:pPr>
-            <w:r>
-              <w:rPr>
-                <w:rFonts w:ascii="Helvetica" w:hAnsi="Helvetica" w:eastAsia="Helvetica" w:cs="Helvetica"/>
-                <w:i w:val="false"/>
-                <w:b w:val="false"/>
-                <w:u w:val="none"/>
-                <w:strike w:val="false"/>
+                <w:sz w:val="22"/>
+                <w:szCs w:val="22"/>
+                <w:color w:val="000000"/>
+              </w:rPr>
+            </w:pPr>
+            <w:r>
+              <w:rPr>
+                <w:rFonts w:ascii="Helvetica" w:hAnsi="Helvetica" w:eastAsia="Helvetica" w:cs="Helvetica"/>
+                <w:i w:val="false"/>
+                <w:b w:val="false"/>
+                <w:u w:val="none"/>
                 <w:sz w:val="22"/>
                 <w:szCs w:val="22"/>
                 <w:color w:val="000000"/>
@@ -620,19 +600,17 @@
                 <w:i w:val="false"/>
                 <w:b w:val="false"/>
                 <w:u w:val="none"/>
-                <w:strike w:val="false"/>
-                <w:sz w:val="22"/>
-                <w:szCs w:val="22"/>
-                <w:color w:val="000000"/>
-              </w:rPr>
-            </w:pPr>
-            <w:r>
-              <w:rPr>
-                <w:rFonts w:ascii="Helvetica" w:hAnsi="Helvetica" w:eastAsia="Helvetica" w:cs="Helvetica"/>
-                <w:i w:val="false"/>
-                <w:b w:val="false"/>
-                <w:u w:val="none"/>
-                <w:strike w:val="false"/>
+                <w:sz w:val="22"/>
+                <w:szCs w:val="22"/>
+                <w:color w:val="000000"/>
+              </w:rPr>
+            </w:pPr>
+            <w:r>
+              <w:rPr>
+                <w:rFonts w:ascii="Helvetica" w:hAnsi="Helvetica" w:eastAsia="Helvetica" w:cs="Helvetica"/>
+                <w:i w:val="false"/>
+                <w:b w:val="false"/>
+                <w:u w:val="none"/>
                 <w:sz w:val="22"/>
                 <w:szCs w:val="22"/>
                 <w:color w:val="000000"/>
@@ -674,19 +652,17 @@
                 <w:i w:val="false"/>
                 <w:b w:val="false"/>
                 <w:u w:val="none"/>
-                <w:strike w:val="false"/>
-                <w:sz w:val="22"/>
-                <w:szCs w:val="22"/>
-                <w:color w:val="000000"/>
-              </w:rPr>
-            </w:pPr>
-            <w:r>
-              <w:rPr>
-                <w:rFonts w:ascii="Helvetica" w:hAnsi="Helvetica" w:eastAsia="Helvetica" w:cs="Helvetica"/>
-                <w:i w:val="false"/>
-                <w:b w:val="false"/>
-                <w:u w:val="none"/>
-                <w:strike w:val="false"/>
+                <w:sz w:val="22"/>
+                <w:szCs w:val="22"/>
+                <w:color w:val="000000"/>
+              </w:rPr>
+            </w:pPr>
+            <w:r>
+              <w:rPr>
+                <w:rFonts w:ascii="Helvetica" w:hAnsi="Helvetica" w:eastAsia="Helvetica" w:cs="Helvetica"/>
+                <w:i w:val="false"/>
+                <w:b w:val="false"/>
+                <w:u w:val="none"/>
                 <w:sz w:val="22"/>
                 <w:szCs w:val="22"/>
                 <w:color w:val="000000"/>
@@ -728,19 +704,17 @@
                 <w:i w:val="false"/>
                 <w:b w:val="false"/>
                 <w:u w:val="none"/>
-                <w:strike w:val="false"/>
-                <w:sz w:val="22"/>
-                <w:szCs w:val="22"/>
-                <w:color w:val="000000"/>
-              </w:rPr>
-            </w:pPr>
-            <w:r>
-              <w:rPr>
-                <w:rFonts w:ascii="Helvetica" w:hAnsi="Helvetica" w:eastAsia="Helvetica" w:cs="Helvetica"/>
-                <w:i w:val="false"/>
-                <w:b w:val="false"/>
-                <w:u w:val="none"/>
-                <w:strike w:val="false"/>
+                <w:sz w:val="22"/>
+                <w:szCs w:val="22"/>
+                <w:color w:val="000000"/>
+              </w:rPr>
+            </w:pPr>
+            <w:r>
+              <w:rPr>
+                <w:rFonts w:ascii="Helvetica" w:hAnsi="Helvetica" w:eastAsia="Helvetica" w:cs="Helvetica"/>
+                <w:i w:val="false"/>
+                <w:b w:val="false"/>
+                <w:u w:val="none"/>
                 <w:sz w:val="22"/>
                 <w:szCs w:val="22"/>
                 <w:color w:val="000000"/>
@@ -782,19 +756,17 @@
                 <w:i w:val="false"/>
                 <w:b w:val="false"/>
                 <w:u w:val="none"/>
-                <w:strike w:val="false"/>
-                <w:sz w:val="22"/>
-                <w:szCs w:val="22"/>
-                <w:color w:val="000000"/>
-              </w:rPr>
-            </w:pPr>
-            <w:r>
-              <w:rPr>
-                <w:rFonts w:ascii="Helvetica" w:hAnsi="Helvetica" w:eastAsia="Helvetica" w:cs="Helvetica"/>
-                <w:i w:val="false"/>
-                <w:b w:val="false"/>
-                <w:u w:val="none"/>
-                <w:strike w:val="false"/>
+                <w:sz w:val="22"/>
+                <w:szCs w:val="22"/>
+                <w:color w:val="000000"/>
+              </w:rPr>
+            </w:pPr>
+            <w:r>
+              <w:rPr>
+                <w:rFonts w:ascii="Helvetica" w:hAnsi="Helvetica" w:eastAsia="Helvetica" w:cs="Helvetica"/>
+                <w:i w:val="false"/>
+                <w:b w:val="false"/>
+                <w:u w:val="none"/>
                 <w:sz w:val="22"/>
                 <w:szCs w:val="22"/>
                 <w:color w:val="000000"/>
@@ -842,19 +814,17 @@
                 <w:i w:val="false"/>
                 <w:b w:val="false"/>
                 <w:u w:val="none"/>
-                <w:strike w:val="false"/>
-                <w:sz w:val="22"/>
-                <w:szCs w:val="22"/>
-                <w:color w:val="000000"/>
-              </w:rPr>
-            </w:pPr>
-            <w:r>
-              <w:rPr>
-                <w:rFonts w:ascii="Helvetica" w:hAnsi="Helvetica" w:eastAsia="Helvetica" w:cs="Helvetica"/>
-                <w:i w:val="false"/>
-                <w:b w:val="false"/>
-                <w:u w:val="none"/>
-                <w:strike w:val="false"/>
+                <w:sz w:val="22"/>
+                <w:szCs w:val="22"/>
+                <w:color w:val="000000"/>
+              </w:rPr>
+            </w:pPr>
+            <w:r>
+              <w:rPr>
+                <w:rFonts w:ascii="Helvetica" w:hAnsi="Helvetica" w:eastAsia="Helvetica" w:cs="Helvetica"/>
+                <w:i w:val="false"/>
+                <w:b w:val="false"/>
+                <w:u w:val="none"/>
                 <w:sz w:val="22"/>
                 <w:szCs w:val="22"/>
                 <w:color w:val="000000"/>
@@ -896,19 +866,17 @@
                 <w:i w:val="false"/>
                 <w:b w:val="false"/>
                 <w:u w:val="none"/>
-                <w:strike w:val="false"/>
-                <w:sz w:val="22"/>
-                <w:szCs w:val="22"/>
-                <w:color w:val="000000"/>
-              </w:rPr>
-            </w:pPr>
-            <w:r>
-              <w:rPr>
-                <w:rFonts w:ascii="Helvetica" w:hAnsi="Helvetica" w:eastAsia="Helvetica" w:cs="Helvetica"/>
-                <w:i w:val="false"/>
-                <w:b w:val="false"/>
-                <w:u w:val="none"/>
-                <w:strike w:val="false"/>
+                <w:sz w:val="22"/>
+                <w:szCs w:val="22"/>
+                <w:color w:val="000000"/>
+              </w:rPr>
+            </w:pPr>
+            <w:r>
+              <w:rPr>
+                <w:rFonts w:ascii="Helvetica" w:hAnsi="Helvetica" w:eastAsia="Helvetica" w:cs="Helvetica"/>
+                <w:i w:val="false"/>
+                <w:b w:val="false"/>
+                <w:u w:val="none"/>
                 <w:sz w:val="22"/>
                 <w:szCs w:val="22"/>
                 <w:color w:val="000000"/>
@@ -950,19 +918,17 @@
                 <w:i w:val="false"/>
                 <w:b w:val="false"/>
                 <w:u w:val="none"/>
-                <w:strike w:val="false"/>
-                <w:sz w:val="22"/>
-                <w:szCs w:val="22"/>
-                <w:color w:val="000000"/>
-              </w:rPr>
-            </w:pPr>
-            <w:r>
-              <w:rPr>
-                <w:rFonts w:ascii="Helvetica" w:hAnsi="Helvetica" w:eastAsia="Helvetica" w:cs="Helvetica"/>
-                <w:i w:val="false"/>
-                <w:b w:val="false"/>
-                <w:u w:val="none"/>
-                <w:strike w:val="false"/>
+                <w:sz w:val="22"/>
+                <w:szCs w:val="22"/>
+                <w:color w:val="000000"/>
+              </w:rPr>
+            </w:pPr>
+            <w:r>
+              <w:rPr>
+                <w:rFonts w:ascii="Helvetica" w:hAnsi="Helvetica" w:eastAsia="Helvetica" w:cs="Helvetica"/>
+                <w:i w:val="false"/>
+                <w:b w:val="false"/>
+                <w:u w:val="none"/>
                 <w:sz w:val="22"/>
                 <w:szCs w:val="22"/>
                 <w:color w:val="000000"/>
@@ -1004,19 +970,17 @@
                 <w:i w:val="false"/>
                 <w:b w:val="false"/>
                 <w:u w:val="none"/>
-                <w:strike w:val="false"/>
-                <w:sz w:val="22"/>
-                <w:szCs w:val="22"/>
-                <w:color w:val="000000"/>
-              </w:rPr>
-            </w:pPr>
-            <w:r>
-              <w:rPr>
-                <w:rFonts w:ascii="Helvetica" w:hAnsi="Helvetica" w:eastAsia="Helvetica" w:cs="Helvetica"/>
-                <w:i w:val="false"/>
-                <w:b w:val="false"/>
-                <w:u w:val="none"/>
-                <w:strike w:val="false"/>
+                <w:sz w:val="22"/>
+                <w:szCs w:val="22"/>
+                <w:color w:val="000000"/>
+              </w:rPr>
+            </w:pPr>
+            <w:r>
+              <w:rPr>
+                <w:rFonts w:ascii="Helvetica" w:hAnsi="Helvetica" w:eastAsia="Helvetica" w:cs="Helvetica"/>
+                <w:i w:val="false"/>
+                <w:b w:val="false"/>
+                <w:u w:val="none"/>
                 <w:sz w:val="22"/>
                 <w:szCs w:val="22"/>
                 <w:color w:val="000000"/>
@@ -1058,19 +1022,17 @@
                 <w:i w:val="false"/>
                 <w:b w:val="false"/>
                 <w:u w:val="none"/>
-                <w:strike w:val="false"/>
-                <w:sz w:val="22"/>
-                <w:szCs w:val="22"/>
-                <w:color w:val="000000"/>
-              </w:rPr>
-            </w:pPr>
-            <w:r>
-              <w:rPr>
-                <w:rFonts w:ascii="Helvetica" w:hAnsi="Helvetica" w:eastAsia="Helvetica" w:cs="Helvetica"/>
-                <w:i w:val="false"/>
-                <w:b w:val="false"/>
-                <w:u w:val="none"/>
-                <w:strike w:val="false"/>
+                <w:sz w:val="22"/>
+                <w:szCs w:val="22"/>
+                <w:color w:val="000000"/>
+              </w:rPr>
+            </w:pPr>
+            <w:r>
+              <w:rPr>
+                <w:rFonts w:ascii="Helvetica" w:hAnsi="Helvetica" w:eastAsia="Helvetica" w:cs="Helvetica"/>
+                <w:i w:val="false"/>
+                <w:b w:val="false"/>
+                <w:u w:val="none"/>
                 <w:sz w:val="22"/>
                 <w:szCs w:val="22"/>
                 <w:color w:val="000000"/>
@@ -1112,19 +1074,17 @@
                 <w:i w:val="false"/>
                 <w:b w:val="false"/>
                 <w:u w:val="none"/>
-                <w:strike w:val="false"/>
-                <w:sz w:val="22"/>
-                <w:szCs w:val="22"/>
-                <w:color w:val="000000"/>
-              </w:rPr>
-            </w:pPr>
-            <w:r>
-              <w:rPr>
-                <w:rFonts w:ascii="Helvetica" w:hAnsi="Helvetica" w:eastAsia="Helvetica" w:cs="Helvetica"/>
-                <w:i w:val="false"/>
-                <w:b w:val="false"/>
-                <w:u w:val="none"/>
-                <w:strike w:val="false"/>
+                <w:sz w:val="22"/>
+                <w:szCs w:val="22"/>
+                <w:color w:val="000000"/>
+              </w:rPr>
+            </w:pPr>
+            <w:r>
+              <w:rPr>
+                <w:rFonts w:ascii="Helvetica" w:hAnsi="Helvetica" w:eastAsia="Helvetica" w:cs="Helvetica"/>
+                <w:i w:val="false"/>
+                <w:b w:val="false"/>
+                <w:u w:val="none"/>
                 <w:sz w:val="22"/>
                 <w:szCs w:val="22"/>
                 <w:color w:val="000000"/>
@@ -1166,19 +1126,17 @@
                 <w:i w:val="false"/>
                 <w:b w:val="false"/>
                 <w:u w:val="none"/>
-                <w:strike w:val="false"/>
-                <w:sz w:val="22"/>
-                <w:szCs w:val="22"/>
-                <w:color w:val="000000"/>
-              </w:rPr>
-            </w:pPr>
-            <w:r>
-              <w:rPr>
-                <w:rFonts w:ascii="Helvetica" w:hAnsi="Helvetica" w:eastAsia="Helvetica" w:cs="Helvetica"/>
-                <w:i w:val="false"/>
-                <w:b w:val="false"/>
-                <w:u w:val="none"/>
-                <w:strike w:val="false"/>
+                <w:sz w:val="22"/>
+                <w:szCs w:val="22"/>
+                <w:color w:val="000000"/>
+              </w:rPr>
+            </w:pPr>
+            <w:r>
+              <w:rPr>
+                <w:rFonts w:ascii="Helvetica" w:hAnsi="Helvetica" w:eastAsia="Helvetica" w:cs="Helvetica"/>
+                <w:i w:val="false"/>
+                <w:b w:val="false"/>
+                <w:u w:val="none"/>
                 <w:sz w:val="22"/>
                 <w:szCs w:val="22"/>
                 <w:color w:val="000000"/>
@@ -1226,19 +1184,17 @@
                 <w:i w:val="false"/>
                 <w:b w:val="false"/>
                 <w:u w:val="none"/>
-                <w:strike w:val="false"/>
-                <w:sz w:val="22"/>
-                <w:szCs w:val="22"/>
-                <w:color w:val="000000"/>
-              </w:rPr>
-            </w:pPr>
-            <w:r>
-              <w:rPr>
-                <w:rFonts w:ascii="Helvetica" w:hAnsi="Helvetica" w:eastAsia="Helvetica" w:cs="Helvetica"/>
-                <w:i w:val="false"/>
-                <w:b w:val="false"/>
-                <w:u w:val="none"/>
-                <w:strike w:val="false"/>
+                <w:sz w:val="22"/>
+                <w:szCs w:val="22"/>
+                <w:color w:val="000000"/>
+              </w:rPr>
+            </w:pPr>
+            <w:r>
+              <w:rPr>
+                <w:rFonts w:ascii="Helvetica" w:hAnsi="Helvetica" w:eastAsia="Helvetica" w:cs="Helvetica"/>
+                <w:i w:val="false"/>
+                <w:b w:val="false"/>
+                <w:u w:val="none"/>
                 <w:sz w:val="22"/>
                 <w:szCs w:val="22"/>
                 <w:color w:val="000000"/>
@@ -1280,19 +1236,17 @@
                 <w:i w:val="false"/>
                 <w:b w:val="false"/>
                 <w:u w:val="none"/>
-                <w:strike w:val="false"/>
-                <w:sz w:val="22"/>
-                <w:szCs w:val="22"/>
-                <w:color w:val="000000"/>
-              </w:rPr>
-            </w:pPr>
-            <w:r>
-              <w:rPr>
-                <w:rFonts w:ascii="Helvetica" w:hAnsi="Helvetica" w:eastAsia="Helvetica" w:cs="Helvetica"/>
-                <w:i w:val="false"/>
-                <w:b w:val="false"/>
-                <w:u w:val="none"/>
-                <w:strike w:val="false"/>
+                <w:sz w:val="22"/>
+                <w:szCs w:val="22"/>
+                <w:color w:val="000000"/>
+              </w:rPr>
+            </w:pPr>
+            <w:r>
+              <w:rPr>
+                <w:rFonts w:ascii="Helvetica" w:hAnsi="Helvetica" w:eastAsia="Helvetica" w:cs="Helvetica"/>
+                <w:i w:val="false"/>
+                <w:b w:val="false"/>
+                <w:u w:val="none"/>
                 <w:sz w:val="22"/>
                 <w:szCs w:val="22"/>
                 <w:color w:val="000000"/>
@@ -1334,19 +1288,17 @@
                 <w:i w:val="false"/>
                 <w:b w:val="false"/>
                 <w:u w:val="none"/>
-                <w:strike w:val="false"/>
-                <w:sz w:val="22"/>
-                <w:szCs w:val="22"/>
-                <w:color w:val="000000"/>
-              </w:rPr>
-            </w:pPr>
-            <w:r>
-              <w:rPr>
-                <w:rFonts w:ascii="Helvetica" w:hAnsi="Helvetica" w:eastAsia="Helvetica" w:cs="Helvetica"/>
-                <w:i w:val="false"/>
-                <w:b w:val="false"/>
-                <w:u w:val="none"/>
-                <w:strike w:val="false"/>
+                <w:sz w:val="22"/>
+                <w:szCs w:val="22"/>
+                <w:color w:val="000000"/>
+              </w:rPr>
+            </w:pPr>
+            <w:r>
+              <w:rPr>
+                <w:rFonts w:ascii="Helvetica" w:hAnsi="Helvetica" w:eastAsia="Helvetica" w:cs="Helvetica"/>
+                <w:i w:val="false"/>
+                <w:b w:val="false"/>
+                <w:u w:val="none"/>
                 <w:sz w:val="22"/>
                 <w:szCs w:val="22"/>
                 <w:color w:val="000000"/>
@@ -1388,19 +1340,17 @@
                 <w:i w:val="false"/>
                 <w:b w:val="false"/>
                 <w:u w:val="none"/>
-                <w:strike w:val="false"/>
-                <w:sz w:val="22"/>
-                <w:szCs w:val="22"/>
-                <w:color w:val="000000"/>
-              </w:rPr>
-            </w:pPr>
-            <w:r>
-              <w:rPr>
-                <w:rFonts w:ascii="Helvetica" w:hAnsi="Helvetica" w:eastAsia="Helvetica" w:cs="Helvetica"/>
-                <w:i w:val="false"/>
-                <w:b w:val="false"/>
-                <w:u w:val="none"/>
-                <w:strike w:val="false"/>
+                <w:sz w:val="22"/>
+                <w:szCs w:val="22"/>
+                <w:color w:val="000000"/>
+              </w:rPr>
+            </w:pPr>
+            <w:r>
+              <w:rPr>
+                <w:rFonts w:ascii="Helvetica" w:hAnsi="Helvetica" w:eastAsia="Helvetica" w:cs="Helvetica"/>
+                <w:i w:val="false"/>
+                <w:b w:val="false"/>
+                <w:u w:val="none"/>
                 <w:sz w:val="22"/>
                 <w:szCs w:val="22"/>
                 <w:color w:val="000000"/>
@@ -1442,19 +1392,17 @@
                 <w:i w:val="false"/>
                 <w:b w:val="false"/>
                 <w:u w:val="none"/>
-                <w:strike w:val="false"/>
-                <w:sz w:val="22"/>
-                <w:szCs w:val="22"/>
-                <w:color w:val="000000"/>
-              </w:rPr>
-            </w:pPr>
-            <w:r>
-              <w:rPr>
-                <w:rFonts w:ascii="Helvetica" w:hAnsi="Helvetica" w:eastAsia="Helvetica" w:cs="Helvetica"/>
-                <w:i w:val="false"/>
-                <w:b w:val="false"/>
-                <w:u w:val="none"/>
-                <w:strike w:val="false"/>
+                <w:sz w:val="22"/>
+                <w:szCs w:val="22"/>
+                <w:color w:val="000000"/>
+              </w:rPr>
+            </w:pPr>
+            <w:r>
+              <w:rPr>
+                <w:rFonts w:ascii="Helvetica" w:hAnsi="Helvetica" w:eastAsia="Helvetica" w:cs="Helvetica"/>
+                <w:i w:val="false"/>
+                <w:b w:val="false"/>
+                <w:u w:val="none"/>
                 <w:sz w:val="22"/>
                 <w:szCs w:val="22"/>
                 <w:color w:val="000000"/>
@@ -1496,19 +1444,17 @@
                 <w:i w:val="false"/>
                 <w:b w:val="false"/>
                 <w:u w:val="none"/>
-                <w:strike w:val="false"/>
-                <w:sz w:val="22"/>
-                <w:szCs w:val="22"/>
-                <w:color w:val="000000"/>
-              </w:rPr>
-            </w:pPr>
-            <w:r>
-              <w:rPr>
-                <w:rFonts w:ascii="Helvetica" w:hAnsi="Helvetica" w:eastAsia="Helvetica" w:cs="Helvetica"/>
-                <w:i w:val="false"/>
-                <w:b w:val="false"/>
-                <w:u w:val="none"/>
-                <w:strike w:val="false"/>
+                <w:sz w:val="22"/>
+                <w:szCs w:val="22"/>
+                <w:color w:val="000000"/>
+              </w:rPr>
+            </w:pPr>
+            <w:r>
+              <w:rPr>
+                <w:rFonts w:ascii="Helvetica" w:hAnsi="Helvetica" w:eastAsia="Helvetica" w:cs="Helvetica"/>
+                <w:i w:val="false"/>
+                <w:b w:val="false"/>
+                <w:u w:val="none"/>
                 <w:sz w:val="22"/>
                 <w:szCs w:val="22"/>
                 <w:color w:val="000000"/>
@@ -1550,19 +1496,17 @@
                 <w:i w:val="false"/>
                 <w:b w:val="false"/>
                 <w:u w:val="none"/>
-                <w:strike w:val="false"/>
-                <w:sz w:val="22"/>
-                <w:szCs w:val="22"/>
-                <w:color w:val="000000"/>
-              </w:rPr>
-            </w:pPr>
-            <w:r>
-              <w:rPr>
-                <w:rFonts w:ascii="Helvetica" w:hAnsi="Helvetica" w:eastAsia="Helvetica" w:cs="Helvetica"/>
-                <w:i w:val="false"/>
-                <w:b w:val="false"/>
-                <w:u w:val="none"/>
-                <w:strike w:val="false"/>
+                <w:sz w:val="22"/>
+                <w:szCs w:val="22"/>
+                <w:color w:val="000000"/>
+              </w:rPr>
+            </w:pPr>
+            <w:r>
+              <w:rPr>
+                <w:rFonts w:ascii="Helvetica" w:hAnsi="Helvetica" w:eastAsia="Helvetica" w:cs="Helvetica"/>
+                <w:i w:val="false"/>
+                <w:b w:val="false"/>
+                <w:u w:val="none"/>
                 <w:sz w:val="22"/>
                 <w:szCs w:val="22"/>
                 <w:color w:val="000000"/>
@@ -1610,19 +1554,17 @@
                 <w:i w:val="false"/>
                 <w:b w:val="false"/>
                 <w:u w:val="none"/>
-                <w:strike w:val="false"/>
-                <w:sz w:val="22"/>
-                <w:szCs w:val="22"/>
-                <w:color w:val="000000"/>
-              </w:rPr>
-            </w:pPr>
-            <w:r>
-              <w:rPr>
-                <w:rFonts w:ascii="Helvetica" w:hAnsi="Helvetica" w:eastAsia="Helvetica" w:cs="Helvetica"/>
-                <w:i w:val="false"/>
-                <w:b w:val="false"/>
-                <w:u w:val="none"/>
-                <w:strike w:val="false"/>
+                <w:sz w:val="22"/>
+                <w:szCs w:val="22"/>
+                <w:color w:val="000000"/>
+              </w:rPr>
+            </w:pPr>
+            <w:r>
+              <w:rPr>
+                <w:rFonts w:ascii="Helvetica" w:hAnsi="Helvetica" w:eastAsia="Helvetica" w:cs="Helvetica"/>
+                <w:i w:val="false"/>
+                <w:b w:val="false"/>
+                <w:u w:val="none"/>
                 <w:sz w:val="22"/>
                 <w:szCs w:val="22"/>
                 <w:color w:val="000000"/>
@@ -1664,19 +1606,17 @@
                 <w:i w:val="false"/>
                 <w:b w:val="false"/>
                 <w:u w:val="none"/>
-                <w:strike w:val="false"/>
-                <w:sz w:val="22"/>
-                <w:szCs w:val="22"/>
-                <w:color w:val="000000"/>
-              </w:rPr>
-            </w:pPr>
-            <w:r>
-              <w:rPr>
-                <w:rFonts w:ascii="Helvetica" w:hAnsi="Helvetica" w:eastAsia="Helvetica" w:cs="Helvetica"/>
-                <w:i w:val="false"/>
-                <w:b w:val="false"/>
-                <w:u w:val="none"/>
-                <w:strike w:val="false"/>
+                <w:sz w:val="22"/>
+                <w:szCs w:val="22"/>
+                <w:color w:val="000000"/>
+              </w:rPr>
+            </w:pPr>
+            <w:r>
+              <w:rPr>
+                <w:rFonts w:ascii="Helvetica" w:hAnsi="Helvetica" w:eastAsia="Helvetica" w:cs="Helvetica"/>
+                <w:i w:val="false"/>
+                <w:b w:val="false"/>
+                <w:u w:val="none"/>
                 <w:sz w:val="22"/>
                 <w:szCs w:val="22"/>
                 <w:color w:val="000000"/>
@@ -1718,19 +1658,17 @@
                 <w:i w:val="false"/>
                 <w:b w:val="false"/>
                 <w:u w:val="none"/>
-                <w:strike w:val="false"/>
-                <w:sz w:val="22"/>
-                <w:szCs w:val="22"/>
-                <w:color w:val="000000"/>
-              </w:rPr>
-            </w:pPr>
-            <w:r>
-              <w:rPr>
-                <w:rFonts w:ascii="Helvetica" w:hAnsi="Helvetica" w:eastAsia="Helvetica" w:cs="Helvetica"/>
-                <w:i w:val="false"/>
-                <w:b w:val="false"/>
-                <w:u w:val="none"/>
-                <w:strike w:val="false"/>
+                <w:sz w:val="22"/>
+                <w:szCs w:val="22"/>
+                <w:color w:val="000000"/>
+              </w:rPr>
+            </w:pPr>
+            <w:r>
+              <w:rPr>
+                <w:rFonts w:ascii="Helvetica" w:hAnsi="Helvetica" w:eastAsia="Helvetica" w:cs="Helvetica"/>
+                <w:i w:val="false"/>
+                <w:b w:val="false"/>
+                <w:u w:val="none"/>
                 <w:sz w:val="22"/>
                 <w:szCs w:val="22"/>
                 <w:color w:val="000000"/>
@@ -1772,19 +1710,17 @@
                 <w:i w:val="false"/>
                 <w:b w:val="false"/>
                 <w:u w:val="none"/>
-                <w:strike w:val="false"/>
-                <w:sz w:val="22"/>
-                <w:szCs w:val="22"/>
-                <w:color w:val="000000"/>
-              </w:rPr>
-            </w:pPr>
-            <w:r>
-              <w:rPr>
-                <w:rFonts w:ascii="Helvetica" w:hAnsi="Helvetica" w:eastAsia="Helvetica" w:cs="Helvetica"/>
-                <w:i w:val="false"/>
-                <w:b w:val="false"/>
-                <w:u w:val="none"/>
-                <w:strike w:val="false"/>
+                <w:sz w:val="22"/>
+                <w:szCs w:val="22"/>
+                <w:color w:val="000000"/>
+              </w:rPr>
+            </w:pPr>
+            <w:r>
+              <w:rPr>
+                <w:rFonts w:ascii="Helvetica" w:hAnsi="Helvetica" w:eastAsia="Helvetica" w:cs="Helvetica"/>
+                <w:i w:val="false"/>
+                <w:b w:val="false"/>
+                <w:u w:val="none"/>
                 <w:sz w:val="22"/>
                 <w:szCs w:val="22"/>
                 <w:color w:val="000000"/>
@@ -1826,19 +1762,17 @@
                 <w:i w:val="false"/>
                 <w:b w:val="false"/>
                 <w:u w:val="none"/>
-                <w:strike w:val="false"/>
-                <w:sz w:val="22"/>
-                <w:szCs w:val="22"/>
-                <w:color w:val="000000"/>
-              </w:rPr>
-            </w:pPr>
-            <w:r>
-              <w:rPr>
-                <w:rFonts w:ascii="Helvetica" w:hAnsi="Helvetica" w:eastAsia="Helvetica" w:cs="Helvetica"/>
-                <w:i w:val="false"/>
-                <w:b w:val="false"/>
-                <w:u w:val="none"/>
-                <w:strike w:val="false"/>
+                <w:sz w:val="22"/>
+                <w:szCs w:val="22"/>
+                <w:color w:val="000000"/>
+              </w:rPr>
+            </w:pPr>
+            <w:r>
+              <w:rPr>
+                <w:rFonts w:ascii="Helvetica" w:hAnsi="Helvetica" w:eastAsia="Helvetica" w:cs="Helvetica"/>
+                <w:i w:val="false"/>
+                <w:b w:val="false"/>
+                <w:u w:val="none"/>
                 <w:sz w:val="22"/>
                 <w:szCs w:val="22"/>
                 <w:color w:val="000000"/>
@@ -1880,19 +1814,17 @@
                 <w:i w:val="false"/>
                 <w:b w:val="false"/>
                 <w:u w:val="none"/>
-                <w:strike w:val="false"/>
-                <w:sz w:val="22"/>
-                <w:szCs w:val="22"/>
-                <w:color w:val="000000"/>
-              </w:rPr>
-            </w:pPr>
-            <w:r>
-              <w:rPr>
-                <w:rFonts w:ascii="Helvetica" w:hAnsi="Helvetica" w:eastAsia="Helvetica" w:cs="Helvetica"/>
-                <w:i w:val="false"/>
-                <w:b w:val="false"/>
-                <w:u w:val="none"/>
-                <w:strike w:val="false"/>
+                <w:sz w:val="22"/>
+                <w:szCs w:val="22"/>
+                <w:color w:val="000000"/>
+              </w:rPr>
+            </w:pPr>
+            <w:r>
+              <w:rPr>
+                <w:rFonts w:ascii="Helvetica" w:hAnsi="Helvetica" w:eastAsia="Helvetica" w:cs="Helvetica"/>
+                <w:i w:val="false"/>
+                <w:b w:val="false"/>
+                <w:u w:val="none"/>
                 <w:sz w:val="22"/>
                 <w:szCs w:val="22"/>
                 <w:color w:val="000000"/>
@@ -1934,19 +1866,17 @@
                 <w:i w:val="false"/>
                 <w:b w:val="false"/>
                 <w:u w:val="none"/>
-                <w:strike w:val="false"/>
-                <w:sz w:val="22"/>
-                <w:szCs w:val="22"/>
-                <w:color w:val="000000"/>
-              </w:rPr>
-            </w:pPr>
-            <w:r>
-              <w:rPr>
-                <w:rFonts w:ascii="Helvetica" w:hAnsi="Helvetica" w:eastAsia="Helvetica" w:cs="Helvetica"/>
-                <w:i w:val="false"/>
-                <w:b w:val="false"/>
-                <w:u w:val="none"/>
-                <w:strike w:val="false"/>
+                <w:sz w:val="22"/>
+                <w:szCs w:val="22"/>
+                <w:color w:val="000000"/>
+              </w:rPr>
+            </w:pPr>
+            <w:r>
+              <w:rPr>
+                <w:rFonts w:ascii="Helvetica" w:hAnsi="Helvetica" w:eastAsia="Helvetica" w:cs="Helvetica"/>
+                <w:i w:val="false"/>
+                <w:b w:val="false"/>
+                <w:u w:val="none"/>
                 <w:sz w:val="22"/>
                 <w:szCs w:val="22"/>
                 <w:color w:val="000000"/>
@@ -1994,19 +1924,17 @@
                 <w:i w:val="false"/>
                 <w:b w:val="false"/>
                 <w:u w:val="none"/>
-                <w:strike w:val="false"/>
-                <w:sz w:val="22"/>
-                <w:szCs w:val="22"/>
-                <w:color w:val="000000"/>
-              </w:rPr>
-            </w:pPr>
-            <w:r>
-              <w:rPr>
-                <w:rFonts w:ascii="Helvetica" w:hAnsi="Helvetica" w:eastAsia="Helvetica" w:cs="Helvetica"/>
-                <w:i w:val="false"/>
-                <w:b w:val="false"/>
-                <w:u w:val="none"/>
-                <w:strike w:val="false"/>
+                <w:sz w:val="22"/>
+                <w:szCs w:val="22"/>
+                <w:color w:val="000000"/>
+              </w:rPr>
+            </w:pPr>
+            <w:r>
+              <w:rPr>
+                <w:rFonts w:ascii="Helvetica" w:hAnsi="Helvetica" w:eastAsia="Helvetica" w:cs="Helvetica"/>
+                <w:i w:val="false"/>
+                <w:b w:val="false"/>
+                <w:u w:val="none"/>
                 <w:sz w:val="22"/>
                 <w:szCs w:val="22"/>
                 <w:color w:val="000000"/>
@@ -2048,19 +1976,17 @@
                 <w:i w:val="false"/>
                 <w:b w:val="false"/>
                 <w:u w:val="none"/>
-                <w:strike w:val="false"/>
-                <w:sz w:val="22"/>
-                <w:szCs w:val="22"/>
-                <w:color w:val="000000"/>
-              </w:rPr>
-            </w:pPr>
-            <w:r>
-              <w:rPr>
-                <w:rFonts w:ascii="Helvetica" w:hAnsi="Helvetica" w:eastAsia="Helvetica" w:cs="Helvetica"/>
-                <w:i w:val="false"/>
-                <w:b w:val="false"/>
-                <w:u w:val="none"/>
-                <w:strike w:val="false"/>
+                <w:sz w:val="22"/>
+                <w:szCs w:val="22"/>
+                <w:color w:val="000000"/>
+              </w:rPr>
+            </w:pPr>
+            <w:r>
+              <w:rPr>
+                <w:rFonts w:ascii="Helvetica" w:hAnsi="Helvetica" w:eastAsia="Helvetica" w:cs="Helvetica"/>
+                <w:i w:val="false"/>
+                <w:b w:val="false"/>
+                <w:u w:val="none"/>
                 <w:sz w:val="22"/>
                 <w:szCs w:val="22"/>
                 <w:color w:val="000000"/>
@@ -2102,19 +2028,17 @@
                 <w:i w:val="false"/>
                 <w:b w:val="false"/>
                 <w:u w:val="none"/>
-                <w:strike w:val="false"/>
-                <w:sz w:val="22"/>
-                <w:szCs w:val="22"/>
-                <w:color w:val="000000"/>
-              </w:rPr>
-            </w:pPr>
-            <w:r>
-              <w:rPr>
-                <w:rFonts w:ascii="Helvetica" w:hAnsi="Helvetica" w:eastAsia="Helvetica" w:cs="Helvetica"/>
-                <w:i w:val="false"/>
-                <w:b w:val="false"/>
-                <w:u w:val="none"/>
-                <w:strike w:val="false"/>
+                <w:sz w:val="22"/>
+                <w:szCs w:val="22"/>
+                <w:color w:val="000000"/>
+              </w:rPr>
+            </w:pPr>
+            <w:r>
+              <w:rPr>
+                <w:rFonts w:ascii="Helvetica" w:hAnsi="Helvetica" w:eastAsia="Helvetica" w:cs="Helvetica"/>
+                <w:i w:val="false"/>
+                <w:b w:val="false"/>
+                <w:u w:val="none"/>
                 <w:sz w:val="22"/>
                 <w:szCs w:val="22"/>
                 <w:color w:val="000000"/>
@@ -2156,19 +2080,17 @@
                 <w:i w:val="false"/>
                 <w:b w:val="false"/>
                 <w:u w:val="none"/>
-                <w:strike w:val="false"/>
-                <w:sz w:val="22"/>
-                <w:szCs w:val="22"/>
-                <w:color w:val="000000"/>
-              </w:rPr>
-            </w:pPr>
-            <w:r>
-              <w:rPr>
-                <w:rFonts w:ascii="Helvetica" w:hAnsi="Helvetica" w:eastAsia="Helvetica" w:cs="Helvetica"/>
-                <w:i w:val="false"/>
-                <w:b w:val="false"/>
-                <w:u w:val="none"/>
-                <w:strike w:val="false"/>
+                <w:sz w:val="22"/>
+                <w:szCs w:val="22"/>
+                <w:color w:val="000000"/>
+              </w:rPr>
+            </w:pPr>
+            <w:r>
+              <w:rPr>
+                <w:rFonts w:ascii="Helvetica" w:hAnsi="Helvetica" w:eastAsia="Helvetica" w:cs="Helvetica"/>
+                <w:i w:val="false"/>
+                <w:b w:val="false"/>
+                <w:u w:val="none"/>
                 <w:sz w:val="22"/>
                 <w:szCs w:val="22"/>
                 <w:color w:val="000000"/>
@@ -2210,19 +2132,17 @@
                 <w:i w:val="false"/>
                 <w:b w:val="false"/>
                 <w:u w:val="none"/>
-                <w:strike w:val="false"/>
-                <w:sz w:val="22"/>
-                <w:szCs w:val="22"/>
-                <w:color w:val="000000"/>
-              </w:rPr>
-            </w:pPr>
-            <w:r>
-              <w:rPr>
-                <w:rFonts w:ascii="Helvetica" w:hAnsi="Helvetica" w:eastAsia="Helvetica" w:cs="Helvetica"/>
-                <w:i w:val="false"/>
-                <w:b w:val="false"/>
-                <w:u w:val="none"/>
-                <w:strike w:val="false"/>
+                <w:sz w:val="22"/>
+                <w:szCs w:val="22"/>
+                <w:color w:val="000000"/>
+              </w:rPr>
+            </w:pPr>
+            <w:r>
+              <w:rPr>
+                <w:rFonts w:ascii="Helvetica" w:hAnsi="Helvetica" w:eastAsia="Helvetica" w:cs="Helvetica"/>
+                <w:i w:val="false"/>
+                <w:b w:val="false"/>
+                <w:u w:val="none"/>
                 <w:sz w:val="22"/>
                 <w:szCs w:val="22"/>
                 <w:color w:val="000000"/>
@@ -2264,19 +2184,17 @@
                 <w:i w:val="false"/>
                 <w:b w:val="false"/>
                 <w:u w:val="none"/>
-                <w:strike w:val="false"/>
-                <w:sz w:val="22"/>
-                <w:szCs w:val="22"/>
-                <w:color w:val="000000"/>
-              </w:rPr>
-            </w:pPr>
-            <w:r>
-              <w:rPr>
-                <w:rFonts w:ascii="Helvetica" w:hAnsi="Helvetica" w:eastAsia="Helvetica" w:cs="Helvetica"/>
-                <w:i w:val="false"/>
-                <w:b w:val="false"/>
-                <w:u w:val="none"/>
-                <w:strike w:val="false"/>
+                <w:sz w:val="22"/>
+                <w:szCs w:val="22"/>
+                <w:color w:val="000000"/>
+              </w:rPr>
+            </w:pPr>
+            <w:r>
+              <w:rPr>
+                <w:rFonts w:ascii="Helvetica" w:hAnsi="Helvetica" w:eastAsia="Helvetica" w:cs="Helvetica"/>
+                <w:i w:val="false"/>
+                <w:b w:val="false"/>
+                <w:u w:val="none"/>
                 <w:sz w:val="22"/>
                 <w:szCs w:val="22"/>
                 <w:color w:val="000000"/>
@@ -2318,19 +2236,17 @@
                 <w:i w:val="false"/>
                 <w:b w:val="false"/>
                 <w:u w:val="none"/>
-                <w:strike w:val="false"/>
-                <w:sz w:val="22"/>
-                <w:szCs w:val="22"/>
-                <w:color w:val="000000"/>
-              </w:rPr>
-            </w:pPr>
-            <w:r>
-              <w:rPr>
-                <w:rFonts w:ascii="Helvetica" w:hAnsi="Helvetica" w:eastAsia="Helvetica" w:cs="Helvetica"/>
-                <w:i w:val="false"/>
-                <w:b w:val="false"/>
-                <w:u w:val="none"/>
-                <w:strike w:val="false"/>
+                <w:sz w:val="22"/>
+                <w:szCs w:val="22"/>
+                <w:color w:val="000000"/>
+              </w:rPr>
+            </w:pPr>
+            <w:r>
+              <w:rPr>
+                <w:rFonts w:ascii="Helvetica" w:hAnsi="Helvetica" w:eastAsia="Helvetica" w:cs="Helvetica"/>
+                <w:i w:val="false"/>
+                <w:b w:val="false"/>
+                <w:u w:val="none"/>
                 <w:sz w:val="22"/>
                 <w:szCs w:val="22"/>
                 <w:color w:val="000000"/>
@@ -2378,19 +2294,17 @@
                 <w:i w:val="false"/>
                 <w:b w:val="false"/>
                 <w:u w:val="none"/>
-                <w:strike w:val="false"/>
-                <w:sz w:val="22"/>
-                <w:szCs w:val="22"/>
-                <w:color w:val="000000"/>
-              </w:rPr>
-            </w:pPr>
-            <w:r>
-              <w:rPr>
-                <w:rFonts w:ascii="Helvetica" w:hAnsi="Helvetica" w:eastAsia="Helvetica" w:cs="Helvetica"/>
-                <w:i w:val="false"/>
-                <w:b w:val="false"/>
-                <w:u w:val="none"/>
-                <w:strike w:val="false"/>
+                <w:sz w:val="22"/>
+                <w:szCs w:val="22"/>
+                <w:color w:val="000000"/>
+              </w:rPr>
+            </w:pPr>
+            <w:r>
+              <w:rPr>
+                <w:rFonts w:ascii="Helvetica" w:hAnsi="Helvetica" w:eastAsia="Helvetica" w:cs="Helvetica"/>
+                <w:i w:val="false"/>
+                <w:b w:val="false"/>
+                <w:u w:val="none"/>
                 <w:sz w:val="22"/>
                 <w:szCs w:val="22"/>
                 <w:color w:val="000000"/>
@@ -2432,19 +2346,17 @@
                 <w:i w:val="false"/>
                 <w:b w:val="false"/>
                 <w:u w:val="none"/>
-                <w:strike w:val="false"/>
-                <w:sz w:val="22"/>
-                <w:szCs w:val="22"/>
-                <w:color w:val="000000"/>
-              </w:rPr>
-            </w:pPr>
-            <w:r>
-              <w:rPr>
-                <w:rFonts w:ascii="Helvetica" w:hAnsi="Helvetica" w:eastAsia="Helvetica" w:cs="Helvetica"/>
-                <w:i w:val="false"/>
-                <w:b w:val="false"/>
-                <w:u w:val="none"/>
-                <w:strike w:val="false"/>
+                <w:sz w:val="22"/>
+                <w:szCs w:val="22"/>
+                <w:color w:val="000000"/>
+              </w:rPr>
+            </w:pPr>
+            <w:r>
+              <w:rPr>
+                <w:rFonts w:ascii="Helvetica" w:hAnsi="Helvetica" w:eastAsia="Helvetica" w:cs="Helvetica"/>
+                <w:i w:val="false"/>
+                <w:b w:val="false"/>
+                <w:u w:val="none"/>
                 <w:sz w:val="22"/>
                 <w:szCs w:val="22"/>
                 <w:color w:val="000000"/>
@@ -2486,19 +2398,17 @@
                 <w:i w:val="false"/>
                 <w:b w:val="false"/>
                 <w:u w:val="none"/>
-                <w:strike w:val="false"/>
-                <w:sz w:val="22"/>
-                <w:szCs w:val="22"/>
-                <w:color w:val="000000"/>
-              </w:rPr>
-            </w:pPr>
-            <w:r>
-              <w:rPr>
-                <w:rFonts w:ascii="Helvetica" w:hAnsi="Helvetica" w:eastAsia="Helvetica" w:cs="Helvetica"/>
-                <w:i w:val="false"/>
-                <w:b w:val="false"/>
-                <w:u w:val="none"/>
-                <w:strike w:val="false"/>
+                <w:sz w:val="22"/>
+                <w:szCs w:val="22"/>
+                <w:color w:val="000000"/>
+              </w:rPr>
+            </w:pPr>
+            <w:r>
+              <w:rPr>
+                <w:rFonts w:ascii="Helvetica" w:hAnsi="Helvetica" w:eastAsia="Helvetica" w:cs="Helvetica"/>
+                <w:i w:val="false"/>
+                <w:b w:val="false"/>
+                <w:u w:val="none"/>
                 <w:sz w:val="22"/>
                 <w:szCs w:val="22"/>
                 <w:color w:val="000000"/>
@@ -2540,19 +2450,17 @@
                 <w:i w:val="false"/>
                 <w:b w:val="false"/>
                 <w:u w:val="none"/>
-                <w:strike w:val="false"/>
-                <w:sz w:val="22"/>
-                <w:szCs w:val="22"/>
-                <w:color w:val="000000"/>
-              </w:rPr>
-            </w:pPr>
-            <w:r>
-              <w:rPr>
-                <w:rFonts w:ascii="Helvetica" w:hAnsi="Helvetica" w:eastAsia="Helvetica" w:cs="Helvetica"/>
-                <w:i w:val="false"/>
-                <w:b w:val="false"/>
-                <w:u w:val="none"/>
-                <w:strike w:val="false"/>
+                <w:sz w:val="22"/>
+                <w:szCs w:val="22"/>
+                <w:color w:val="000000"/>
+              </w:rPr>
+            </w:pPr>
+            <w:r>
+              <w:rPr>
+                <w:rFonts w:ascii="Helvetica" w:hAnsi="Helvetica" w:eastAsia="Helvetica" w:cs="Helvetica"/>
+                <w:i w:val="false"/>
+                <w:b w:val="false"/>
+                <w:u w:val="none"/>
                 <w:sz w:val="22"/>
                 <w:szCs w:val="22"/>
                 <w:color w:val="000000"/>
@@ -2594,19 +2502,17 @@
                 <w:i w:val="false"/>
                 <w:b w:val="false"/>
                 <w:u w:val="none"/>
-                <w:strike w:val="false"/>
-                <w:sz w:val="22"/>
-                <w:szCs w:val="22"/>
-                <w:color w:val="000000"/>
-              </w:rPr>
-            </w:pPr>
-            <w:r>
-              <w:rPr>
-                <w:rFonts w:ascii="Helvetica" w:hAnsi="Helvetica" w:eastAsia="Helvetica" w:cs="Helvetica"/>
-                <w:i w:val="false"/>
-                <w:b w:val="false"/>
-                <w:u w:val="none"/>
-                <w:strike w:val="false"/>
+                <w:sz w:val="22"/>
+                <w:szCs w:val="22"/>
+                <w:color w:val="000000"/>
+              </w:rPr>
+            </w:pPr>
+            <w:r>
+              <w:rPr>
+                <w:rFonts w:ascii="Helvetica" w:hAnsi="Helvetica" w:eastAsia="Helvetica" w:cs="Helvetica"/>
+                <w:i w:val="false"/>
+                <w:b w:val="false"/>
+                <w:u w:val="none"/>
                 <w:sz w:val="22"/>
                 <w:szCs w:val="22"/>
                 <w:color w:val="000000"/>
@@ -2648,19 +2554,17 @@
                 <w:i w:val="false"/>
                 <w:b w:val="false"/>
                 <w:u w:val="none"/>
-                <w:strike w:val="false"/>
-                <w:sz w:val="22"/>
-                <w:szCs w:val="22"/>
-                <w:color w:val="000000"/>
-              </w:rPr>
-            </w:pPr>
-            <w:r>
-              <w:rPr>
-                <w:rFonts w:ascii="Helvetica" w:hAnsi="Helvetica" w:eastAsia="Helvetica" w:cs="Helvetica"/>
-                <w:i w:val="false"/>
-                <w:b w:val="false"/>
-                <w:u w:val="none"/>
-                <w:strike w:val="false"/>
+                <w:sz w:val="22"/>
+                <w:szCs w:val="22"/>
+                <w:color w:val="000000"/>
+              </w:rPr>
+            </w:pPr>
+            <w:r>
+              <w:rPr>
+                <w:rFonts w:ascii="Helvetica" w:hAnsi="Helvetica" w:eastAsia="Helvetica" w:cs="Helvetica"/>
+                <w:i w:val="false"/>
+                <w:b w:val="false"/>
+                <w:u w:val="none"/>
                 <w:sz w:val="22"/>
                 <w:szCs w:val="22"/>
                 <w:color w:val="000000"/>
@@ -2702,19 +2606,17 @@
                 <w:i w:val="false"/>
                 <w:b w:val="false"/>
                 <w:u w:val="none"/>
-                <w:strike w:val="false"/>
-                <w:sz w:val="22"/>
-                <w:szCs w:val="22"/>
-                <w:color w:val="000000"/>
-              </w:rPr>
-            </w:pPr>
-            <w:r>
-              <w:rPr>
-                <w:rFonts w:ascii="Helvetica" w:hAnsi="Helvetica" w:eastAsia="Helvetica" w:cs="Helvetica"/>
-                <w:i w:val="false"/>
-                <w:b w:val="false"/>
-                <w:u w:val="none"/>
-                <w:strike w:val="false"/>
+                <w:sz w:val="22"/>
+                <w:szCs w:val="22"/>
+                <w:color w:val="000000"/>
+              </w:rPr>
+            </w:pPr>
+            <w:r>
+              <w:rPr>
+                <w:rFonts w:ascii="Helvetica" w:hAnsi="Helvetica" w:eastAsia="Helvetica" w:cs="Helvetica"/>
+                <w:i w:val="false"/>
+                <w:b w:val="false"/>
+                <w:u w:val="none"/>
                 <w:sz w:val="22"/>
                 <w:szCs w:val="22"/>
                 <w:color w:val="000000"/>
@@ -2762,19 +2664,17 @@
                 <w:i w:val="false"/>
                 <w:b w:val="false"/>
                 <w:u w:val="none"/>
-                <w:strike w:val="false"/>
-                <w:sz w:val="22"/>
-                <w:szCs w:val="22"/>
-                <w:color w:val="000000"/>
-              </w:rPr>
-            </w:pPr>
-            <w:r>
-              <w:rPr>
-                <w:rFonts w:ascii="Helvetica" w:hAnsi="Helvetica" w:eastAsia="Helvetica" w:cs="Helvetica"/>
-                <w:i w:val="false"/>
-                <w:b w:val="false"/>
-                <w:u w:val="none"/>
-                <w:strike w:val="false"/>
+                <w:sz w:val="22"/>
+                <w:szCs w:val="22"/>
+                <w:color w:val="000000"/>
+              </w:rPr>
+            </w:pPr>
+            <w:r>
+              <w:rPr>
+                <w:rFonts w:ascii="Helvetica" w:hAnsi="Helvetica" w:eastAsia="Helvetica" w:cs="Helvetica"/>
+                <w:i w:val="false"/>
+                <w:b w:val="false"/>
+                <w:u w:val="none"/>
                 <w:sz w:val="22"/>
                 <w:szCs w:val="22"/>
                 <w:color w:val="000000"/>
@@ -2816,19 +2716,17 @@
                 <w:i w:val="false"/>
                 <w:b w:val="false"/>
                 <w:u w:val="none"/>
-                <w:strike w:val="false"/>
-                <w:sz w:val="22"/>
-                <w:szCs w:val="22"/>
-                <w:color w:val="000000"/>
-              </w:rPr>
-            </w:pPr>
-            <w:r>
-              <w:rPr>
-                <w:rFonts w:ascii="Helvetica" w:hAnsi="Helvetica" w:eastAsia="Helvetica" w:cs="Helvetica"/>
-                <w:i w:val="false"/>
-                <w:b w:val="false"/>
-                <w:u w:val="none"/>
-                <w:strike w:val="false"/>
+                <w:sz w:val="22"/>
+                <w:szCs w:val="22"/>
+                <w:color w:val="000000"/>
+              </w:rPr>
+            </w:pPr>
+            <w:r>
+              <w:rPr>
+                <w:rFonts w:ascii="Helvetica" w:hAnsi="Helvetica" w:eastAsia="Helvetica" w:cs="Helvetica"/>
+                <w:i w:val="false"/>
+                <w:b w:val="false"/>
+                <w:u w:val="none"/>
                 <w:sz w:val="22"/>
                 <w:szCs w:val="22"/>
                 <w:color w:val="000000"/>
@@ -2870,19 +2768,17 @@
                 <w:i w:val="false"/>
                 <w:b w:val="false"/>
                 <w:u w:val="none"/>
-                <w:strike w:val="false"/>
-                <w:sz w:val="22"/>
-                <w:szCs w:val="22"/>
-                <w:color w:val="000000"/>
-              </w:rPr>
-            </w:pPr>
-            <w:r>
-              <w:rPr>
-                <w:rFonts w:ascii="Helvetica" w:hAnsi="Helvetica" w:eastAsia="Helvetica" w:cs="Helvetica"/>
-                <w:i w:val="false"/>
-                <w:b w:val="false"/>
-                <w:u w:val="none"/>
-                <w:strike w:val="false"/>
+                <w:sz w:val="22"/>
+                <w:szCs w:val="22"/>
+                <w:color w:val="000000"/>
+              </w:rPr>
+            </w:pPr>
+            <w:r>
+              <w:rPr>
+                <w:rFonts w:ascii="Helvetica" w:hAnsi="Helvetica" w:eastAsia="Helvetica" w:cs="Helvetica"/>
+                <w:i w:val="false"/>
+                <w:b w:val="false"/>
+                <w:u w:val="none"/>
                 <w:sz w:val="22"/>
                 <w:szCs w:val="22"/>
                 <w:color w:val="000000"/>
@@ -2924,19 +2820,17 @@
                 <w:i w:val="false"/>
                 <w:b w:val="false"/>
                 <w:u w:val="none"/>
-                <w:strike w:val="false"/>
-                <w:sz w:val="22"/>
-                <w:szCs w:val="22"/>
-                <w:color w:val="000000"/>
-              </w:rPr>
-            </w:pPr>
-            <w:r>
-              <w:rPr>
-                <w:rFonts w:ascii="Helvetica" w:hAnsi="Helvetica" w:eastAsia="Helvetica" w:cs="Helvetica"/>
-                <w:i w:val="false"/>
-                <w:b w:val="false"/>
-                <w:u w:val="none"/>
-                <w:strike w:val="false"/>
+                <w:sz w:val="22"/>
+                <w:szCs w:val="22"/>
+                <w:color w:val="000000"/>
+              </w:rPr>
+            </w:pPr>
+            <w:r>
+              <w:rPr>
+                <w:rFonts w:ascii="Helvetica" w:hAnsi="Helvetica" w:eastAsia="Helvetica" w:cs="Helvetica"/>
+                <w:i w:val="false"/>
+                <w:b w:val="false"/>
+                <w:u w:val="none"/>
                 <w:sz w:val="22"/>
                 <w:szCs w:val="22"/>
                 <w:color w:val="000000"/>
@@ -2978,19 +2872,17 @@
                 <w:i w:val="false"/>
                 <w:b w:val="false"/>
                 <w:u w:val="none"/>
-                <w:strike w:val="false"/>
-                <w:sz w:val="22"/>
-                <w:szCs w:val="22"/>
-                <w:color w:val="000000"/>
-              </w:rPr>
-            </w:pPr>
-            <w:r>
-              <w:rPr>
-                <w:rFonts w:ascii="Helvetica" w:hAnsi="Helvetica" w:eastAsia="Helvetica" w:cs="Helvetica"/>
-                <w:i w:val="false"/>
-                <w:b w:val="false"/>
-                <w:u w:val="none"/>
-                <w:strike w:val="false"/>
+                <w:sz w:val="22"/>
+                <w:szCs w:val="22"/>
+                <w:color w:val="000000"/>
+              </w:rPr>
+            </w:pPr>
+            <w:r>
+              <w:rPr>
+                <w:rFonts w:ascii="Helvetica" w:hAnsi="Helvetica" w:eastAsia="Helvetica" w:cs="Helvetica"/>
+                <w:i w:val="false"/>
+                <w:b w:val="false"/>
+                <w:u w:val="none"/>
                 <w:sz w:val="22"/>
                 <w:szCs w:val="22"/>
                 <w:color w:val="000000"/>
@@ -3032,19 +2924,17 @@
                 <w:i w:val="false"/>
                 <w:b w:val="false"/>
                 <w:u w:val="none"/>
-                <w:strike w:val="false"/>
-                <w:sz w:val="22"/>
-                <w:szCs w:val="22"/>
-                <w:color w:val="000000"/>
-              </w:rPr>
-            </w:pPr>
-            <w:r>
-              <w:rPr>
-                <w:rFonts w:ascii="Helvetica" w:hAnsi="Helvetica" w:eastAsia="Helvetica" w:cs="Helvetica"/>
-                <w:i w:val="false"/>
-                <w:b w:val="false"/>
-                <w:u w:val="none"/>
-                <w:strike w:val="false"/>
+                <w:sz w:val="22"/>
+                <w:szCs w:val="22"/>
+                <w:color w:val="000000"/>
+              </w:rPr>
+            </w:pPr>
+            <w:r>
+              <w:rPr>
+                <w:rFonts w:ascii="Helvetica" w:hAnsi="Helvetica" w:eastAsia="Helvetica" w:cs="Helvetica"/>
+                <w:i w:val="false"/>
+                <w:b w:val="false"/>
+                <w:u w:val="none"/>
                 <w:sz w:val="22"/>
                 <w:szCs w:val="22"/>
                 <w:color w:val="000000"/>
@@ -3086,19 +2976,17 @@
                 <w:i w:val="false"/>
                 <w:b w:val="false"/>
                 <w:u w:val="none"/>
-                <w:strike w:val="false"/>
-                <w:sz w:val="22"/>
-                <w:szCs w:val="22"/>
-                <w:color w:val="000000"/>
-              </w:rPr>
-            </w:pPr>
-            <w:r>
-              <w:rPr>
-                <w:rFonts w:ascii="Helvetica" w:hAnsi="Helvetica" w:eastAsia="Helvetica" w:cs="Helvetica"/>
-                <w:i w:val="false"/>
-                <w:b w:val="false"/>
-                <w:u w:val="none"/>
-                <w:strike w:val="false"/>
+                <w:sz w:val="22"/>
+                <w:szCs w:val="22"/>
+                <w:color w:val="000000"/>
+              </w:rPr>
+            </w:pPr>
+            <w:r>
+              <w:rPr>
+                <w:rFonts w:ascii="Helvetica" w:hAnsi="Helvetica" w:eastAsia="Helvetica" w:cs="Helvetica"/>
+                <w:i w:val="false"/>
+                <w:b w:val="false"/>
+                <w:u w:val="none"/>
                 <w:sz w:val="22"/>
                 <w:szCs w:val="22"/>
                 <w:color w:val="000000"/>
@@ -3146,19 +3034,17 @@
                 <w:i w:val="false"/>
                 <w:b w:val="false"/>
                 <w:u w:val="none"/>
-                <w:strike w:val="false"/>
-                <w:sz w:val="22"/>
-                <w:szCs w:val="22"/>
-                <w:color w:val="000000"/>
-              </w:rPr>
-            </w:pPr>
-            <w:r>
-              <w:rPr>
-                <w:rFonts w:ascii="Helvetica" w:hAnsi="Helvetica" w:eastAsia="Helvetica" w:cs="Helvetica"/>
-                <w:i w:val="false"/>
-                <w:b w:val="false"/>
-                <w:u w:val="none"/>
-                <w:strike w:val="false"/>
+                <w:sz w:val="22"/>
+                <w:szCs w:val="22"/>
+                <w:color w:val="000000"/>
+              </w:rPr>
+            </w:pPr>
+            <w:r>
+              <w:rPr>
+                <w:rFonts w:ascii="Helvetica" w:hAnsi="Helvetica" w:eastAsia="Helvetica" w:cs="Helvetica"/>
+                <w:i w:val="false"/>
+                <w:b w:val="false"/>
+                <w:u w:val="none"/>
                 <w:sz w:val="22"/>
                 <w:szCs w:val="22"/>
                 <w:color w:val="000000"/>
@@ -3200,19 +3086,17 @@
                 <w:i w:val="false"/>
                 <w:b w:val="false"/>
                 <w:u w:val="none"/>
-                <w:strike w:val="false"/>
-                <w:sz w:val="22"/>
-                <w:szCs w:val="22"/>
-                <w:color w:val="000000"/>
-              </w:rPr>
-            </w:pPr>
-            <w:r>
-              <w:rPr>
-                <w:rFonts w:ascii="Helvetica" w:hAnsi="Helvetica" w:eastAsia="Helvetica" w:cs="Helvetica"/>
-                <w:i w:val="false"/>
-                <w:b w:val="false"/>
-                <w:u w:val="none"/>
-                <w:strike w:val="false"/>
+                <w:sz w:val="22"/>
+                <w:szCs w:val="22"/>
+                <w:color w:val="000000"/>
+              </w:rPr>
+            </w:pPr>
+            <w:r>
+              <w:rPr>
+                <w:rFonts w:ascii="Helvetica" w:hAnsi="Helvetica" w:eastAsia="Helvetica" w:cs="Helvetica"/>
+                <w:i w:val="false"/>
+                <w:b w:val="false"/>
+                <w:u w:val="none"/>
                 <w:sz w:val="22"/>
                 <w:szCs w:val="22"/>
                 <w:color w:val="000000"/>
@@ -3254,19 +3138,17 @@
                 <w:i w:val="false"/>
                 <w:b w:val="false"/>
                 <w:u w:val="none"/>
-                <w:strike w:val="false"/>
-                <w:sz w:val="22"/>
-                <w:szCs w:val="22"/>
-                <w:color w:val="000000"/>
-              </w:rPr>
-            </w:pPr>
-            <w:r>
-              <w:rPr>
-                <w:rFonts w:ascii="Helvetica" w:hAnsi="Helvetica" w:eastAsia="Helvetica" w:cs="Helvetica"/>
-                <w:i w:val="false"/>
-                <w:b w:val="false"/>
-                <w:u w:val="none"/>
-                <w:strike w:val="false"/>
+                <w:sz w:val="22"/>
+                <w:szCs w:val="22"/>
+                <w:color w:val="000000"/>
+              </w:rPr>
+            </w:pPr>
+            <w:r>
+              <w:rPr>
+                <w:rFonts w:ascii="Helvetica" w:hAnsi="Helvetica" w:eastAsia="Helvetica" w:cs="Helvetica"/>
+                <w:i w:val="false"/>
+                <w:b w:val="false"/>
+                <w:u w:val="none"/>
                 <w:sz w:val="22"/>
                 <w:szCs w:val="22"/>
                 <w:color w:val="000000"/>
@@ -3308,19 +3190,17 @@
                 <w:i w:val="false"/>
                 <w:b w:val="false"/>
                 <w:u w:val="none"/>
-                <w:strike w:val="false"/>
-                <w:sz w:val="22"/>
-                <w:szCs w:val="22"/>
-                <w:color w:val="000000"/>
-              </w:rPr>
-            </w:pPr>
-            <w:r>
-              <w:rPr>
-                <w:rFonts w:ascii="Helvetica" w:hAnsi="Helvetica" w:eastAsia="Helvetica" w:cs="Helvetica"/>
-                <w:i w:val="false"/>
-                <w:b w:val="false"/>
-                <w:u w:val="none"/>
-                <w:strike w:val="false"/>
+                <w:sz w:val="22"/>
+                <w:szCs w:val="22"/>
+                <w:color w:val="000000"/>
+              </w:rPr>
+            </w:pPr>
+            <w:r>
+              <w:rPr>
+                <w:rFonts w:ascii="Helvetica" w:hAnsi="Helvetica" w:eastAsia="Helvetica" w:cs="Helvetica"/>
+                <w:i w:val="false"/>
+                <w:b w:val="false"/>
+                <w:u w:val="none"/>
                 <w:sz w:val="22"/>
                 <w:szCs w:val="22"/>
                 <w:color w:val="000000"/>
@@ -3362,19 +3242,17 @@
                 <w:i w:val="false"/>
                 <w:b w:val="false"/>
                 <w:u w:val="none"/>
-                <w:strike w:val="false"/>
-                <w:sz w:val="22"/>
-                <w:szCs w:val="22"/>
-                <w:color w:val="000000"/>
-              </w:rPr>
-            </w:pPr>
-            <w:r>
-              <w:rPr>
-                <w:rFonts w:ascii="Helvetica" w:hAnsi="Helvetica" w:eastAsia="Helvetica" w:cs="Helvetica"/>
-                <w:i w:val="false"/>
-                <w:b w:val="false"/>
-                <w:u w:val="none"/>
-                <w:strike w:val="false"/>
+                <w:sz w:val="22"/>
+                <w:szCs w:val="22"/>
+                <w:color w:val="000000"/>
+              </w:rPr>
+            </w:pPr>
+            <w:r>
+              <w:rPr>
+                <w:rFonts w:ascii="Helvetica" w:hAnsi="Helvetica" w:eastAsia="Helvetica" w:cs="Helvetica"/>
+                <w:i w:val="false"/>
+                <w:b w:val="false"/>
+                <w:u w:val="none"/>
                 <w:sz w:val="22"/>
                 <w:szCs w:val="22"/>
                 <w:color w:val="000000"/>
@@ -3416,19 +3294,17 @@
                 <w:i w:val="false"/>
                 <w:b w:val="false"/>
                 <w:u w:val="none"/>
-                <w:strike w:val="false"/>
-                <w:sz w:val="22"/>
-                <w:szCs w:val="22"/>
-                <w:color w:val="000000"/>
-              </w:rPr>
-            </w:pPr>
-            <w:r>
-              <w:rPr>
-                <w:rFonts w:ascii="Helvetica" w:hAnsi="Helvetica" w:eastAsia="Helvetica" w:cs="Helvetica"/>
-                <w:i w:val="false"/>
-                <w:b w:val="false"/>
-                <w:u w:val="none"/>
-                <w:strike w:val="false"/>
+                <w:sz w:val="22"/>
+                <w:szCs w:val="22"/>
+                <w:color w:val="000000"/>
+              </w:rPr>
+            </w:pPr>
+            <w:r>
+              <w:rPr>
+                <w:rFonts w:ascii="Helvetica" w:hAnsi="Helvetica" w:eastAsia="Helvetica" w:cs="Helvetica"/>
+                <w:i w:val="false"/>
+                <w:b w:val="false"/>
+                <w:u w:val="none"/>
                 <w:sz w:val="22"/>
                 <w:szCs w:val="22"/>
                 <w:color w:val="000000"/>
@@ -3470,19 +3346,17 @@
                 <w:i w:val="false"/>
                 <w:b w:val="false"/>
                 <w:u w:val="none"/>
-                <w:strike w:val="false"/>
-                <w:sz w:val="22"/>
-                <w:szCs w:val="22"/>
-                <w:color w:val="000000"/>
-              </w:rPr>
-            </w:pPr>
-            <w:r>
-              <w:rPr>
-                <w:rFonts w:ascii="Helvetica" w:hAnsi="Helvetica" w:eastAsia="Helvetica" w:cs="Helvetica"/>
-                <w:i w:val="false"/>
-                <w:b w:val="false"/>
-                <w:u w:val="none"/>
-                <w:strike w:val="false"/>
+                <w:sz w:val="22"/>
+                <w:szCs w:val="22"/>
+                <w:color w:val="000000"/>
+              </w:rPr>
+            </w:pPr>
+            <w:r>
+              <w:rPr>
+                <w:rFonts w:ascii="Helvetica" w:hAnsi="Helvetica" w:eastAsia="Helvetica" w:cs="Helvetica"/>
+                <w:i w:val="false"/>
+                <w:b w:val="false"/>
+                <w:u w:val="none"/>
                 <w:sz w:val="22"/>
                 <w:szCs w:val="22"/>
                 <w:color w:val="000000"/>
@@ -3530,19 +3404,17 @@
                 <w:i w:val="false"/>
                 <w:b w:val="false"/>
                 <w:u w:val="none"/>
-                <w:strike w:val="false"/>
-                <w:sz w:val="22"/>
-                <w:szCs w:val="22"/>
-                <w:color w:val="000000"/>
-              </w:rPr>
-            </w:pPr>
-            <w:r>
-              <w:rPr>
-                <w:rFonts w:ascii="Helvetica" w:hAnsi="Helvetica" w:eastAsia="Helvetica" w:cs="Helvetica"/>
-                <w:i w:val="false"/>
-                <w:b w:val="false"/>
-                <w:u w:val="none"/>
-                <w:strike w:val="false"/>
+                <w:sz w:val="22"/>
+                <w:szCs w:val="22"/>
+                <w:color w:val="000000"/>
+              </w:rPr>
+            </w:pPr>
+            <w:r>
+              <w:rPr>
+                <w:rFonts w:ascii="Helvetica" w:hAnsi="Helvetica" w:eastAsia="Helvetica" w:cs="Helvetica"/>
+                <w:i w:val="false"/>
+                <w:b w:val="false"/>
+                <w:u w:val="none"/>
                 <w:sz w:val="22"/>
                 <w:szCs w:val="22"/>
                 <w:color w:val="000000"/>
@@ -3584,19 +3456,17 @@
                 <w:i w:val="false"/>
                 <w:b w:val="false"/>
                 <w:u w:val="none"/>
-                <w:strike w:val="false"/>
-                <w:sz w:val="22"/>
-                <w:szCs w:val="22"/>
-                <w:color w:val="000000"/>
-              </w:rPr>
-            </w:pPr>
-            <w:r>
-              <w:rPr>
-                <w:rFonts w:ascii="Helvetica" w:hAnsi="Helvetica" w:eastAsia="Helvetica" w:cs="Helvetica"/>
-                <w:i w:val="false"/>
-                <w:b w:val="false"/>
-                <w:u w:val="none"/>
-                <w:strike w:val="false"/>
+                <w:sz w:val="22"/>
+                <w:szCs w:val="22"/>
+                <w:color w:val="000000"/>
+              </w:rPr>
+            </w:pPr>
+            <w:r>
+              <w:rPr>
+                <w:rFonts w:ascii="Helvetica" w:hAnsi="Helvetica" w:eastAsia="Helvetica" w:cs="Helvetica"/>
+                <w:i w:val="false"/>
+                <w:b w:val="false"/>
+                <w:u w:val="none"/>
                 <w:sz w:val="22"/>
                 <w:szCs w:val="22"/>
                 <w:color w:val="000000"/>
@@ -3638,19 +3508,17 @@
                 <w:i w:val="false"/>
                 <w:b w:val="false"/>
                 <w:u w:val="none"/>
-                <w:strike w:val="false"/>
-                <w:sz w:val="22"/>
-                <w:szCs w:val="22"/>
-                <w:color w:val="000000"/>
-              </w:rPr>
-            </w:pPr>
-            <w:r>
-              <w:rPr>
-                <w:rFonts w:ascii="Helvetica" w:hAnsi="Helvetica" w:eastAsia="Helvetica" w:cs="Helvetica"/>
-                <w:i w:val="false"/>
-                <w:b w:val="false"/>
-                <w:u w:val="none"/>
-                <w:strike w:val="false"/>
+                <w:sz w:val="22"/>
+                <w:szCs w:val="22"/>
+                <w:color w:val="000000"/>
+              </w:rPr>
+            </w:pPr>
+            <w:r>
+              <w:rPr>
+                <w:rFonts w:ascii="Helvetica" w:hAnsi="Helvetica" w:eastAsia="Helvetica" w:cs="Helvetica"/>
+                <w:i w:val="false"/>
+                <w:b w:val="false"/>
+                <w:u w:val="none"/>
                 <w:sz w:val="22"/>
                 <w:szCs w:val="22"/>
                 <w:color w:val="000000"/>
@@ -3692,19 +3560,17 @@
                 <w:i w:val="false"/>
                 <w:b w:val="false"/>
                 <w:u w:val="none"/>
-                <w:strike w:val="false"/>
-                <w:sz w:val="22"/>
-                <w:szCs w:val="22"/>
-                <w:color w:val="000000"/>
-              </w:rPr>
-            </w:pPr>
-            <w:r>
-              <w:rPr>
-                <w:rFonts w:ascii="Helvetica" w:hAnsi="Helvetica" w:eastAsia="Helvetica" w:cs="Helvetica"/>
-                <w:i w:val="false"/>
-                <w:b w:val="false"/>
-                <w:u w:val="none"/>
-                <w:strike w:val="false"/>
+                <w:sz w:val="22"/>
+                <w:szCs w:val="22"/>
+                <w:color w:val="000000"/>
+              </w:rPr>
+            </w:pPr>
+            <w:r>
+              <w:rPr>
+                <w:rFonts w:ascii="Helvetica" w:hAnsi="Helvetica" w:eastAsia="Helvetica" w:cs="Helvetica"/>
+                <w:i w:val="false"/>
+                <w:b w:val="false"/>
+                <w:u w:val="none"/>
                 <w:sz w:val="22"/>
                 <w:szCs w:val="22"/>
                 <w:color w:val="000000"/>
@@ -3746,19 +3612,17 @@
                 <w:i w:val="false"/>
                 <w:b w:val="false"/>
                 <w:u w:val="none"/>
-                <w:strike w:val="false"/>
-                <w:sz w:val="22"/>
-                <w:szCs w:val="22"/>
-                <w:color w:val="000000"/>
-              </w:rPr>
-            </w:pPr>
-            <w:r>
-              <w:rPr>
-                <w:rFonts w:ascii="Helvetica" w:hAnsi="Helvetica" w:eastAsia="Helvetica" w:cs="Helvetica"/>
-                <w:i w:val="false"/>
-                <w:b w:val="false"/>
-                <w:u w:val="none"/>
-                <w:strike w:val="false"/>
+                <w:sz w:val="22"/>
+                <w:szCs w:val="22"/>
+                <w:color w:val="000000"/>
+              </w:rPr>
+            </w:pPr>
+            <w:r>
+              <w:rPr>
+                <w:rFonts w:ascii="Helvetica" w:hAnsi="Helvetica" w:eastAsia="Helvetica" w:cs="Helvetica"/>
+                <w:i w:val="false"/>
+                <w:b w:val="false"/>
+                <w:u w:val="none"/>
                 <w:sz w:val="22"/>
                 <w:szCs w:val="22"/>
                 <w:color w:val="000000"/>
@@ -3800,19 +3664,17 @@
                 <w:i w:val="false"/>
                 <w:b w:val="false"/>
                 <w:u w:val="none"/>
-                <w:strike w:val="false"/>
-                <w:sz w:val="22"/>
-                <w:szCs w:val="22"/>
-                <w:color w:val="000000"/>
-              </w:rPr>
-            </w:pPr>
-            <w:r>
-              <w:rPr>
-                <w:rFonts w:ascii="Helvetica" w:hAnsi="Helvetica" w:eastAsia="Helvetica" w:cs="Helvetica"/>
-                <w:i w:val="false"/>
-                <w:b w:val="false"/>
-                <w:u w:val="none"/>
-                <w:strike w:val="false"/>
+                <w:sz w:val="22"/>
+                <w:szCs w:val="22"/>
+                <w:color w:val="000000"/>
+              </w:rPr>
+            </w:pPr>
+            <w:r>
+              <w:rPr>
+                <w:rFonts w:ascii="Helvetica" w:hAnsi="Helvetica" w:eastAsia="Helvetica" w:cs="Helvetica"/>
+                <w:i w:val="false"/>
+                <w:b w:val="false"/>
+                <w:u w:val="none"/>
                 <w:sz w:val="22"/>
                 <w:szCs w:val="22"/>
                 <w:color w:val="000000"/>
@@ -3854,19 +3716,17 @@
                 <w:i w:val="false"/>
                 <w:b w:val="false"/>
                 <w:u w:val="none"/>
-                <w:strike w:val="false"/>
-                <w:sz w:val="22"/>
-                <w:szCs w:val="22"/>
-                <w:color w:val="000000"/>
-              </w:rPr>
-            </w:pPr>
-            <w:r>
-              <w:rPr>
-                <w:rFonts w:ascii="Helvetica" w:hAnsi="Helvetica" w:eastAsia="Helvetica" w:cs="Helvetica"/>
-                <w:i w:val="false"/>
-                <w:b w:val="false"/>
-                <w:u w:val="none"/>
-                <w:strike w:val="false"/>
+                <w:sz w:val="22"/>
+                <w:szCs w:val="22"/>
+                <w:color w:val="000000"/>
+              </w:rPr>
+            </w:pPr>
+            <w:r>
+              <w:rPr>
+                <w:rFonts w:ascii="Helvetica" w:hAnsi="Helvetica" w:eastAsia="Helvetica" w:cs="Helvetica"/>
+                <w:i w:val="false"/>
+                <w:b w:val="false"/>
+                <w:u w:val="none"/>
                 <w:sz w:val="22"/>
                 <w:szCs w:val="22"/>
                 <w:color w:val="000000"/>
@@ -3914,19 +3774,17 @@
                 <w:i w:val="false"/>
                 <w:b w:val="false"/>
                 <w:u w:val="none"/>
-                <w:strike w:val="false"/>
-                <w:sz w:val="22"/>
-                <w:szCs w:val="22"/>
-                <w:color w:val="000000"/>
-              </w:rPr>
-            </w:pPr>
-            <w:r>
-              <w:rPr>
-                <w:rFonts w:ascii="Helvetica" w:hAnsi="Helvetica" w:eastAsia="Helvetica" w:cs="Helvetica"/>
-                <w:i w:val="false"/>
-                <w:b w:val="false"/>
-                <w:u w:val="none"/>
-                <w:strike w:val="false"/>
+                <w:sz w:val="22"/>
+                <w:szCs w:val="22"/>
+                <w:color w:val="000000"/>
+              </w:rPr>
+            </w:pPr>
+            <w:r>
+              <w:rPr>
+                <w:rFonts w:ascii="Helvetica" w:hAnsi="Helvetica" w:eastAsia="Helvetica" w:cs="Helvetica"/>
+                <w:i w:val="false"/>
+                <w:b w:val="false"/>
+                <w:u w:val="none"/>
                 <w:sz w:val="22"/>
                 <w:szCs w:val="22"/>
                 <w:color w:val="000000"/>
@@ -3968,19 +3826,17 @@
                 <w:i w:val="false"/>
                 <w:b w:val="false"/>
                 <w:u w:val="none"/>
-                <w:strike w:val="false"/>
-                <w:sz w:val="22"/>
-                <w:szCs w:val="22"/>
-                <w:color w:val="000000"/>
-              </w:rPr>
-            </w:pPr>
-            <w:r>
-              <w:rPr>
-                <w:rFonts w:ascii="Helvetica" w:hAnsi="Helvetica" w:eastAsia="Helvetica" w:cs="Helvetica"/>
-                <w:i w:val="false"/>
-                <w:b w:val="false"/>
-                <w:u w:val="none"/>
-                <w:strike w:val="false"/>
+                <w:sz w:val="22"/>
+                <w:szCs w:val="22"/>
+                <w:color w:val="000000"/>
+              </w:rPr>
+            </w:pPr>
+            <w:r>
+              <w:rPr>
+                <w:rFonts w:ascii="Helvetica" w:hAnsi="Helvetica" w:eastAsia="Helvetica" w:cs="Helvetica"/>
+                <w:i w:val="false"/>
+                <w:b w:val="false"/>
+                <w:u w:val="none"/>
                 <w:sz w:val="22"/>
                 <w:szCs w:val="22"/>
                 <w:color w:val="000000"/>
@@ -4022,19 +3878,17 @@
                 <w:i w:val="false"/>
                 <w:b w:val="false"/>
                 <w:u w:val="none"/>
-                <w:strike w:val="false"/>
-                <w:sz w:val="22"/>
-                <w:szCs w:val="22"/>
-                <w:color w:val="000000"/>
-              </w:rPr>
-            </w:pPr>
-            <w:r>
-              <w:rPr>
-                <w:rFonts w:ascii="Helvetica" w:hAnsi="Helvetica" w:eastAsia="Helvetica" w:cs="Helvetica"/>
-                <w:i w:val="false"/>
-                <w:b w:val="false"/>
-                <w:u w:val="none"/>
-                <w:strike w:val="false"/>
+                <w:sz w:val="22"/>
+                <w:szCs w:val="22"/>
+                <w:color w:val="000000"/>
+              </w:rPr>
+            </w:pPr>
+            <w:r>
+              <w:rPr>
+                <w:rFonts w:ascii="Helvetica" w:hAnsi="Helvetica" w:eastAsia="Helvetica" w:cs="Helvetica"/>
+                <w:i w:val="false"/>
+                <w:b w:val="false"/>
+                <w:u w:val="none"/>
                 <w:sz w:val="22"/>
                 <w:szCs w:val="22"/>
                 <w:color w:val="000000"/>
@@ -4076,19 +3930,17 @@
                 <w:i w:val="false"/>
                 <w:b w:val="false"/>
                 <w:u w:val="none"/>
-                <w:strike w:val="false"/>
-                <w:sz w:val="22"/>
-                <w:szCs w:val="22"/>
-                <w:color w:val="000000"/>
-              </w:rPr>
-            </w:pPr>
-            <w:r>
-              <w:rPr>
-                <w:rFonts w:ascii="Helvetica" w:hAnsi="Helvetica" w:eastAsia="Helvetica" w:cs="Helvetica"/>
-                <w:i w:val="false"/>
-                <w:b w:val="false"/>
-                <w:u w:val="none"/>
-                <w:strike w:val="false"/>
+                <w:sz w:val="22"/>
+                <w:szCs w:val="22"/>
+                <w:color w:val="000000"/>
+              </w:rPr>
+            </w:pPr>
+            <w:r>
+              <w:rPr>
+                <w:rFonts w:ascii="Helvetica" w:hAnsi="Helvetica" w:eastAsia="Helvetica" w:cs="Helvetica"/>
+                <w:i w:val="false"/>
+                <w:b w:val="false"/>
+                <w:u w:val="none"/>
                 <w:sz w:val="22"/>
                 <w:szCs w:val="22"/>
                 <w:color w:val="000000"/>
@@ -4130,19 +3982,17 @@
                 <w:i w:val="false"/>
                 <w:b w:val="false"/>
                 <w:u w:val="none"/>
-                <w:strike w:val="false"/>
-                <w:sz w:val="22"/>
-                <w:szCs w:val="22"/>
-                <w:color w:val="000000"/>
-              </w:rPr>
-            </w:pPr>
-            <w:r>
-              <w:rPr>
-                <w:rFonts w:ascii="Helvetica" w:hAnsi="Helvetica" w:eastAsia="Helvetica" w:cs="Helvetica"/>
-                <w:i w:val="false"/>
-                <w:b w:val="false"/>
-                <w:u w:val="none"/>
-                <w:strike w:val="false"/>
+                <w:sz w:val="22"/>
+                <w:szCs w:val="22"/>
+                <w:color w:val="000000"/>
+              </w:rPr>
+            </w:pPr>
+            <w:r>
+              <w:rPr>
+                <w:rFonts w:ascii="Helvetica" w:hAnsi="Helvetica" w:eastAsia="Helvetica" w:cs="Helvetica"/>
+                <w:i w:val="false"/>
+                <w:b w:val="false"/>
+                <w:u w:val="none"/>
                 <w:sz w:val="22"/>
                 <w:szCs w:val="22"/>
                 <w:color w:val="000000"/>
@@ -4184,19 +4034,17 @@
                 <w:i w:val="false"/>
                 <w:b w:val="false"/>
                 <w:u w:val="none"/>
-                <w:strike w:val="false"/>
-                <w:sz w:val="22"/>
-                <w:szCs w:val="22"/>
-                <w:color w:val="000000"/>
-              </w:rPr>
-            </w:pPr>
-            <w:r>
-              <w:rPr>
-                <w:rFonts w:ascii="Helvetica" w:hAnsi="Helvetica" w:eastAsia="Helvetica" w:cs="Helvetica"/>
-                <w:i w:val="false"/>
-                <w:b w:val="false"/>
-                <w:u w:val="none"/>
-                <w:strike w:val="false"/>
+                <w:sz w:val="22"/>
+                <w:szCs w:val="22"/>
+                <w:color w:val="000000"/>
+              </w:rPr>
+            </w:pPr>
+            <w:r>
+              <w:rPr>
+                <w:rFonts w:ascii="Helvetica" w:hAnsi="Helvetica" w:eastAsia="Helvetica" w:cs="Helvetica"/>
+                <w:i w:val="false"/>
+                <w:b w:val="false"/>
+                <w:u w:val="none"/>
                 <w:sz w:val="22"/>
                 <w:szCs w:val="22"/>
                 <w:color w:val="000000"/>
@@ -4238,19 +4086,17 @@
                 <w:i w:val="false"/>
                 <w:b w:val="false"/>
                 <w:u w:val="none"/>
-                <w:strike w:val="false"/>
-                <w:sz w:val="22"/>
-                <w:szCs w:val="22"/>
-                <w:color w:val="000000"/>
-              </w:rPr>
-            </w:pPr>
-            <w:r>
-              <w:rPr>
-                <w:rFonts w:ascii="Helvetica" w:hAnsi="Helvetica" w:eastAsia="Helvetica" w:cs="Helvetica"/>
-                <w:i w:val="false"/>
-                <w:b w:val="false"/>
-                <w:u w:val="none"/>
-                <w:strike w:val="false"/>
+                <w:sz w:val="22"/>
+                <w:szCs w:val="22"/>
+                <w:color w:val="000000"/>
+              </w:rPr>
+            </w:pPr>
+            <w:r>
+              <w:rPr>
+                <w:rFonts w:ascii="Helvetica" w:hAnsi="Helvetica" w:eastAsia="Helvetica" w:cs="Helvetica"/>
+                <w:i w:val="false"/>
+                <w:b w:val="false"/>
+                <w:u w:val="none"/>
                 <w:sz w:val="22"/>
                 <w:szCs w:val="22"/>
                 <w:color w:val="000000"/>
@@ -4298,19 +4144,17 @@
                 <w:i w:val="false"/>
                 <w:b w:val="false"/>
                 <w:u w:val="none"/>
-                <w:strike w:val="false"/>
-                <w:sz w:val="22"/>
-                <w:szCs w:val="22"/>
-                <w:color w:val="000000"/>
-              </w:rPr>
-            </w:pPr>
-            <w:r>
-              <w:rPr>
-                <w:rFonts w:ascii="Helvetica" w:hAnsi="Helvetica" w:eastAsia="Helvetica" w:cs="Helvetica"/>
-                <w:i w:val="false"/>
-                <w:b w:val="false"/>
-                <w:u w:val="none"/>
-                <w:strike w:val="false"/>
+                <w:sz w:val="22"/>
+                <w:szCs w:val="22"/>
+                <w:color w:val="000000"/>
+              </w:rPr>
+            </w:pPr>
+            <w:r>
+              <w:rPr>
+                <w:rFonts w:ascii="Helvetica" w:hAnsi="Helvetica" w:eastAsia="Helvetica" w:cs="Helvetica"/>
+                <w:i w:val="false"/>
+                <w:b w:val="false"/>
+                <w:u w:val="none"/>
                 <w:sz w:val="22"/>
                 <w:szCs w:val="22"/>
                 <w:color w:val="000000"/>
@@ -4352,19 +4196,17 @@
                 <w:i w:val="false"/>
                 <w:b w:val="false"/>
                 <w:u w:val="none"/>
-                <w:strike w:val="false"/>
-                <w:sz w:val="22"/>
-                <w:szCs w:val="22"/>
-                <w:color w:val="000000"/>
-              </w:rPr>
-            </w:pPr>
-            <w:r>
-              <w:rPr>
-                <w:rFonts w:ascii="Helvetica" w:hAnsi="Helvetica" w:eastAsia="Helvetica" w:cs="Helvetica"/>
-                <w:i w:val="false"/>
-                <w:b w:val="false"/>
-                <w:u w:val="none"/>
-                <w:strike w:val="false"/>
+                <w:sz w:val="22"/>
+                <w:szCs w:val="22"/>
+                <w:color w:val="000000"/>
+              </w:rPr>
+            </w:pPr>
+            <w:r>
+              <w:rPr>
+                <w:rFonts w:ascii="Helvetica" w:hAnsi="Helvetica" w:eastAsia="Helvetica" w:cs="Helvetica"/>
+                <w:i w:val="false"/>
+                <w:b w:val="false"/>
+                <w:u w:val="none"/>
                 <w:sz w:val="22"/>
                 <w:szCs w:val="22"/>
                 <w:color w:val="000000"/>
@@ -4406,19 +4248,17 @@
                 <w:i w:val="false"/>
                 <w:b w:val="false"/>
                 <w:u w:val="none"/>
-                <w:strike w:val="false"/>
-                <w:sz w:val="22"/>
-                <w:szCs w:val="22"/>
-                <w:color w:val="000000"/>
-              </w:rPr>
-            </w:pPr>
-            <w:r>
-              <w:rPr>
-                <w:rFonts w:ascii="Helvetica" w:hAnsi="Helvetica" w:eastAsia="Helvetica" w:cs="Helvetica"/>
-                <w:i w:val="false"/>
-                <w:b w:val="false"/>
-                <w:u w:val="none"/>
-                <w:strike w:val="false"/>
+                <w:sz w:val="22"/>
+                <w:szCs w:val="22"/>
+                <w:color w:val="000000"/>
+              </w:rPr>
+            </w:pPr>
+            <w:r>
+              <w:rPr>
+                <w:rFonts w:ascii="Helvetica" w:hAnsi="Helvetica" w:eastAsia="Helvetica" w:cs="Helvetica"/>
+                <w:i w:val="false"/>
+                <w:b w:val="false"/>
+                <w:u w:val="none"/>
                 <w:sz w:val="22"/>
                 <w:szCs w:val="22"/>
                 <w:color w:val="000000"/>
@@ -4460,19 +4300,17 @@
                 <w:i w:val="false"/>
                 <w:b w:val="false"/>
                 <w:u w:val="none"/>
-                <w:strike w:val="false"/>
-                <w:sz w:val="22"/>
-                <w:szCs w:val="22"/>
-                <w:color w:val="000000"/>
-              </w:rPr>
-            </w:pPr>
-            <w:r>
-              <w:rPr>
-                <w:rFonts w:ascii="Helvetica" w:hAnsi="Helvetica" w:eastAsia="Helvetica" w:cs="Helvetica"/>
-                <w:i w:val="false"/>
-                <w:b w:val="false"/>
-                <w:u w:val="none"/>
-                <w:strike w:val="false"/>
+                <w:sz w:val="22"/>
+                <w:szCs w:val="22"/>
+                <w:color w:val="000000"/>
+              </w:rPr>
+            </w:pPr>
+            <w:r>
+              <w:rPr>
+                <w:rFonts w:ascii="Helvetica" w:hAnsi="Helvetica" w:eastAsia="Helvetica" w:cs="Helvetica"/>
+                <w:i w:val="false"/>
+                <w:b w:val="false"/>
+                <w:u w:val="none"/>
                 <w:sz w:val="22"/>
                 <w:szCs w:val="22"/>
                 <w:color w:val="000000"/>
@@ -4514,19 +4352,17 @@
                 <w:i w:val="false"/>
                 <w:b w:val="false"/>
                 <w:u w:val="none"/>
-                <w:strike w:val="false"/>
-                <w:sz w:val="22"/>
-                <w:szCs w:val="22"/>
-                <w:color w:val="000000"/>
-              </w:rPr>
-            </w:pPr>
-            <w:r>
-              <w:rPr>
-                <w:rFonts w:ascii="Helvetica" w:hAnsi="Helvetica" w:eastAsia="Helvetica" w:cs="Helvetica"/>
-                <w:i w:val="false"/>
-                <w:b w:val="false"/>
-                <w:u w:val="none"/>
-                <w:strike w:val="false"/>
+                <w:sz w:val="22"/>
+                <w:szCs w:val="22"/>
+                <w:color w:val="000000"/>
+              </w:rPr>
+            </w:pPr>
+            <w:r>
+              <w:rPr>
+                <w:rFonts w:ascii="Helvetica" w:hAnsi="Helvetica" w:eastAsia="Helvetica" w:cs="Helvetica"/>
+                <w:i w:val="false"/>
+                <w:b w:val="false"/>
+                <w:u w:val="none"/>
                 <w:sz w:val="22"/>
                 <w:szCs w:val="22"/>
                 <w:color w:val="000000"/>
@@ -4568,19 +4404,17 @@
                 <w:i w:val="false"/>
                 <w:b w:val="false"/>
                 <w:u w:val="none"/>
-                <w:strike w:val="false"/>
-                <w:sz w:val="22"/>
-                <w:szCs w:val="22"/>
-                <w:color w:val="000000"/>
-              </w:rPr>
-            </w:pPr>
-            <w:r>
-              <w:rPr>
-                <w:rFonts w:ascii="Helvetica" w:hAnsi="Helvetica" w:eastAsia="Helvetica" w:cs="Helvetica"/>
-                <w:i w:val="false"/>
-                <w:b w:val="false"/>
-                <w:u w:val="none"/>
-                <w:strike w:val="false"/>
+                <w:sz w:val="22"/>
+                <w:szCs w:val="22"/>
+                <w:color w:val="000000"/>
+              </w:rPr>
+            </w:pPr>
+            <w:r>
+              <w:rPr>
+                <w:rFonts w:ascii="Helvetica" w:hAnsi="Helvetica" w:eastAsia="Helvetica" w:cs="Helvetica"/>
+                <w:i w:val="false"/>
+                <w:b w:val="false"/>
+                <w:u w:val="none"/>
                 <w:sz w:val="22"/>
                 <w:szCs w:val="22"/>
                 <w:color w:val="000000"/>
@@ -4622,19 +4456,17 @@
                 <w:i w:val="false"/>
                 <w:b w:val="false"/>
                 <w:u w:val="none"/>
-                <w:strike w:val="false"/>
-                <w:sz w:val="22"/>
-                <w:szCs w:val="22"/>
-                <w:color w:val="000000"/>
-              </w:rPr>
-            </w:pPr>
-            <w:r>
-              <w:rPr>
-                <w:rFonts w:ascii="Helvetica" w:hAnsi="Helvetica" w:eastAsia="Helvetica" w:cs="Helvetica"/>
-                <w:i w:val="false"/>
-                <w:b w:val="false"/>
-                <w:u w:val="none"/>
-                <w:strike w:val="false"/>
+                <w:sz w:val="22"/>
+                <w:szCs w:val="22"/>
+                <w:color w:val="000000"/>
+              </w:rPr>
+            </w:pPr>
+            <w:r>
+              <w:rPr>
+                <w:rFonts w:ascii="Helvetica" w:hAnsi="Helvetica" w:eastAsia="Helvetica" w:cs="Helvetica"/>
+                <w:i w:val="false"/>
+                <w:b w:val="false"/>
+                <w:u w:val="none"/>
                 <w:sz w:val="22"/>
                 <w:szCs w:val="22"/>
                 <w:color w:val="000000"/>
@@ -4682,19 +4514,17 @@
                 <w:i w:val="false"/>
                 <w:b w:val="false"/>
                 <w:u w:val="none"/>
-                <w:strike w:val="false"/>
-                <w:sz w:val="22"/>
-                <w:szCs w:val="22"/>
-                <w:color w:val="000000"/>
-              </w:rPr>
-            </w:pPr>
-            <w:r>
-              <w:rPr>
-                <w:rFonts w:ascii="Helvetica" w:hAnsi="Helvetica" w:eastAsia="Helvetica" w:cs="Helvetica"/>
-                <w:i w:val="false"/>
-                <w:b w:val="false"/>
-                <w:u w:val="none"/>
-                <w:strike w:val="false"/>
+                <w:sz w:val="22"/>
+                <w:szCs w:val="22"/>
+                <w:color w:val="000000"/>
+              </w:rPr>
+            </w:pPr>
+            <w:r>
+              <w:rPr>
+                <w:rFonts w:ascii="Helvetica" w:hAnsi="Helvetica" w:eastAsia="Helvetica" w:cs="Helvetica"/>
+                <w:i w:val="false"/>
+                <w:b w:val="false"/>
+                <w:u w:val="none"/>
                 <w:sz w:val="22"/>
                 <w:szCs w:val="22"/>
                 <w:color w:val="000000"/>
@@ -4736,19 +4566,17 @@
                 <w:i w:val="false"/>
                 <w:b w:val="false"/>
                 <w:u w:val="none"/>
-                <w:strike w:val="false"/>
-                <w:sz w:val="22"/>
-                <w:szCs w:val="22"/>
-                <w:color w:val="000000"/>
-              </w:rPr>
-            </w:pPr>
-            <w:r>
-              <w:rPr>
-                <w:rFonts w:ascii="Helvetica" w:hAnsi="Helvetica" w:eastAsia="Helvetica" w:cs="Helvetica"/>
-                <w:i w:val="false"/>
-                <w:b w:val="false"/>
-                <w:u w:val="none"/>
-                <w:strike w:val="false"/>
+                <w:sz w:val="22"/>
+                <w:szCs w:val="22"/>
+                <w:color w:val="000000"/>
+              </w:rPr>
+            </w:pPr>
+            <w:r>
+              <w:rPr>
+                <w:rFonts w:ascii="Helvetica" w:hAnsi="Helvetica" w:eastAsia="Helvetica" w:cs="Helvetica"/>
+                <w:i w:val="false"/>
+                <w:b w:val="false"/>
+                <w:u w:val="none"/>
                 <w:sz w:val="22"/>
                 <w:szCs w:val="22"/>
                 <w:color w:val="000000"/>
@@ -4790,19 +4618,17 @@
                 <w:i w:val="false"/>
                 <w:b w:val="false"/>
                 <w:u w:val="none"/>
-                <w:strike w:val="false"/>
-                <w:sz w:val="22"/>
-                <w:szCs w:val="22"/>
-                <w:color w:val="000000"/>
-              </w:rPr>
-            </w:pPr>
-            <w:r>
-              <w:rPr>
-                <w:rFonts w:ascii="Helvetica" w:hAnsi="Helvetica" w:eastAsia="Helvetica" w:cs="Helvetica"/>
-                <w:i w:val="false"/>
-                <w:b w:val="false"/>
-                <w:u w:val="none"/>
-                <w:strike w:val="false"/>
+                <w:sz w:val="22"/>
+                <w:szCs w:val="22"/>
+                <w:color w:val="000000"/>
+              </w:rPr>
+            </w:pPr>
+            <w:r>
+              <w:rPr>
+                <w:rFonts w:ascii="Helvetica" w:hAnsi="Helvetica" w:eastAsia="Helvetica" w:cs="Helvetica"/>
+                <w:i w:val="false"/>
+                <w:b w:val="false"/>
+                <w:u w:val="none"/>
                 <w:sz w:val="22"/>
                 <w:szCs w:val="22"/>
                 <w:color w:val="000000"/>
@@ -4844,19 +4670,17 @@
                 <w:i w:val="false"/>
                 <w:b w:val="false"/>
                 <w:u w:val="none"/>
-                <w:strike w:val="false"/>
-                <w:sz w:val="22"/>
-                <w:szCs w:val="22"/>
-                <w:color w:val="000000"/>
-              </w:rPr>
-            </w:pPr>
-            <w:r>
-              <w:rPr>
-                <w:rFonts w:ascii="Helvetica" w:hAnsi="Helvetica" w:eastAsia="Helvetica" w:cs="Helvetica"/>
-                <w:i w:val="false"/>
-                <w:b w:val="false"/>
-                <w:u w:val="none"/>
-                <w:strike w:val="false"/>
+                <w:sz w:val="22"/>
+                <w:szCs w:val="22"/>
+                <w:color w:val="000000"/>
+              </w:rPr>
+            </w:pPr>
+            <w:r>
+              <w:rPr>
+                <w:rFonts w:ascii="Helvetica" w:hAnsi="Helvetica" w:eastAsia="Helvetica" w:cs="Helvetica"/>
+                <w:i w:val="false"/>
+                <w:b w:val="false"/>
+                <w:u w:val="none"/>
                 <w:sz w:val="22"/>
                 <w:szCs w:val="22"/>
                 <w:color w:val="000000"/>
@@ -4898,19 +4722,17 @@
                 <w:i w:val="false"/>
                 <w:b w:val="false"/>
                 <w:u w:val="none"/>
-                <w:strike w:val="false"/>
-                <w:sz w:val="22"/>
-                <w:szCs w:val="22"/>
-                <w:color w:val="000000"/>
-              </w:rPr>
-            </w:pPr>
-            <w:r>
-              <w:rPr>
-                <w:rFonts w:ascii="Helvetica" w:hAnsi="Helvetica" w:eastAsia="Helvetica" w:cs="Helvetica"/>
-                <w:i w:val="false"/>
-                <w:b w:val="false"/>
-                <w:u w:val="none"/>
-                <w:strike w:val="false"/>
+                <w:sz w:val="22"/>
+                <w:szCs w:val="22"/>
+                <w:color w:val="000000"/>
+              </w:rPr>
+            </w:pPr>
+            <w:r>
+              <w:rPr>
+                <w:rFonts w:ascii="Helvetica" w:hAnsi="Helvetica" w:eastAsia="Helvetica" w:cs="Helvetica"/>
+                <w:i w:val="false"/>
+                <w:b w:val="false"/>
+                <w:u w:val="none"/>
                 <w:sz w:val="22"/>
                 <w:szCs w:val="22"/>
                 <w:color w:val="000000"/>
@@ -4952,19 +4774,17 @@
                 <w:i w:val="false"/>
                 <w:b w:val="false"/>
                 <w:u w:val="none"/>
-                <w:strike w:val="false"/>
-                <w:sz w:val="22"/>
-                <w:szCs w:val="22"/>
-                <w:color w:val="000000"/>
-              </w:rPr>
-            </w:pPr>
-            <w:r>
-              <w:rPr>
-                <w:rFonts w:ascii="Helvetica" w:hAnsi="Helvetica" w:eastAsia="Helvetica" w:cs="Helvetica"/>
-                <w:i w:val="false"/>
-                <w:b w:val="false"/>
-                <w:u w:val="none"/>
-                <w:strike w:val="false"/>
+                <w:sz w:val="22"/>
+                <w:szCs w:val="22"/>
+                <w:color w:val="000000"/>
+              </w:rPr>
+            </w:pPr>
+            <w:r>
+              <w:rPr>
+                <w:rFonts w:ascii="Helvetica" w:hAnsi="Helvetica" w:eastAsia="Helvetica" w:cs="Helvetica"/>
+                <w:i w:val="false"/>
+                <w:b w:val="false"/>
+                <w:u w:val="none"/>
                 <w:sz w:val="22"/>
                 <w:szCs w:val="22"/>
                 <w:color w:val="000000"/>
@@ -5006,19 +4826,17 @@
                 <w:i w:val="false"/>
                 <w:b w:val="false"/>
                 <w:u w:val="none"/>
-                <w:strike w:val="false"/>
-                <w:sz w:val="22"/>
-                <w:szCs w:val="22"/>
-                <w:color w:val="000000"/>
-              </w:rPr>
-            </w:pPr>
-            <w:r>
-              <w:rPr>
-                <w:rFonts w:ascii="Helvetica" w:hAnsi="Helvetica" w:eastAsia="Helvetica" w:cs="Helvetica"/>
-                <w:i w:val="false"/>
-                <w:b w:val="false"/>
-                <w:u w:val="none"/>
-                <w:strike w:val="false"/>
+                <w:sz w:val="22"/>
+                <w:szCs w:val="22"/>
+                <w:color w:val="000000"/>
+              </w:rPr>
+            </w:pPr>
+            <w:r>
+              <w:rPr>
+                <w:rFonts w:ascii="Helvetica" w:hAnsi="Helvetica" w:eastAsia="Helvetica" w:cs="Helvetica"/>
+                <w:i w:val="false"/>
+                <w:b w:val="false"/>
+                <w:u w:val="none"/>
                 <w:sz w:val="22"/>
                 <w:szCs w:val="22"/>
                 <w:color w:val="000000"/>
@@ -5066,19 +4884,17 @@
                 <w:i w:val="false"/>
                 <w:b w:val="false"/>
                 <w:u w:val="none"/>
-                <w:strike w:val="false"/>
-                <w:sz w:val="22"/>
-                <w:szCs w:val="22"/>
-                <w:color w:val="000000"/>
-              </w:rPr>
-            </w:pPr>
-            <w:r>
-              <w:rPr>
-                <w:rFonts w:ascii="Helvetica" w:hAnsi="Helvetica" w:eastAsia="Helvetica" w:cs="Helvetica"/>
-                <w:i w:val="false"/>
-                <w:b w:val="false"/>
-                <w:u w:val="none"/>
-                <w:strike w:val="false"/>
+                <w:sz w:val="22"/>
+                <w:szCs w:val="22"/>
+                <w:color w:val="000000"/>
+              </w:rPr>
+            </w:pPr>
+            <w:r>
+              <w:rPr>
+                <w:rFonts w:ascii="Helvetica" w:hAnsi="Helvetica" w:eastAsia="Helvetica" w:cs="Helvetica"/>
+                <w:i w:val="false"/>
+                <w:b w:val="false"/>
+                <w:u w:val="none"/>
                 <w:sz w:val="22"/>
                 <w:szCs w:val="22"/>
                 <w:color w:val="000000"/>
@@ -5120,19 +4936,17 @@
                 <w:i w:val="false"/>
                 <w:b w:val="false"/>
                 <w:u w:val="none"/>
-                <w:strike w:val="false"/>
-                <w:sz w:val="22"/>
-                <w:szCs w:val="22"/>
-                <w:color w:val="000000"/>
-              </w:rPr>
-            </w:pPr>
-            <w:r>
-              <w:rPr>
-                <w:rFonts w:ascii="Helvetica" w:hAnsi="Helvetica" w:eastAsia="Helvetica" w:cs="Helvetica"/>
-                <w:i w:val="false"/>
-                <w:b w:val="false"/>
-                <w:u w:val="none"/>
-                <w:strike w:val="false"/>
+                <w:sz w:val="22"/>
+                <w:szCs w:val="22"/>
+                <w:color w:val="000000"/>
+              </w:rPr>
+            </w:pPr>
+            <w:r>
+              <w:rPr>
+                <w:rFonts w:ascii="Helvetica" w:hAnsi="Helvetica" w:eastAsia="Helvetica" w:cs="Helvetica"/>
+                <w:i w:val="false"/>
+                <w:b w:val="false"/>
+                <w:u w:val="none"/>
                 <w:sz w:val="22"/>
                 <w:szCs w:val="22"/>
                 <w:color w:val="000000"/>
@@ -5174,19 +4988,17 @@
                 <w:i w:val="false"/>
                 <w:b w:val="false"/>
                 <w:u w:val="none"/>
-                <w:strike w:val="false"/>
-                <w:sz w:val="22"/>
-                <w:szCs w:val="22"/>
-                <w:color w:val="000000"/>
-              </w:rPr>
-            </w:pPr>
-            <w:r>
-              <w:rPr>
-                <w:rFonts w:ascii="Helvetica" w:hAnsi="Helvetica" w:eastAsia="Helvetica" w:cs="Helvetica"/>
-                <w:i w:val="false"/>
-                <w:b w:val="false"/>
-                <w:u w:val="none"/>
-                <w:strike w:val="false"/>
+                <w:sz w:val="22"/>
+                <w:szCs w:val="22"/>
+                <w:color w:val="000000"/>
+              </w:rPr>
+            </w:pPr>
+            <w:r>
+              <w:rPr>
+                <w:rFonts w:ascii="Helvetica" w:hAnsi="Helvetica" w:eastAsia="Helvetica" w:cs="Helvetica"/>
+                <w:i w:val="false"/>
+                <w:b w:val="false"/>
+                <w:u w:val="none"/>
                 <w:sz w:val="22"/>
                 <w:szCs w:val="22"/>
                 <w:color w:val="000000"/>
@@ -5228,19 +5040,17 @@
                 <w:i w:val="false"/>
                 <w:b w:val="false"/>
                 <w:u w:val="none"/>
-                <w:strike w:val="false"/>
-                <w:sz w:val="22"/>
-                <w:szCs w:val="22"/>
-                <w:color w:val="000000"/>
-              </w:rPr>
-            </w:pPr>
-            <w:r>
-              <w:rPr>
-                <w:rFonts w:ascii="Helvetica" w:hAnsi="Helvetica" w:eastAsia="Helvetica" w:cs="Helvetica"/>
-                <w:i w:val="false"/>
-                <w:b w:val="false"/>
-                <w:u w:val="none"/>
-                <w:strike w:val="false"/>
+                <w:sz w:val="22"/>
+                <w:szCs w:val="22"/>
+                <w:color w:val="000000"/>
+              </w:rPr>
+            </w:pPr>
+            <w:r>
+              <w:rPr>
+                <w:rFonts w:ascii="Helvetica" w:hAnsi="Helvetica" w:eastAsia="Helvetica" w:cs="Helvetica"/>
+                <w:i w:val="false"/>
+                <w:b w:val="false"/>
+                <w:u w:val="none"/>
                 <w:sz w:val="22"/>
                 <w:szCs w:val="22"/>
                 <w:color w:val="000000"/>
@@ -5282,19 +5092,17 @@
                 <w:i w:val="false"/>
                 <w:b w:val="false"/>
                 <w:u w:val="none"/>
-                <w:strike w:val="false"/>
-                <w:sz w:val="22"/>
-                <w:szCs w:val="22"/>
-                <w:color w:val="000000"/>
-              </w:rPr>
-            </w:pPr>
-            <w:r>
-              <w:rPr>
-                <w:rFonts w:ascii="Helvetica" w:hAnsi="Helvetica" w:eastAsia="Helvetica" w:cs="Helvetica"/>
-                <w:i w:val="false"/>
-                <w:b w:val="false"/>
-                <w:u w:val="none"/>
-                <w:strike w:val="false"/>
+                <w:sz w:val="22"/>
+                <w:szCs w:val="22"/>
+                <w:color w:val="000000"/>
+              </w:rPr>
+            </w:pPr>
+            <w:r>
+              <w:rPr>
+                <w:rFonts w:ascii="Helvetica" w:hAnsi="Helvetica" w:eastAsia="Helvetica" w:cs="Helvetica"/>
+                <w:i w:val="false"/>
+                <w:b w:val="false"/>
+                <w:u w:val="none"/>
                 <w:sz w:val="22"/>
                 <w:szCs w:val="22"/>
                 <w:color w:val="000000"/>
@@ -5336,19 +5144,17 @@
                 <w:i w:val="false"/>
                 <w:b w:val="false"/>
                 <w:u w:val="none"/>
-                <w:strike w:val="false"/>
-                <w:sz w:val="22"/>
-                <w:szCs w:val="22"/>
-                <w:color w:val="000000"/>
-              </w:rPr>
-            </w:pPr>
-            <w:r>
-              <w:rPr>
-                <w:rFonts w:ascii="Helvetica" w:hAnsi="Helvetica" w:eastAsia="Helvetica" w:cs="Helvetica"/>
-                <w:i w:val="false"/>
-                <w:b w:val="false"/>
-                <w:u w:val="none"/>
-                <w:strike w:val="false"/>
+                <w:sz w:val="22"/>
+                <w:szCs w:val="22"/>
+                <w:color w:val="000000"/>
+              </w:rPr>
+            </w:pPr>
+            <w:r>
+              <w:rPr>
+                <w:rFonts w:ascii="Helvetica" w:hAnsi="Helvetica" w:eastAsia="Helvetica" w:cs="Helvetica"/>
+                <w:i w:val="false"/>
+                <w:b w:val="false"/>
+                <w:u w:val="none"/>
                 <w:sz w:val="22"/>
                 <w:szCs w:val="22"/>
                 <w:color w:val="000000"/>
@@ -5390,19 +5196,17 @@
                 <w:i w:val="false"/>
                 <w:b w:val="false"/>
                 <w:u w:val="none"/>
-                <w:strike w:val="false"/>
-                <w:sz w:val="22"/>
-                <w:szCs w:val="22"/>
-                <w:color w:val="000000"/>
-              </w:rPr>
-            </w:pPr>
-            <w:r>
-              <w:rPr>
-                <w:rFonts w:ascii="Helvetica" w:hAnsi="Helvetica" w:eastAsia="Helvetica" w:cs="Helvetica"/>
-                <w:i w:val="false"/>
-                <w:b w:val="false"/>
-                <w:u w:val="none"/>
-                <w:strike w:val="false"/>
+                <w:sz w:val="22"/>
+                <w:szCs w:val="22"/>
+                <w:color w:val="000000"/>
+              </w:rPr>
+            </w:pPr>
+            <w:r>
+              <w:rPr>
+                <w:rFonts w:ascii="Helvetica" w:hAnsi="Helvetica" w:eastAsia="Helvetica" w:cs="Helvetica"/>
+                <w:i w:val="false"/>
+                <w:b w:val="false"/>
+                <w:u w:val="none"/>
                 <w:sz w:val="22"/>
                 <w:szCs w:val="22"/>
                 <w:color w:val="000000"/>
@@ -5450,19 +5254,17 @@
                 <w:i w:val="false"/>
                 <w:b w:val="false"/>
                 <w:u w:val="none"/>
-                <w:strike w:val="false"/>
-                <w:sz w:val="22"/>
-                <w:szCs w:val="22"/>
-                <w:color w:val="000000"/>
-              </w:rPr>
-            </w:pPr>
-            <w:r>
-              <w:rPr>
-                <w:rFonts w:ascii="Helvetica" w:hAnsi="Helvetica" w:eastAsia="Helvetica" w:cs="Helvetica"/>
-                <w:i w:val="false"/>
-                <w:b w:val="false"/>
-                <w:u w:val="none"/>
-                <w:strike w:val="false"/>
+                <w:sz w:val="22"/>
+                <w:szCs w:val="22"/>
+                <w:color w:val="000000"/>
+              </w:rPr>
+            </w:pPr>
+            <w:r>
+              <w:rPr>
+                <w:rFonts w:ascii="Helvetica" w:hAnsi="Helvetica" w:eastAsia="Helvetica" w:cs="Helvetica"/>
+                <w:i w:val="false"/>
+                <w:b w:val="false"/>
+                <w:u w:val="none"/>
                 <w:sz w:val="22"/>
                 <w:szCs w:val="22"/>
                 <w:color w:val="000000"/>
@@ -5504,19 +5306,17 @@
                 <w:i w:val="false"/>
                 <w:b w:val="false"/>
                 <w:u w:val="none"/>
-                <w:strike w:val="false"/>
-                <w:sz w:val="22"/>
-                <w:szCs w:val="22"/>
-                <w:color w:val="000000"/>
-              </w:rPr>
-            </w:pPr>
-            <w:r>
-              <w:rPr>
-                <w:rFonts w:ascii="Helvetica" w:hAnsi="Helvetica" w:eastAsia="Helvetica" w:cs="Helvetica"/>
-                <w:i w:val="false"/>
-                <w:b w:val="false"/>
-                <w:u w:val="none"/>
-                <w:strike w:val="false"/>
+                <w:sz w:val="22"/>
+                <w:szCs w:val="22"/>
+                <w:color w:val="000000"/>
+              </w:rPr>
+            </w:pPr>
+            <w:r>
+              <w:rPr>
+                <w:rFonts w:ascii="Helvetica" w:hAnsi="Helvetica" w:eastAsia="Helvetica" w:cs="Helvetica"/>
+                <w:i w:val="false"/>
+                <w:b w:val="false"/>
+                <w:u w:val="none"/>
                 <w:sz w:val="22"/>
                 <w:szCs w:val="22"/>
                 <w:color w:val="000000"/>
@@ -5558,19 +5358,17 @@
                 <w:i w:val="false"/>
                 <w:b w:val="false"/>
                 <w:u w:val="none"/>
-                <w:strike w:val="false"/>
-                <w:sz w:val="22"/>
-                <w:szCs w:val="22"/>
-                <w:color w:val="000000"/>
-              </w:rPr>
-            </w:pPr>
-            <w:r>
-              <w:rPr>
-                <w:rFonts w:ascii="Helvetica" w:hAnsi="Helvetica" w:eastAsia="Helvetica" w:cs="Helvetica"/>
-                <w:i w:val="false"/>
-                <w:b w:val="false"/>
-                <w:u w:val="none"/>
-                <w:strike w:val="false"/>
+                <w:sz w:val="22"/>
+                <w:szCs w:val="22"/>
+                <w:color w:val="000000"/>
+              </w:rPr>
+            </w:pPr>
+            <w:r>
+              <w:rPr>
+                <w:rFonts w:ascii="Helvetica" w:hAnsi="Helvetica" w:eastAsia="Helvetica" w:cs="Helvetica"/>
+                <w:i w:val="false"/>
+                <w:b w:val="false"/>
+                <w:u w:val="none"/>
                 <w:sz w:val="22"/>
                 <w:szCs w:val="22"/>
                 <w:color w:val="000000"/>
@@ -5612,19 +5410,17 @@
                 <w:i w:val="false"/>
                 <w:b w:val="false"/>
                 <w:u w:val="none"/>
-                <w:strike w:val="false"/>
-                <w:sz w:val="22"/>
-                <w:szCs w:val="22"/>
-                <w:color w:val="000000"/>
-              </w:rPr>
-            </w:pPr>
-            <w:r>
-              <w:rPr>
-                <w:rFonts w:ascii="Helvetica" w:hAnsi="Helvetica" w:eastAsia="Helvetica" w:cs="Helvetica"/>
-                <w:i w:val="false"/>
-                <w:b w:val="false"/>
-                <w:u w:val="none"/>
-                <w:strike w:val="false"/>
+                <w:sz w:val="22"/>
+                <w:szCs w:val="22"/>
+                <w:color w:val="000000"/>
+              </w:rPr>
+            </w:pPr>
+            <w:r>
+              <w:rPr>
+                <w:rFonts w:ascii="Helvetica" w:hAnsi="Helvetica" w:eastAsia="Helvetica" w:cs="Helvetica"/>
+                <w:i w:val="false"/>
+                <w:b w:val="false"/>
+                <w:u w:val="none"/>
                 <w:sz w:val="22"/>
                 <w:szCs w:val="22"/>
                 <w:color w:val="000000"/>
@@ -5666,19 +5462,17 @@
                 <w:i w:val="false"/>
                 <w:b w:val="false"/>
                 <w:u w:val="none"/>
-                <w:strike w:val="false"/>
-                <w:sz w:val="22"/>
-                <w:szCs w:val="22"/>
-                <w:color w:val="000000"/>
-              </w:rPr>
-            </w:pPr>
-            <w:r>
-              <w:rPr>
-                <w:rFonts w:ascii="Helvetica" w:hAnsi="Helvetica" w:eastAsia="Helvetica" w:cs="Helvetica"/>
-                <w:i w:val="false"/>
-                <w:b w:val="false"/>
-                <w:u w:val="none"/>
-                <w:strike w:val="false"/>
+                <w:sz w:val="22"/>
+                <w:szCs w:val="22"/>
+                <w:color w:val="000000"/>
+              </w:rPr>
+            </w:pPr>
+            <w:r>
+              <w:rPr>
+                <w:rFonts w:ascii="Helvetica" w:hAnsi="Helvetica" w:eastAsia="Helvetica" w:cs="Helvetica"/>
+                <w:i w:val="false"/>
+                <w:b w:val="false"/>
+                <w:u w:val="none"/>
                 <w:sz w:val="22"/>
                 <w:szCs w:val="22"/>
                 <w:color w:val="000000"/>
@@ -5720,19 +5514,17 @@
                 <w:i w:val="false"/>
                 <w:b w:val="false"/>
                 <w:u w:val="none"/>
-                <w:strike w:val="false"/>
-                <w:sz w:val="22"/>
-                <w:szCs w:val="22"/>
-                <w:color w:val="000000"/>
-              </w:rPr>
-            </w:pPr>
-            <w:r>
-              <w:rPr>
-                <w:rFonts w:ascii="Helvetica" w:hAnsi="Helvetica" w:eastAsia="Helvetica" w:cs="Helvetica"/>
-                <w:i w:val="false"/>
-                <w:b w:val="false"/>
-                <w:u w:val="none"/>
-                <w:strike w:val="false"/>
+                <w:sz w:val="22"/>
+                <w:szCs w:val="22"/>
+                <w:color w:val="000000"/>
+              </w:rPr>
+            </w:pPr>
+            <w:r>
+              <w:rPr>
+                <w:rFonts w:ascii="Helvetica" w:hAnsi="Helvetica" w:eastAsia="Helvetica" w:cs="Helvetica"/>
+                <w:i w:val="false"/>
+                <w:b w:val="false"/>
+                <w:u w:val="none"/>
                 <w:sz w:val="22"/>
                 <w:szCs w:val="22"/>
                 <w:color w:val="000000"/>
@@ -5774,19 +5566,17 @@
                 <w:i w:val="false"/>
                 <w:b w:val="false"/>
                 <w:u w:val="none"/>
-                <w:strike w:val="false"/>
-                <w:sz w:val="22"/>
-                <w:szCs w:val="22"/>
-                <w:color w:val="000000"/>
-              </w:rPr>
-            </w:pPr>
-            <w:r>
-              <w:rPr>
-                <w:rFonts w:ascii="Helvetica" w:hAnsi="Helvetica" w:eastAsia="Helvetica" w:cs="Helvetica"/>
-                <w:i w:val="false"/>
-                <w:b w:val="false"/>
-                <w:u w:val="none"/>
-                <w:strike w:val="false"/>
+                <w:sz w:val="22"/>
+                <w:szCs w:val="22"/>
+                <w:color w:val="000000"/>
+              </w:rPr>
+            </w:pPr>
+            <w:r>
+              <w:rPr>
+                <w:rFonts w:ascii="Helvetica" w:hAnsi="Helvetica" w:eastAsia="Helvetica" w:cs="Helvetica"/>
+                <w:i w:val="false"/>
+                <w:b w:val="false"/>
+                <w:u w:val="none"/>
                 <w:sz w:val="22"/>
                 <w:szCs w:val="22"/>
                 <w:color w:val="000000"/>
@@ -5834,19 +5624,17 @@
                 <w:i w:val="false"/>
                 <w:b w:val="false"/>
                 <w:u w:val="none"/>
-                <w:strike w:val="false"/>
-                <w:sz w:val="22"/>
-                <w:szCs w:val="22"/>
-                <w:color w:val="000000"/>
-              </w:rPr>
-            </w:pPr>
-            <w:r>
-              <w:rPr>
-                <w:rFonts w:ascii="Helvetica" w:hAnsi="Helvetica" w:eastAsia="Helvetica" w:cs="Helvetica"/>
-                <w:i w:val="false"/>
-                <w:b w:val="false"/>
-                <w:u w:val="none"/>
-                <w:strike w:val="false"/>
+                <w:sz w:val="22"/>
+                <w:szCs w:val="22"/>
+                <w:color w:val="000000"/>
+              </w:rPr>
+            </w:pPr>
+            <w:r>
+              <w:rPr>
+                <w:rFonts w:ascii="Helvetica" w:hAnsi="Helvetica" w:eastAsia="Helvetica" w:cs="Helvetica"/>
+                <w:i w:val="false"/>
+                <w:b w:val="false"/>
+                <w:u w:val="none"/>
                 <w:sz w:val="22"/>
                 <w:szCs w:val="22"/>
                 <w:color w:val="000000"/>
@@ -5888,19 +5676,17 @@
                 <w:i w:val="false"/>
                 <w:b w:val="false"/>
                 <w:u w:val="none"/>
-                <w:strike w:val="false"/>
-                <w:sz w:val="22"/>
-                <w:szCs w:val="22"/>
-                <w:color w:val="000000"/>
-              </w:rPr>
-            </w:pPr>
-            <w:r>
-              <w:rPr>
-                <w:rFonts w:ascii="Helvetica" w:hAnsi="Helvetica" w:eastAsia="Helvetica" w:cs="Helvetica"/>
-                <w:i w:val="false"/>
-                <w:b w:val="false"/>
-                <w:u w:val="none"/>
-                <w:strike w:val="false"/>
+                <w:sz w:val="22"/>
+                <w:szCs w:val="22"/>
+                <w:color w:val="000000"/>
+              </w:rPr>
+            </w:pPr>
+            <w:r>
+              <w:rPr>
+                <w:rFonts w:ascii="Helvetica" w:hAnsi="Helvetica" w:eastAsia="Helvetica" w:cs="Helvetica"/>
+                <w:i w:val="false"/>
+                <w:b w:val="false"/>
+                <w:u w:val="none"/>
                 <w:sz w:val="22"/>
                 <w:szCs w:val="22"/>
                 <w:color w:val="000000"/>
@@ -5942,19 +5728,17 @@
                 <w:i w:val="false"/>
                 <w:b w:val="false"/>
                 <w:u w:val="none"/>
-                <w:strike w:val="false"/>
-                <w:sz w:val="22"/>
-                <w:szCs w:val="22"/>
-                <w:color w:val="000000"/>
-              </w:rPr>
-            </w:pPr>
-            <w:r>
-              <w:rPr>
-                <w:rFonts w:ascii="Helvetica" w:hAnsi="Helvetica" w:eastAsia="Helvetica" w:cs="Helvetica"/>
-                <w:i w:val="false"/>
-                <w:b w:val="false"/>
-                <w:u w:val="none"/>
-                <w:strike w:val="false"/>
+                <w:sz w:val="22"/>
+                <w:szCs w:val="22"/>
+                <w:color w:val="000000"/>
+              </w:rPr>
+            </w:pPr>
+            <w:r>
+              <w:rPr>
+                <w:rFonts w:ascii="Helvetica" w:hAnsi="Helvetica" w:eastAsia="Helvetica" w:cs="Helvetica"/>
+                <w:i w:val="false"/>
+                <w:b w:val="false"/>
+                <w:u w:val="none"/>
                 <w:sz w:val="22"/>
                 <w:szCs w:val="22"/>
                 <w:color w:val="000000"/>
@@ -5996,19 +5780,17 @@
                 <w:i w:val="false"/>
                 <w:b w:val="false"/>
                 <w:u w:val="none"/>
-                <w:strike w:val="false"/>
-                <w:sz w:val="22"/>
-                <w:szCs w:val="22"/>
-                <w:color w:val="000000"/>
-              </w:rPr>
-            </w:pPr>
-            <w:r>
-              <w:rPr>
-                <w:rFonts w:ascii="Helvetica" w:hAnsi="Helvetica" w:eastAsia="Helvetica" w:cs="Helvetica"/>
-                <w:i w:val="false"/>
-                <w:b w:val="false"/>
-                <w:u w:val="none"/>
-                <w:strike w:val="false"/>
+                <w:sz w:val="22"/>
+                <w:szCs w:val="22"/>
+                <w:color w:val="000000"/>
+              </w:rPr>
+            </w:pPr>
+            <w:r>
+              <w:rPr>
+                <w:rFonts w:ascii="Helvetica" w:hAnsi="Helvetica" w:eastAsia="Helvetica" w:cs="Helvetica"/>
+                <w:i w:val="false"/>
+                <w:b w:val="false"/>
+                <w:u w:val="none"/>
                 <w:sz w:val="22"/>
                 <w:szCs w:val="22"/>
                 <w:color w:val="000000"/>
@@ -6050,19 +5832,17 @@
                 <w:i w:val="false"/>
                 <w:b w:val="false"/>
                 <w:u w:val="none"/>
-                <w:strike w:val="false"/>
-                <w:sz w:val="22"/>
-                <w:szCs w:val="22"/>
-                <w:color w:val="000000"/>
-              </w:rPr>
-            </w:pPr>
-            <w:r>
-              <w:rPr>
-                <w:rFonts w:ascii="Helvetica" w:hAnsi="Helvetica" w:eastAsia="Helvetica" w:cs="Helvetica"/>
-                <w:i w:val="false"/>
-                <w:b w:val="false"/>
-                <w:u w:val="none"/>
-                <w:strike w:val="false"/>
+                <w:sz w:val="22"/>
+                <w:szCs w:val="22"/>
+                <w:color w:val="000000"/>
+              </w:rPr>
+            </w:pPr>
+            <w:r>
+              <w:rPr>
+                <w:rFonts w:ascii="Helvetica" w:hAnsi="Helvetica" w:eastAsia="Helvetica" w:cs="Helvetica"/>
+                <w:i w:val="false"/>
+                <w:b w:val="false"/>
+                <w:u w:val="none"/>
                 <w:sz w:val="22"/>
                 <w:szCs w:val="22"/>
                 <w:color w:val="000000"/>
@@ -6104,19 +5884,17 @@
                 <w:i w:val="false"/>
                 <w:b w:val="false"/>
                 <w:u w:val="none"/>
-                <w:strike w:val="false"/>
-                <w:sz w:val="22"/>
-                <w:szCs w:val="22"/>
-                <w:color w:val="000000"/>
-              </w:rPr>
-            </w:pPr>
-            <w:r>
-              <w:rPr>
-                <w:rFonts w:ascii="Helvetica" w:hAnsi="Helvetica" w:eastAsia="Helvetica" w:cs="Helvetica"/>
-                <w:i w:val="false"/>
-                <w:b w:val="false"/>
-                <w:u w:val="none"/>
-                <w:strike w:val="false"/>
+                <w:sz w:val="22"/>
+                <w:szCs w:val="22"/>
+                <w:color w:val="000000"/>
+              </w:rPr>
+            </w:pPr>
+            <w:r>
+              <w:rPr>
+                <w:rFonts w:ascii="Helvetica" w:hAnsi="Helvetica" w:eastAsia="Helvetica" w:cs="Helvetica"/>
+                <w:i w:val="false"/>
+                <w:b w:val="false"/>
+                <w:u w:val="none"/>
                 <w:sz w:val="22"/>
                 <w:szCs w:val="22"/>
                 <w:color w:val="000000"/>
@@ -6158,19 +5936,17 @@
                 <w:i w:val="false"/>
                 <w:b w:val="false"/>
                 <w:u w:val="none"/>
-                <w:strike w:val="false"/>
-                <w:sz w:val="22"/>
-                <w:szCs w:val="22"/>
-                <w:color w:val="000000"/>
-              </w:rPr>
-            </w:pPr>
-            <w:r>
-              <w:rPr>
-                <w:rFonts w:ascii="Helvetica" w:hAnsi="Helvetica" w:eastAsia="Helvetica" w:cs="Helvetica"/>
-                <w:i w:val="false"/>
-                <w:b w:val="false"/>
-                <w:u w:val="none"/>
-                <w:strike w:val="false"/>
+                <w:sz w:val="22"/>
+                <w:szCs w:val="22"/>
+                <w:color w:val="000000"/>
+              </w:rPr>
+            </w:pPr>
+            <w:r>
+              <w:rPr>
+                <w:rFonts w:ascii="Helvetica" w:hAnsi="Helvetica" w:eastAsia="Helvetica" w:cs="Helvetica"/>
+                <w:i w:val="false"/>
+                <w:b w:val="false"/>
+                <w:u w:val="none"/>
                 <w:sz w:val="22"/>
                 <w:szCs w:val="22"/>
                 <w:color w:val="000000"/>
@@ -6218,19 +5994,17 @@
                 <w:i w:val="false"/>
                 <w:b w:val="false"/>
                 <w:u w:val="none"/>
-                <w:strike w:val="false"/>
-                <w:sz w:val="22"/>
-                <w:szCs w:val="22"/>
-                <w:color w:val="000000"/>
-              </w:rPr>
-            </w:pPr>
-            <w:r>
-              <w:rPr>
-                <w:rFonts w:ascii="Helvetica" w:hAnsi="Helvetica" w:eastAsia="Helvetica" w:cs="Helvetica"/>
-                <w:i w:val="false"/>
-                <w:b w:val="false"/>
-                <w:u w:val="none"/>
-                <w:strike w:val="false"/>
+                <w:sz w:val="22"/>
+                <w:szCs w:val="22"/>
+                <w:color w:val="000000"/>
+              </w:rPr>
+            </w:pPr>
+            <w:r>
+              <w:rPr>
+                <w:rFonts w:ascii="Helvetica" w:hAnsi="Helvetica" w:eastAsia="Helvetica" w:cs="Helvetica"/>
+                <w:i w:val="false"/>
+                <w:b w:val="false"/>
+                <w:u w:val="none"/>
                 <w:sz w:val="22"/>
                 <w:szCs w:val="22"/>
                 <w:color w:val="000000"/>
@@ -6272,19 +6046,17 @@
                 <w:i w:val="false"/>
                 <w:b w:val="false"/>
                 <w:u w:val="none"/>
-                <w:strike w:val="false"/>
-                <w:sz w:val="22"/>
-                <w:szCs w:val="22"/>
-                <w:color w:val="000000"/>
-              </w:rPr>
-            </w:pPr>
-            <w:r>
-              <w:rPr>
-                <w:rFonts w:ascii="Helvetica" w:hAnsi="Helvetica" w:eastAsia="Helvetica" w:cs="Helvetica"/>
-                <w:i w:val="false"/>
-                <w:b w:val="false"/>
-                <w:u w:val="none"/>
-                <w:strike w:val="false"/>
+                <w:sz w:val="22"/>
+                <w:szCs w:val="22"/>
+                <w:color w:val="000000"/>
+              </w:rPr>
+            </w:pPr>
+            <w:r>
+              <w:rPr>
+                <w:rFonts w:ascii="Helvetica" w:hAnsi="Helvetica" w:eastAsia="Helvetica" w:cs="Helvetica"/>
+                <w:i w:val="false"/>
+                <w:b w:val="false"/>
+                <w:u w:val="none"/>
                 <w:sz w:val="22"/>
                 <w:szCs w:val="22"/>
                 <w:color w:val="000000"/>
@@ -6326,19 +6098,17 @@
                 <w:i w:val="false"/>
                 <w:b w:val="false"/>
                 <w:u w:val="none"/>
-                <w:strike w:val="false"/>
-                <w:sz w:val="22"/>
-                <w:szCs w:val="22"/>
-                <w:color w:val="000000"/>
-              </w:rPr>
-            </w:pPr>
-            <w:r>
-              <w:rPr>
-                <w:rFonts w:ascii="Helvetica" w:hAnsi="Helvetica" w:eastAsia="Helvetica" w:cs="Helvetica"/>
-                <w:i w:val="false"/>
-                <w:b w:val="false"/>
-                <w:u w:val="none"/>
-                <w:strike w:val="false"/>
+                <w:sz w:val="22"/>
+                <w:szCs w:val="22"/>
+                <w:color w:val="000000"/>
+              </w:rPr>
+            </w:pPr>
+            <w:r>
+              <w:rPr>
+                <w:rFonts w:ascii="Helvetica" w:hAnsi="Helvetica" w:eastAsia="Helvetica" w:cs="Helvetica"/>
+                <w:i w:val="false"/>
+                <w:b w:val="false"/>
+                <w:u w:val="none"/>
                 <w:sz w:val="22"/>
                 <w:szCs w:val="22"/>
                 <w:color w:val="000000"/>
@@ -6380,19 +6150,17 @@
                 <w:i w:val="false"/>
                 <w:b w:val="false"/>
                 <w:u w:val="none"/>
-                <w:strike w:val="false"/>
-                <w:sz w:val="22"/>
-                <w:szCs w:val="22"/>
-                <w:color w:val="000000"/>
-              </w:rPr>
-            </w:pPr>
-            <w:r>
-              <w:rPr>
-                <w:rFonts w:ascii="Helvetica" w:hAnsi="Helvetica" w:eastAsia="Helvetica" w:cs="Helvetica"/>
-                <w:i w:val="false"/>
-                <w:b w:val="false"/>
-                <w:u w:val="none"/>
-                <w:strike w:val="false"/>
+                <w:sz w:val="22"/>
+                <w:szCs w:val="22"/>
+                <w:color w:val="000000"/>
+              </w:rPr>
+            </w:pPr>
+            <w:r>
+              <w:rPr>
+                <w:rFonts w:ascii="Helvetica" w:hAnsi="Helvetica" w:eastAsia="Helvetica" w:cs="Helvetica"/>
+                <w:i w:val="false"/>
+                <w:b w:val="false"/>
+                <w:u w:val="none"/>
                 <w:sz w:val="22"/>
                 <w:szCs w:val="22"/>
                 <w:color w:val="000000"/>
@@ -6434,19 +6202,17 @@
                 <w:i w:val="false"/>
                 <w:b w:val="false"/>
                 <w:u w:val="none"/>
-                <w:strike w:val="false"/>
-                <w:sz w:val="22"/>
-                <w:szCs w:val="22"/>
-                <w:color w:val="000000"/>
-              </w:rPr>
-            </w:pPr>
-            <w:r>
-              <w:rPr>
-                <w:rFonts w:ascii="Helvetica" w:hAnsi="Helvetica" w:eastAsia="Helvetica" w:cs="Helvetica"/>
-                <w:i w:val="false"/>
-                <w:b w:val="false"/>
-                <w:u w:val="none"/>
-                <w:strike w:val="false"/>
+                <w:sz w:val="22"/>
+                <w:szCs w:val="22"/>
+                <w:color w:val="000000"/>
+              </w:rPr>
+            </w:pPr>
+            <w:r>
+              <w:rPr>
+                <w:rFonts w:ascii="Helvetica" w:hAnsi="Helvetica" w:eastAsia="Helvetica" w:cs="Helvetica"/>
+                <w:i w:val="false"/>
+                <w:b w:val="false"/>
+                <w:u w:val="none"/>
                 <w:sz w:val="22"/>
                 <w:szCs w:val="22"/>
                 <w:color w:val="000000"/>
@@ -6488,19 +6254,17 @@
                 <w:i w:val="false"/>
                 <w:b w:val="false"/>
                 <w:u w:val="none"/>
-                <w:strike w:val="false"/>
-                <w:sz w:val="22"/>
-                <w:szCs w:val="22"/>
-                <w:color w:val="000000"/>
-              </w:rPr>
-            </w:pPr>
-            <w:r>
-              <w:rPr>
-                <w:rFonts w:ascii="Helvetica" w:hAnsi="Helvetica" w:eastAsia="Helvetica" w:cs="Helvetica"/>
-                <w:i w:val="false"/>
-                <w:b w:val="false"/>
-                <w:u w:val="none"/>
-                <w:strike w:val="false"/>
+                <w:sz w:val="22"/>
+                <w:szCs w:val="22"/>
+                <w:color w:val="000000"/>
+              </w:rPr>
+            </w:pPr>
+            <w:r>
+              <w:rPr>
+                <w:rFonts w:ascii="Helvetica" w:hAnsi="Helvetica" w:eastAsia="Helvetica" w:cs="Helvetica"/>
+                <w:i w:val="false"/>
+                <w:b w:val="false"/>
+                <w:u w:val="none"/>
                 <w:sz w:val="22"/>
                 <w:szCs w:val="22"/>
                 <w:color w:val="000000"/>
@@ -6542,19 +6306,17 @@
                 <w:i w:val="false"/>
                 <w:b w:val="false"/>
                 <w:u w:val="none"/>
-                <w:strike w:val="false"/>
-                <w:sz w:val="22"/>
-                <w:szCs w:val="22"/>
-                <w:color w:val="000000"/>
-              </w:rPr>
-            </w:pPr>
-            <w:r>
-              <w:rPr>
-                <w:rFonts w:ascii="Helvetica" w:hAnsi="Helvetica" w:eastAsia="Helvetica" w:cs="Helvetica"/>
-                <w:i w:val="false"/>
-                <w:b w:val="false"/>
-                <w:u w:val="none"/>
-                <w:strike w:val="false"/>
+                <w:sz w:val="22"/>
+                <w:szCs w:val="22"/>
+                <w:color w:val="000000"/>
+              </w:rPr>
+            </w:pPr>
+            <w:r>
+              <w:rPr>
+                <w:rFonts w:ascii="Helvetica" w:hAnsi="Helvetica" w:eastAsia="Helvetica" w:cs="Helvetica"/>
+                <w:i w:val="false"/>
+                <w:b w:val="false"/>
+                <w:u w:val="none"/>
                 <w:sz w:val="22"/>
                 <w:szCs w:val="22"/>
                 <w:color w:val="000000"/>
@@ -6602,19 +6364,17 @@
                 <w:i w:val="false"/>
                 <w:b w:val="false"/>
                 <w:u w:val="none"/>
-                <w:strike w:val="false"/>
-                <w:sz w:val="22"/>
-                <w:szCs w:val="22"/>
-                <w:color w:val="000000"/>
-              </w:rPr>
-            </w:pPr>
-            <w:r>
-              <w:rPr>
-                <w:rFonts w:ascii="Helvetica" w:hAnsi="Helvetica" w:eastAsia="Helvetica" w:cs="Helvetica"/>
-                <w:i w:val="false"/>
-                <w:b w:val="false"/>
-                <w:u w:val="none"/>
-                <w:strike w:val="false"/>
+                <w:sz w:val="22"/>
+                <w:szCs w:val="22"/>
+                <w:color w:val="000000"/>
+              </w:rPr>
+            </w:pPr>
+            <w:r>
+              <w:rPr>
+                <w:rFonts w:ascii="Helvetica" w:hAnsi="Helvetica" w:eastAsia="Helvetica" w:cs="Helvetica"/>
+                <w:i w:val="false"/>
+                <w:b w:val="false"/>
+                <w:u w:val="none"/>
                 <w:sz w:val="22"/>
                 <w:szCs w:val="22"/>
                 <w:color w:val="000000"/>
@@ -6656,19 +6416,17 @@
                 <w:i w:val="false"/>
                 <w:b w:val="false"/>
                 <w:u w:val="none"/>
-                <w:strike w:val="false"/>
-                <w:sz w:val="22"/>
-                <w:szCs w:val="22"/>
-                <w:color w:val="000000"/>
-              </w:rPr>
-            </w:pPr>
-            <w:r>
-              <w:rPr>
-                <w:rFonts w:ascii="Helvetica" w:hAnsi="Helvetica" w:eastAsia="Helvetica" w:cs="Helvetica"/>
-                <w:i w:val="false"/>
-                <w:b w:val="false"/>
-                <w:u w:val="none"/>
-                <w:strike w:val="false"/>
+                <w:sz w:val="22"/>
+                <w:szCs w:val="22"/>
+                <w:color w:val="000000"/>
+              </w:rPr>
+            </w:pPr>
+            <w:r>
+              <w:rPr>
+                <w:rFonts w:ascii="Helvetica" w:hAnsi="Helvetica" w:eastAsia="Helvetica" w:cs="Helvetica"/>
+                <w:i w:val="false"/>
+                <w:b w:val="false"/>
+                <w:u w:val="none"/>
                 <w:sz w:val="22"/>
                 <w:szCs w:val="22"/>
                 <w:color w:val="000000"/>
@@ -6710,19 +6468,17 @@
                 <w:i w:val="false"/>
                 <w:b w:val="false"/>
                 <w:u w:val="none"/>
-                <w:strike w:val="false"/>
-                <w:sz w:val="22"/>
-                <w:szCs w:val="22"/>
-                <w:color w:val="000000"/>
-              </w:rPr>
-            </w:pPr>
-            <w:r>
-              <w:rPr>
-                <w:rFonts w:ascii="Helvetica" w:hAnsi="Helvetica" w:eastAsia="Helvetica" w:cs="Helvetica"/>
-                <w:i w:val="false"/>
-                <w:b w:val="false"/>
-                <w:u w:val="none"/>
-                <w:strike w:val="false"/>
+                <w:sz w:val="22"/>
+                <w:szCs w:val="22"/>
+                <w:color w:val="000000"/>
+              </w:rPr>
+            </w:pPr>
+            <w:r>
+              <w:rPr>
+                <w:rFonts w:ascii="Helvetica" w:hAnsi="Helvetica" w:eastAsia="Helvetica" w:cs="Helvetica"/>
+                <w:i w:val="false"/>
+                <w:b w:val="false"/>
+                <w:u w:val="none"/>
                 <w:sz w:val="22"/>
                 <w:szCs w:val="22"/>
                 <w:color w:val="000000"/>
@@ -6764,19 +6520,17 @@
                 <w:i w:val="false"/>
                 <w:b w:val="false"/>
                 <w:u w:val="none"/>
-                <w:strike w:val="false"/>
-                <w:sz w:val="22"/>
-                <w:szCs w:val="22"/>
-                <w:color w:val="000000"/>
-              </w:rPr>
-            </w:pPr>
-            <w:r>
-              <w:rPr>
-                <w:rFonts w:ascii="Helvetica" w:hAnsi="Helvetica" w:eastAsia="Helvetica" w:cs="Helvetica"/>
-                <w:i w:val="false"/>
-                <w:b w:val="false"/>
-                <w:u w:val="none"/>
-                <w:strike w:val="false"/>
+                <w:sz w:val="22"/>
+                <w:szCs w:val="22"/>
+                <w:color w:val="000000"/>
+              </w:rPr>
+            </w:pPr>
+            <w:r>
+              <w:rPr>
+                <w:rFonts w:ascii="Helvetica" w:hAnsi="Helvetica" w:eastAsia="Helvetica" w:cs="Helvetica"/>
+                <w:i w:val="false"/>
+                <w:b w:val="false"/>
+                <w:u w:val="none"/>
                 <w:sz w:val="22"/>
                 <w:szCs w:val="22"/>
                 <w:color w:val="000000"/>
@@ -6818,19 +6572,17 @@
                 <w:i w:val="false"/>
                 <w:b w:val="false"/>
                 <w:u w:val="none"/>
-                <w:strike w:val="false"/>
-                <w:sz w:val="22"/>
-                <w:szCs w:val="22"/>
-                <w:color w:val="000000"/>
-              </w:rPr>
-            </w:pPr>
-            <w:r>
-              <w:rPr>
-                <w:rFonts w:ascii="Helvetica" w:hAnsi="Helvetica" w:eastAsia="Helvetica" w:cs="Helvetica"/>
-                <w:i w:val="false"/>
-                <w:b w:val="false"/>
-                <w:u w:val="none"/>
-                <w:strike w:val="false"/>
+                <w:sz w:val="22"/>
+                <w:szCs w:val="22"/>
+                <w:color w:val="000000"/>
+              </w:rPr>
+            </w:pPr>
+            <w:r>
+              <w:rPr>
+                <w:rFonts w:ascii="Helvetica" w:hAnsi="Helvetica" w:eastAsia="Helvetica" w:cs="Helvetica"/>
+                <w:i w:val="false"/>
+                <w:b w:val="false"/>
+                <w:u w:val="none"/>
                 <w:sz w:val="22"/>
                 <w:szCs w:val="22"/>
                 <w:color w:val="000000"/>
@@ -6872,19 +6624,17 @@
                 <w:i w:val="false"/>
                 <w:b w:val="false"/>
                 <w:u w:val="none"/>
-                <w:strike w:val="false"/>
-                <w:sz w:val="22"/>
-                <w:szCs w:val="22"/>
-                <w:color w:val="000000"/>
-              </w:rPr>
-            </w:pPr>
-            <w:r>
-              <w:rPr>
-                <w:rFonts w:ascii="Helvetica" w:hAnsi="Helvetica" w:eastAsia="Helvetica" w:cs="Helvetica"/>
-                <w:i w:val="false"/>
-                <w:b w:val="false"/>
-                <w:u w:val="none"/>
-                <w:strike w:val="false"/>
+                <w:sz w:val="22"/>
+                <w:szCs w:val="22"/>
+                <w:color w:val="000000"/>
+              </w:rPr>
+            </w:pPr>
+            <w:r>
+              <w:rPr>
+                <w:rFonts w:ascii="Helvetica" w:hAnsi="Helvetica" w:eastAsia="Helvetica" w:cs="Helvetica"/>
+                <w:i w:val="false"/>
+                <w:b w:val="false"/>
+                <w:u w:val="none"/>
                 <w:sz w:val="22"/>
                 <w:szCs w:val="22"/>
                 <w:color w:val="000000"/>
@@ -6926,19 +6676,17 @@
                 <w:i w:val="false"/>
                 <w:b w:val="false"/>
                 <w:u w:val="none"/>
-                <w:strike w:val="false"/>
-                <w:sz w:val="22"/>
-                <w:szCs w:val="22"/>
-                <w:color w:val="000000"/>
-              </w:rPr>
-            </w:pPr>
-            <w:r>
-              <w:rPr>
-                <w:rFonts w:ascii="Helvetica" w:hAnsi="Helvetica" w:eastAsia="Helvetica" w:cs="Helvetica"/>
-                <w:i w:val="false"/>
-                <w:b w:val="false"/>
-                <w:u w:val="none"/>
-                <w:strike w:val="false"/>
+                <w:sz w:val="22"/>
+                <w:szCs w:val="22"/>
+                <w:color w:val="000000"/>
+              </w:rPr>
+            </w:pPr>
+            <w:r>
+              <w:rPr>
+                <w:rFonts w:ascii="Helvetica" w:hAnsi="Helvetica" w:eastAsia="Helvetica" w:cs="Helvetica"/>
+                <w:i w:val="false"/>
+                <w:b w:val="false"/>
+                <w:u w:val="none"/>
                 <w:sz w:val="22"/>
                 <w:szCs w:val="22"/>
                 <w:color w:val="000000"/>
@@ -6986,19 +6734,17 @@
                 <w:i w:val="false"/>
                 <w:b w:val="false"/>
                 <w:u w:val="none"/>
-                <w:strike w:val="false"/>
-                <w:sz w:val="22"/>
-                <w:szCs w:val="22"/>
-                <w:color w:val="000000"/>
-              </w:rPr>
-            </w:pPr>
-            <w:r>
-              <w:rPr>
-                <w:rFonts w:ascii="Helvetica" w:hAnsi="Helvetica" w:eastAsia="Helvetica" w:cs="Helvetica"/>
-                <w:i w:val="false"/>
-                <w:b w:val="false"/>
-                <w:u w:val="none"/>
-                <w:strike w:val="false"/>
+                <w:sz w:val="22"/>
+                <w:szCs w:val="22"/>
+                <w:color w:val="000000"/>
+              </w:rPr>
+            </w:pPr>
+            <w:r>
+              <w:rPr>
+                <w:rFonts w:ascii="Helvetica" w:hAnsi="Helvetica" w:eastAsia="Helvetica" w:cs="Helvetica"/>
+                <w:i w:val="false"/>
+                <w:b w:val="false"/>
+                <w:u w:val="none"/>
                 <w:sz w:val="22"/>
                 <w:szCs w:val="22"/>
                 <w:color w:val="000000"/>
@@ -7040,19 +6786,17 @@
                 <w:i w:val="false"/>
                 <w:b w:val="false"/>
                 <w:u w:val="none"/>
-                <w:strike w:val="false"/>
-                <w:sz w:val="22"/>
-                <w:szCs w:val="22"/>
-                <w:color w:val="000000"/>
-              </w:rPr>
-            </w:pPr>
-            <w:r>
-              <w:rPr>
-                <w:rFonts w:ascii="Helvetica" w:hAnsi="Helvetica" w:eastAsia="Helvetica" w:cs="Helvetica"/>
-                <w:i w:val="false"/>
-                <w:b w:val="false"/>
-                <w:u w:val="none"/>
-                <w:strike w:val="false"/>
+                <w:sz w:val="22"/>
+                <w:szCs w:val="22"/>
+                <w:color w:val="000000"/>
+              </w:rPr>
+            </w:pPr>
+            <w:r>
+              <w:rPr>
+                <w:rFonts w:ascii="Helvetica" w:hAnsi="Helvetica" w:eastAsia="Helvetica" w:cs="Helvetica"/>
+                <w:i w:val="false"/>
+                <w:b w:val="false"/>
+                <w:u w:val="none"/>
                 <w:sz w:val="22"/>
                 <w:szCs w:val="22"/>
                 <w:color w:val="000000"/>
@@ -7094,19 +6838,17 @@
                 <w:i w:val="false"/>
                 <w:b w:val="false"/>
                 <w:u w:val="none"/>
-                <w:strike w:val="false"/>
-                <w:sz w:val="22"/>
-                <w:szCs w:val="22"/>
-                <w:color w:val="000000"/>
-              </w:rPr>
-            </w:pPr>
-            <w:r>
-              <w:rPr>
-                <w:rFonts w:ascii="Helvetica" w:hAnsi="Helvetica" w:eastAsia="Helvetica" w:cs="Helvetica"/>
-                <w:i w:val="false"/>
-                <w:b w:val="false"/>
-                <w:u w:val="none"/>
-                <w:strike w:val="false"/>
+                <w:sz w:val="22"/>
+                <w:szCs w:val="22"/>
+                <w:color w:val="000000"/>
+              </w:rPr>
+            </w:pPr>
+            <w:r>
+              <w:rPr>
+                <w:rFonts w:ascii="Helvetica" w:hAnsi="Helvetica" w:eastAsia="Helvetica" w:cs="Helvetica"/>
+                <w:i w:val="false"/>
+                <w:b w:val="false"/>
+                <w:u w:val="none"/>
                 <w:sz w:val="22"/>
                 <w:szCs w:val="22"/>
                 <w:color w:val="000000"/>
@@ -7148,19 +6890,17 @@
                 <w:i w:val="false"/>
                 <w:b w:val="false"/>
                 <w:u w:val="none"/>
-                <w:strike w:val="false"/>
-                <w:sz w:val="22"/>
-                <w:szCs w:val="22"/>
-                <w:color w:val="000000"/>
-              </w:rPr>
-            </w:pPr>
-            <w:r>
-              <w:rPr>
-                <w:rFonts w:ascii="Helvetica" w:hAnsi="Helvetica" w:eastAsia="Helvetica" w:cs="Helvetica"/>
-                <w:i w:val="false"/>
-                <w:b w:val="false"/>
-                <w:u w:val="none"/>
-                <w:strike w:val="false"/>
+                <w:sz w:val="22"/>
+                <w:szCs w:val="22"/>
+                <w:color w:val="000000"/>
+              </w:rPr>
+            </w:pPr>
+            <w:r>
+              <w:rPr>
+                <w:rFonts w:ascii="Helvetica" w:hAnsi="Helvetica" w:eastAsia="Helvetica" w:cs="Helvetica"/>
+                <w:i w:val="false"/>
+                <w:b w:val="false"/>
+                <w:u w:val="none"/>
                 <w:sz w:val="22"/>
                 <w:szCs w:val="22"/>
                 <w:color w:val="000000"/>
@@ -7202,19 +6942,17 @@
                 <w:i w:val="false"/>
                 <w:b w:val="false"/>
                 <w:u w:val="none"/>
-                <w:strike w:val="false"/>
-                <w:sz w:val="22"/>
-                <w:szCs w:val="22"/>
-                <w:color w:val="000000"/>
-              </w:rPr>
-            </w:pPr>
-            <w:r>
-              <w:rPr>
-                <w:rFonts w:ascii="Helvetica" w:hAnsi="Helvetica" w:eastAsia="Helvetica" w:cs="Helvetica"/>
-                <w:i w:val="false"/>
-                <w:b w:val="false"/>
-                <w:u w:val="none"/>
-                <w:strike w:val="false"/>
+                <w:sz w:val="22"/>
+                <w:szCs w:val="22"/>
+                <w:color w:val="000000"/>
+              </w:rPr>
+            </w:pPr>
+            <w:r>
+              <w:rPr>
+                <w:rFonts w:ascii="Helvetica" w:hAnsi="Helvetica" w:eastAsia="Helvetica" w:cs="Helvetica"/>
+                <w:i w:val="false"/>
+                <w:b w:val="false"/>
+                <w:u w:val="none"/>
                 <w:sz w:val="22"/>
                 <w:szCs w:val="22"/>
                 <w:color w:val="000000"/>
@@ -7256,19 +6994,17 @@
                 <w:i w:val="false"/>
                 <w:b w:val="false"/>
                 <w:u w:val="none"/>
-                <w:strike w:val="false"/>
-                <w:sz w:val="22"/>
-                <w:szCs w:val="22"/>
-                <w:color w:val="000000"/>
-              </w:rPr>
-            </w:pPr>
-            <w:r>
-              <w:rPr>
-                <w:rFonts w:ascii="Helvetica" w:hAnsi="Helvetica" w:eastAsia="Helvetica" w:cs="Helvetica"/>
-                <w:i w:val="false"/>
-                <w:b w:val="false"/>
-                <w:u w:val="none"/>
-                <w:strike w:val="false"/>
+                <w:sz w:val="22"/>
+                <w:szCs w:val="22"/>
+                <w:color w:val="000000"/>
+              </w:rPr>
+            </w:pPr>
+            <w:r>
+              <w:rPr>
+                <w:rFonts w:ascii="Helvetica" w:hAnsi="Helvetica" w:eastAsia="Helvetica" w:cs="Helvetica"/>
+                <w:i w:val="false"/>
+                <w:b w:val="false"/>
+                <w:u w:val="none"/>
                 <w:sz w:val="22"/>
                 <w:szCs w:val="22"/>
                 <w:color w:val="000000"/>
@@ -7310,19 +7046,17 @@
                 <w:i w:val="false"/>
                 <w:b w:val="false"/>
                 <w:u w:val="none"/>
-                <w:strike w:val="false"/>
-                <w:sz w:val="22"/>
-                <w:szCs w:val="22"/>
-                <w:color w:val="000000"/>
-              </w:rPr>
-            </w:pPr>
-            <w:r>
-              <w:rPr>
-                <w:rFonts w:ascii="Helvetica" w:hAnsi="Helvetica" w:eastAsia="Helvetica" w:cs="Helvetica"/>
-                <w:i w:val="false"/>
-                <w:b w:val="false"/>
-                <w:u w:val="none"/>
-                <w:strike w:val="false"/>
+                <w:sz w:val="22"/>
+                <w:szCs w:val="22"/>
+                <w:color w:val="000000"/>
+              </w:rPr>
+            </w:pPr>
+            <w:r>
+              <w:rPr>
+                <w:rFonts w:ascii="Helvetica" w:hAnsi="Helvetica" w:eastAsia="Helvetica" w:cs="Helvetica"/>
+                <w:i w:val="false"/>
+                <w:b w:val="false"/>
+                <w:u w:val="none"/>
                 <w:sz w:val="22"/>
                 <w:szCs w:val="22"/>
                 <w:color w:val="000000"/>
@@ -7370,19 +7104,17 @@
                 <w:i w:val="false"/>
                 <w:b w:val="false"/>
                 <w:u w:val="none"/>
-                <w:strike w:val="false"/>
-                <w:sz w:val="22"/>
-                <w:szCs w:val="22"/>
-                <w:color w:val="000000"/>
-              </w:rPr>
-            </w:pPr>
-            <w:r>
-              <w:rPr>
-                <w:rFonts w:ascii="Helvetica" w:hAnsi="Helvetica" w:eastAsia="Helvetica" w:cs="Helvetica"/>
-                <w:i w:val="false"/>
-                <w:b w:val="false"/>
-                <w:u w:val="none"/>
-                <w:strike w:val="false"/>
+                <w:sz w:val="22"/>
+                <w:szCs w:val="22"/>
+                <w:color w:val="000000"/>
+              </w:rPr>
+            </w:pPr>
+            <w:r>
+              <w:rPr>
+                <w:rFonts w:ascii="Helvetica" w:hAnsi="Helvetica" w:eastAsia="Helvetica" w:cs="Helvetica"/>
+                <w:i w:val="false"/>
+                <w:b w:val="false"/>
+                <w:u w:val="none"/>
                 <w:sz w:val="22"/>
                 <w:szCs w:val="22"/>
                 <w:color w:val="000000"/>
@@ -7424,19 +7156,17 @@
                 <w:i w:val="false"/>
                 <w:b w:val="false"/>
                 <w:u w:val="none"/>
-                <w:strike w:val="false"/>
-                <w:sz w:val="22"/>
-                <w:szCs w:val="22"/>
-                <w:color w:val="000000"/>
-              </w:rPr>
-            </w:pPr>
-            <w:r>
-              <w:rPr>
-                <w:rFonts w:ascii="Helvetica" w:hAnsi="Helvetica" w:eastAsia="Helvetica" w:cs="Helvetica"/>
-                <w:i w:val="false"/>
-                <w:b w:val="false"/>
-                <w:u w:val="none"/>
-                <w:strike w:val="false"/>
+                <w:sz w:val="22"/>
+                <w:szCs w:val="22"/>
+                <w:color w:val="000000"/>
+              </w:rPr>
+            </w:pPr>
+            <w:r>
+              <w:rPr>
+                <w:rFonts w:ascii="Helvetica" w:hAnsi="Helvetica" w:eastAsia="Helvetica" w:cs="Helvetica"/>
+                <w:i w:val="false"/>
+                <w:b w:val="false"/>
+                <w:u w:val="none"/>
                 <w:sz w:val="22"/>
                 <w:szCs w:val="22"/>
                 <w:color w:val="000000"/>
@@ -7478,19 +7208,17 @@
                 <w:i w:val="false"/>
                 <w:b w:val="false"/>
                 <w:u w:val="none"/>
-                <w:strike w:val="false"/>
-                <w:sz w:val="22"/>
-                <w:szCs w:val="22"/>
-                <w:color w:val="000000"/>
-              </w:rPr>
-            </w:pPr>
-            <w:r>
-              <w:rPr>
-                <w:rFonts w:ascii="Helvetica" w:hAnsi="Helvetica" w:eastAsia="Helvetica" w:cs="Helvetica"/>
-                <w:i w:val="false"/>
-                <w:b w:val="false"/>
-                <w:u w:val="none"/>
-                <w:strike w:val="false"/>
+                <w:sz w:val="22"/>
+                <w:szCs w:val="22"/>
+                <w:color w:val="000000"/>
+              </w:rPr>
+            </w:pPr>
+            <w:r>
+              <w:rPr>
+                <w:rFonts w:ascii="Helvetica" w:hAnsi="Helvetica" w:eastAsia="Helvetica" w:cs="Helvetica"/>
+                <w:i w:val="false"/>
+                <w:b w:val="false"/>
+                <w:u w:val="none"/>
                 <w:sz w:val="22"/>
                 <w:szCs w:val="22"/>
                 <w:color w:val="000000"/>
@@ -7532,19 +7260,17 @@
                 <w:i w:val="false"/>
                 <w:b w:val="false"/>
                 <w:u w:val="none"/>
-                <w:strike w:val="false"/>
-                <w:sz w:val="22"/>
-                <w:szCs w:val="22"/>
-                <w:color w:val="000000"/>
-              </w:rPr>
-            </w:pPr>
-            <w:r>
-              <w:rPr>
-                <w:rFonts w:ascii="Helvetica" w:hAnsi="Helvetica" w:eastAsia="Helvetica" w:cs="Helvetica"/>
-                <w:i w:val="false"/>
-                <w:b w:val="false"/>
-                <w:u w:val="none"/>
-                <w:strike w:val="false"/>
+                <w:sz w:val="22"/>
+                <w:szCs w:val="22"/>
+                <w:color w:val="000000"/>
+              </w:rPr>
+            </w:pPr>
+            <w:r>
+              <w:rPr>
+                <w:rFonts w:ascii="Helvetica" w:hAnsi="Helvetica" w:eastAsia="Helvetica" w:cs="Helvetica"/>
+                <w:i w:val="false"/>
+                <w:b w:val="false"/>
+                <w:u w:val="none"/>
                 <w:sz w:val="22"/>
                 <w:szCs w:val="22"/>
                 <w:color w:val="000000"/>
@@ -7586,19 +7312,17 @@
                 <w:i w:val="false"/>
                 <w:b w:val="false"/>
                 <w:u w:val="none"/>
-                <w:strike w:val="false"/>
-                <w:sz w:val="22"/>
-                <w:szCs w:val="22"/>
-                <w:color w:val="000000"/>
-              </w:rPr>
-            </w:pPr>
-            <w:r>
-              <w:rPr>
-                <w:rFonts w:ascii="Helvetica" w:hAnsi="Helvetica" w:eastAsia="Helvetica" w:cs="Helvetica"/>
-                <w:i w:val="false"/>
-                <w:b w:val="false"/>
-                <w:u w:val="none"/>
-                <w:strike w:val="false"/>
+                <w:sz w:val="22"/>
+                <w:szCs w:val="22"/>
+                <w:color w:val="000000"/>
+              </w:rPr>
+            </w:pPr>
+            <w:r>
+              <w:rPr>
+                <w:rFonts w:ascii="Helvetica" w:hAnsi="Helvetica" w:eastAsia="Helvetica" w:cs="Helvetica"/>
+                <w:i w:val="false"/>
+                <w:b w:val="false"/>
+                <w:u w:val="none"/>
                 <w:sz w:val="22"/>
                 <w:szCs w:val="22"/>
                 <w:color w:val="000000"/>
@@ -7640,19 +7364,17 @@
                 <w:i w:val="false"/>
                 <w:b w:val="false"/>
                 <w:u w:val="none"/>
-                <w:strike w:val="false"/>
-                <w:sz w:val="22"/>
-                <w:szCs w:val="22"/>
-                <w:color w:val="000000"/>
-              </w:rPr>
-            </w:pPr>
-            <w:r>
-              <w:rPr>
-                <w:rFonts w:ascii="Helvetica" w:hAnsi="Helvetica" w:eastAsia="Helvetica" w:cs="Helvetica"/>
-                <w:i w:val="false"/>
-                <w:b w:val="false"/>
-                <w:u w:val="none"/>
-                <w:strike w:val="false"/>
+                <w:sz w:val="22"/>
+                <w:szCs w:val="22"/>
+                <w:color w:val="000000"/>
+              </w:rPr>
+            </w:pPr>
+            <w:r>
+              <w:rPr>
+                <w:rFonts w:ascii="Helvetica" w:hAnsi="Helvetica" w:eastAsia="Helvetica" w:cs="Helvetica"/>
+                <w:i w:val="false"/>
+                <w:b w:val="false"/>
+                <w:u w:val="none"/>
                 <w:sz w:val="22"/>
                 <w:szCs w:val="22"/>
                 <w:color w:val="000000"/>
@@ -7694,19 +7416,17 @@
                 <w:i w:val="false"/>
                 <w:b w:val="false"/>
                 <w:u w:val="none"/>
-                <w:strike w:val="false"/>
-                <w:sz w:val="22"/>
-                <w:szCs w:val="22"/>
-                <w:color w:val="000000"/>
-              </w:rPr>
-            </w:pPr>
-            <w:r>
-              <w:rPr>
-                <w:rFonts w:ascii="Helvetica" w:hAnsi="Helvetica" w:eastAsia="Helvetica" w:cs="Helvetica"/>
-                <w:i w:val="false"/>
-                <w:b w:val="false"/>
-                <w:u w:val="none"/>
-                <w:strike w:val="false"/>
+                <w:sz w:val="22"/>
+                <w:szCs w:val="22"/>
+                <w:color w:val="000000"/>
+              </w:rPr>
+            </w:pPr>
+            <w:r>
+              <w:rPr>
+                <w:rFonts w:ascii="Helvetica" w:hAnsi="Helvetica" w:eastAsia="Helvetica" w:cs="Helvetica"/>
+                <w:i w:val="false"/>
+                <w:b w:val="false"/>
+                <w:u w:val="none"/>
                 <w:sz w:val="22"/>
                 <w:szCs w:val="22"/>
                 <w:color w:val="000000"/>
@@ -7754,19 +7474,17 @@
                 <w:i w:val="false"/>
                 <w:b w:val="false"/>
                 <w:u w:val="none"/>
-                <w:strike w:val="false"/>
-                <w:sz w:val="22"/>
-                <w:szCs w:val="22"/>
-                <w:color w:val="000000"/>
-              </w:rPr>
-            </w:pPr>
-            <w:r>
-              <w:rPr>
-                <w:rFonts w:ascii="Helvetica" w:hAnsi="Helvetica" w:eastAsia="Helvetica" w:cs="Helvetica"/>
-                <w:i w:val="false"/>
-                <w:b w:val="false"/>
-                <w:u w:val="none"/>
-                <w:strike w:val="false"/>
+                <w:sz w:val="22"/>
+                <w:szCs w:val="22"/>
+                <w:color w:val="000000"/>
+              </w:rPr>
+            </w:pPr>
+            <w:r>
+              <w:rPr>
+                <w:rFonts w:ascii="Helvetica" w:hAnsi="Helvetica" w:eastAsia="Helvetica" w:cs="Helvetica"/>
+                <w:i w:val="false"/>
+                <w:b w:val="false"/>
+                <w:u w:val="none"/>
                 <w:sz w:val="22"/>
                 <w:szCs w:val="22"/>
                 <w:color w:val="000000"/>
@@ -7808,19 +7526,17 @@
                 <w:i w:val="false"/>
                 <w:b w:val="false"/>
                 <w:u w:val="none"/>
-                <w:strike w:val="false"/>
-                <w:sz w:val="22"/>
-                <w:szCs w:val="22"/>
-                <w:color w:val="000000"/>
-              </w:rPr>
-            </w:pPr>
-            <w:r>
-              <w:rPr>
-                <w:rFonts w:ascii="Helvetica" w:hAnsi="Helvetica" w:eastAsia="Helvetica" w:cs="Helvetica"/>
-                <w:i w:val="false"/>
-                <w:b w:val="false"/>
-                <w:u w:val="none"/>
-                <w:strike w:val="false"/>
+                <w:sz w:val="22"/>
+                <w:szCs w:val="22"/>
+                <w:color w:val="000000"/>
+              </w:rPr>
+            </w:pPr>
+            <w:r>
+              <w:rPr>
+                <w:rFonts w:ascii="Helvetica" w:hAnsi="Helvetica" w:eastAsia="Helvetica" w:cs="Helvetica"/>
+                <w:i w:val="false"/>
+                <w:b w:val="false"/>
+                <w:u w:val="none"/>
                 <w:sz w:val="22"/>
                 <w:szCs w:val="22"/>
                 <w:color w:val="000000"/>
@@ -7862,19 +7578,17 @@
                 <w:i w:val="false"/>
                 <w:b w:val="false"/>
                 <w:u w:val="none"/>
-                <w:strike w:val="false"/>
-                <w:sz w:val="22"/>
-                <w:szCs w:val="22"/>
-                <w:color w:val="000000"/>
-              </w:rPr>
-            </w:pPr>
-            <w:r>
-              <w:rPr>
-                <w:rFonts w:ascii="Helvetica" w:hAnsi="Helvetica" w:eastAsia="Helvetica" w:cs="Helvetica"/>
-                <w:i w:val="false"/>
-                <w:b w:val="false"/>
-                <w:u w:val="none"/>
-                <w:strike w:val="false"/>
+                <w:sz w:val="22"/>
+                <w:szCs w:val="22"/>
+                <w:color w:val="000000"/>
+              </w:rPr>
+            </w:pPr>
+            <w:r>
+              <w:rPr>
+                <w:rFonts w:ascii="Helvetica" w:hAnsi="Helvetica" w:eastAsia="Helvetica" w:cs="Helvetica"/>
+                <w:i w:val="false"/>
+                <w:b w:val="false"/>
+                <w:u w:val="none"/>
                 <w:sz w:val="22"/>
                 <w:szCs w:val="22"/>
                 <w:color w:val="000000"/>
@@ -7916,19 +7630,17 @@
                 <w:i w:val="false"/>
                 <w:b w:val="false"/>
                 <w:u w:val="none"/>
-                <w:strike w:val="false"/>
-                <w:sz w:val="22"/>
-                <w:szCs w:val="22"/>
-                <w:color w:val="000000"/>
-              </w:rPr>
-            </w:pPr>
-            <w:r>
-              <w:rPr>
-                <w:rFonts w:ascii="Helvetica" w:hAnsi="Helvetica" w:eastAsia="Helvetica" w:cs="Helvetica"/>
-                <w:i w:val="false"/>
-                <w:b w:val="false"/>
-                <w:u w:val="none"/>
-                <w:strike w:val="false"/>
+                <w:sz w:val="22"/>
+                <w:szCs w:val="22"/>
+                <w:color w:val="000000"/>
+              </w:rPr>
+            </w:pPr>
+            <w:r>
+              <w:rPr>
+                <w:rFonts w:ascii="Helvetica" w:hAnsi="Helvetica" w:eastAsia="Helvetica" w:cs="Helvetica"/>
+                <w:i w:val="false"/>
+                <w:b w:val="false"/>
+                <w:u w:val="none"/>
                 <w:sz w:val="22"/>
                 <w:szCs w:val="22"/>
                 <w:color w:val="000000"/>
@@ -7970,19 +7682,17 @@
                 <w:i w:val="false"/>
                 <w:b w:val="false"/>
                 <w:u w:val="none"/>
-                <w:strike w:val="false"/>
-                <w:sz w:val="22"/>
-                <w:szCs w:val="22"/>
-                <w:color w:val="000000"/>
-              </w:rPr>
-            </w:pPr>
-            <w:r>
-              <w:rPr>
-                <w:rFonts w:ascii="Helvetica" w:hAnsi="Helvetica" w:eastAsia="Helvetica" w:cs="Helvetica"/>
-                <w:i w:val="false"/>
-                <w:b w:val="false"/>
-                <w:u w:val="none"/>
-                <w:strike w:val="false"/>
+                <w:sz w:val="22"/>
+                <w:szCs w:val="22"/>
+                <w:color w:val="000000"/>
+              </w:rPr>
+            </w:pPr>
+            <w:r>
+              <w:rPr>
+                <w:rFonts w:ascii="Helvetica" w:hAnsi="Helvetica" w:eastAsia="Helvetica" w:cs="Helvetica"/>
+                <w:i w:val="false"/>
+                <w:b w:val="false"/>
+                <w:u w:val="none"/>
                 <w:sz w:val="22"/>
                 <w:szCs w:val="22"/>
                 <w:color w:val="000000"/>
@@ -8024,19 +7734,17 @@
                 <w:i w:val="false"/>
                 <w:b w:val="false"/>
                 <w:u w:val="none"/>
-                <w:strike w:val="false"/>
-                <w:sz w:val="22"/>
-                <w:szCs w:val="22"/>
-                <w:color w:val="000000"/>
-              </w:rPr>
-            </w:pPr>
-            <w:r>
-              <w:rPr>
-                <w:rFonts w:ascii="Helvetica" w:hAnsi="Helvetica" w:eastAsia="Helvetica" w:cs="Helvetica"/>
-                <w:i w:val="false"/>
-                <w:b w:val="false"/>
-                <w:u w:val="none"/>
-                <w:strike w:val="false"/>
+                <w:sz w:val="22"/>
+                <w:szCs w:val="22"/>
+                <w:color w:val="000000"/>
+              </w:rPr>
+            </w:pPr>
+            <w:r>
+              <w:rPr>
+                <w:rFonts w:ascii="Helvetica" w:hAnsi="Helvetica" w:eastAsia="Helvetica" w:cs="Helvetica"/>
+                <w:i w:val="false"/>
+                <w:b w:val="false"/>
+                <w:u w:val="none"/>
                 <w:sz w:val="22"/>
                 <w:szCs w:val="22"/>
                 <w:color w:val="000000"/>
@@ -8078,19 +7786,17 @@
                 <w:i w:val="false"/>
                 <w:b w:val="false"/>
                 <w:u w:val="none"/>
-                <w:strike w:val="false"/>
-                <w:sz w:val="22"/>
-                <w:szCs w:val="22"/>
-                <w:color w:val="000000"/>
-              </w:rPr>
-            </w:pPr>
-            <w:r>
-              <w:rPr>
-                <w:rFonts w:ascii="Helvetica" w:hAnsi="Helvetica" w:eastAsia="Helvetica" w:cs="Helvetica"/>
-                <w:i w:val="false"/>
-                <w:b w:val="false"/>
-                <w:u w:val="none"/>
-                <w:strike w:val="false"/>
+                <w:sz w:val="22"/>
+                <w:szCs w:val="22"/>
+                <w:color w:val="000000"/>
+              </w:rPr>
+            </w:pPr>
+            <w:r>
+              <w:rPr>
+                <w:rFonts w:ascii="Helvetica" w:hAnsi="Helvetica" w:eastAsia="Helvetica" w:cs="Helvetica"/>
+                <w:i w:val="false"/>
+                <w:b w:val="false"/>
+                <w:u w:val="none"/>
                 <w:sz w:val="22"/>
                 <w:szCs w:val="22"/>
                 <w:color w:val="000000"/>
@@ -8138,19 +7844,17 @@
                 <w:i w:val="false"/>
                 <w:b w:val="false"/>
                 <w:u w:val="none"/>
-                <w:strike w:val="false"/>
-                <w:sz w:val="22"/>
-                <w:szCs w:val="22"/>
-                <w:color w:val="000000"/>
-              </w:rPr>
-            </w:pPr>
-            <w:r>
-              <w:rPr>
-                <w:rFonts w:ascii="Helvetica" w:hAnsi="Helvetica" w:eastAsia="Helvetica" w:cs="Helvetica"/>
-                <w:i w:val="false"/>
-                <w:b w:val="false"/>
-                <w:u w:val="none"/>
-                <w:strike w:val="false"/>
+                <w:sz w:val="22"/>
+                <w:szCs w:val="22"/>
+                <w:color w:val="000000"/>
+              </w:rPr>
+            </w:pPr>
+            <w:r>
+              <w:rPr>
+                <w:rFonts w:ascii="Helvetica" w:hAnsi="Helvetica" w:eastAsia="Helvetica" w:cs="Helvetica"/>
+                <w:i w:val="false"/>
+                <w:b w:val="false"/>
+                <w:u w:val="none"/>
                 <w:sz w:val="22"/>
                 <w:szCs w:val="22"/>
                 <w:color w:val="000000"/>
@@ -8192,19 +7896,17 @@
                 <w:i w:val="false"/>
                 <w:b w:val="false"/>
                 <w:u w:val="none"/>
-                <w:strike w:val="false"/>
-                <w:sz w:val="22"/>
-                <w:szCs w:val="22"/>
-                <w:color w:val="000000"/>
-              </w:rPr>
-            </w:pPr>
-            <w:r>
-              <w:rPr>
-                <w:rFonts w:ascii="Helvetica" w:hAnsi="Helvetica" w:eastAsia="Helvetica" w:cs="Helvetica"/>
-                <w:i w:val="false"/>
-                <w:b w:val="false"/>
-                <w:u w:val="none"/>
-                <w:strike w:val="false"/>
+                <w:sz w:val="22"/>
+                <w:szCs w:val="22"/>
+                <w:color w:val="000000"/>
+              </w:rPr>
+            </w:pPr>
+            <w:r>
+              <w:rPr>
+                <w:rFonts w:ascii="Helvetica" w:hAnsi="Helvetica" w:eastAsia="Helvetica" w:cs="Helvetica"/>
+                <w:i w:val="false"/>
+                <w:b w:val="false"/>
+                <w:u w:val="none"/>
                 <w:sz w:val="22"/>
                 <w:szCs w:val="22"/>
                 <w:color w:val="000000"/>
@@ -8246,19 +7948,17 @@
                 <w:i w:val="false"/>
                 <w:b w:val="false"/>
                 <w:u w:val="none"/>
-                <w:strike w:val="false"/>
-                <w:sz w:val="22"/>
-                <w:szCs w:val="22"/>
-                <w:color w:val="000000"/>
-              </w:rPr>
-            </w:pPr>
-            <w:r>
-              <w:rPr>
-                <w:rFonts w:ascii="Helvetica" w:hAnsi="Helvetica" w:eastAsia="Helvetica" w:cs="Helvetica"/>
-                <w:i w:val="false"/>
-                <w:b w:val="false"/>
-                <w:u w:val="none"/>
-                <w:strike w:val="false"/>
+                <w:sz w:val="22"/>
+                <w:szCs w:val="22"/>
+                <w:color w:val="000000"/>
+              </w:rPr>
+            </w:pPr>
+            <w:r>
+              <w:rPr>
+                <w:rFonts w:ascii="Helvetica" w:hAnsi="Helvetica" w:eastAsia="Helvetica" w:cs="Helvetica"/>
+                <w:i w:val="false"/>
+                <w:b w:val="false"/>
+                <w:u w:val="none"/>
                 <w:sz w:val="22"/>
                 <w:szCs w:val="22"/>
                 <w:color w:val="000000"/>
@@ -8300,19 +8000,17 @@
                 <w:i w:val="false"/>
                 <w:b w:val="false"/>
                 <w:u w:val="none"/>
-                <w:strike w:val="false"/>
-                <w:sz w:val="22"/>
-                <w:szCs w:val="22"/>
-                <w:color w:val="000000"/>
-              </w:rPr>
-            </w:pPr>
-            <w:r>
-              <w:rPr>
-                <w:rFonts w:ascii="Helvetica" w:hAnsi="Helvetica" w:eastAsia="Helvetica" w:cs="Helvetica"/>
-                <w:i w:val="false"/>
-                <w:b w:val="false"/>
-                <w:u w:val="none"/>
-                <w:strike w:val="false"/>
+                <w:sz w:val="22"/>
+                <w:szCs w:val="22"/>
+                <w:color w:val="000000"/>
+              </w:rPr>
+            </w:pPr>
+            <w:r>
+              <w:rPr>
+                <w:rFonts w:ascii="Helvetica" w:hAnsi="Helvetica" w:eastAsia="Helvetica" w:cs="Helvetica"/>
+                <w:i w:val="false"/>
+                <w:b w:val="false"/>
+                <w:u w:val="none"/>
                 <w:sz w:val="22"/>
                 <w:szCs w:val="22"/>
                 <w:color w:val="000000"/>
@@ -8354,19 +8052,17 @@
                 <w:i w:val="false"/>
                 <w:b w:val="false"/>
                 <w:u w:val="none"/>
-                <w:strike w:val="false"/>
-                <w:sz w:val="22"/>
-                <w:szCs w:val="22"/>
-                <w:color w:val="000000"/>
-              </w:rPr>
-            </w:pPr>
-            <w:r>
-              <w:rPr>
-                <w:rFonts w:ascii="Helvetica" w:hAnsi="Helvetica" w:eastAsia="Helvetica" w:cs="Helvetica"/>
-                <w:i w:val="false"/>
-                <w:b w:val="false"/>
-                <w:u w:val="none"/>
-                <w:strike w:val="false"/>
+                <w:sz w:val="22"/>
+                <w:szCs w:val="22"/>
+                <w:color w:val="000000"/>
+              </w:rPr>
+            </w:pPr>
+            <w:r>
+              <w:rPr>
+                <w:rFonts w:ascii="Helvetica" w:hAnsi="Helvetica" w:eastAsia="Helvetica" w:cs="Helvetica"/>
+                <w:i w:val="false"/>
+                <w:b w:val="false"/>
+                <w:u w:val="none"/>
                 <w:sz w:val="22"/>
                 <w:szCs w:val="22"/>
                 <w:color w:val="000000"/>
@@ -8408,19 +8104,17 @@
                 <w:i w:val="false"/>
                 <w:b w:val="false"/>
                 <w:u w:val="none"/>
-                <w:strike w:val="false"/>
-                <w:sz w:val="22"/>
-                <w:szCs w:val="22"/>
-                <w:color w:val="000000"/>
-              </w:rPr>
-            </w:pPr>
-            <w:r>
-              <w:rPr>
-                <w:rFonts w:ascii="Helvetica" w:hAnsi="Helvetica" w:eastAsia="Helvetica" w:cs="Helvetica"/>
-                <w:i w:val="false"/>
-                <w:b w:val="false"/>
-                <w:u w:val="none"/>
-                <w:strike w:val="false"/>
+                <w:sz w:val="22"/>
+                <w:szCs w:val="22"/>
+                <w:color w:val="000000"/>
+              </w:rPr>
+            </w:pPr>
+            <w:r>
+              <w:rPr>
+                <w:rFonts w:ascii="Helvetica" w:hAnsi="Helvetica" w:eastAsia="Helvetica" w:cs="Helvetica"/>
+                <w:i w:val="false"/>
+                <w:b w:val="false"/>
+                <w:u w:val="none"/>
                 <w:sz w:val="22"/>
                 <w:szCs w:val="22"/>
                 <w:color w:val="000000"/>
@@ -8462,19 +8156,17 @@
                 <w:i w:val="false"/>
                 <w:b w:val="false"/>
                 <w:u w:val="none"/>
-                <w:strike w:val="false"/>
-                <w:sz w:val="22"/>
-                <w:szCs w:val="22"/>
-                <w:color w:val="000000"/>
-              </w:rPr>
-            </w:pPr>
-            <w:r>
-              <w:rPr>
-                <w:rFonts w:ascii="Helvetica" w:hAnsi="Helvetica" w:eastAsia="Helvetica" w:cs="Helvetica"/>
-                <w:i w:val="false"/>
-                <w:b w:val="false"/>
-                <w:u w:val="none"/>
-                <w:strike w:val="false"/>
+                <w:sz w:val="22"/>
+                <w:szCs w:val="22"/>
+                <w:color w:val="000000"/>
+              </w:rPr>
+            </w:pPr>
+            <w:r>
+              <w:rPr>
+                <w:rFonts w:ascii="Helvetica" w:hAnsi="Helvetica" w:eastAsia="Helvetica" w:cs="Helvetica"/>
+                <w:i w:val="false"/>
+                <w:b w:val="false"/>
+                <w:u w:val="none"/>
                 <w:sz w:val="22"/>
                 <w:szCs w:val="22"/>
                 <w:color w:val="000000"/>
@@ -8522,19 +8214,17 @@
                 <w:i w:val="false"/>
                 <w:b w:val="false"/>
                 <w:u w:val="none"/>
-                <w:strike w:val="false"/>
-                <w:sz w:val="22"/>
-                <w:szCs w:val="22"/>
-                <w:color w:val="000000"/>
-              </w:rPr>
-            </w:pPr>
-            <w:r>
-              <w:rPr>
-                <w:rFonts w:ascii="Helvetica" w:hAnsi="Helvetica" w:eastAsia="Helvetica" w:cs="Helvetica"/>
-                <w:i w:val="false"/>
-                <w:b w:val="false"/>
-                <w:u w:val="none"/>
-                <w:strike w:val="false"/>
+                <w:sz w:val="22"/>
+                <w:szCs w:val="22"/>
+                <w:color w:val="000000"/>
+              </w:rPr>
+            </w:pPr>
+            <w:r>
+              <w:rPr>
+                <w:rFonts w:ascii="Helvetica" w:hAnsi="Helvetica" w:eastAsia="Helvetica" w:cs="Helvetica"/>
+                <w:i w:val="false"/>
+                <w:b w:val="false"/>
+                <w:u w:val="none"/>
                 <w:sz w:val="22"/>
                 <w:szCs w:val="22"/>
                 <w:color w:val="000000"/>
@@ -8576,19 +8266,17 @@
                 <w:i w:val="false"/>
                 <w:b w:val="false"/>
                 <w:u w:val="none"/>
-                <w:strike w:val="false"/>
-                <w:sz w:val="22"/>
-                <w:szCs w:val="22"/>
-                <w:color w:val="000000"/>
-              </w:rPr>
-            </w:pPr>
-            <w:r>
-              <w:rPr>
-                <w:rFonts w:ascii="Helvetica" w:hAnsi="Helvetica" w:eastAsia="Helvetica" w:cs="Helvetica"/>
-                <w:i w:val="false"/>
-                <w:b w:val="false"/>
-                <w:u w:val="none"/>
-                <w:strike w:val="false"/>
+                <w:sz w:val="22"/>
+                <w:szCs w:val="22"/>
+                <w:color w:val="000000"/>
+              </w:rPr>
+            </w:pPr>
+            <w:r>
+              <w:rPr>
+                <w:rFonts w:ascii="Helvetica" w:hAnsi="Helvetica" w:eastAsia="Helvetica" w:cs="Helvetica"/>
+                <w:i w:val="false"/>
+                <w:b w:val="false"/>
+                <w:u w:val="none"/>
                 <w:sz w:val="22"/>
                 <w:szCs w:val="22"/>
                 <w:color w:val="000000"/>
@@ -8630,19 +8318,17 @@
                 <w:i w:val="false"/>
                 <w:b w:val="false"/>
                 <w:u w:val="none"/>
-                <w:strike w:val="false"/>
-                <w:sz w:val="22"/>
-                <w:szCs w:val="22"/>
-                <w:color w:val="000000"/>
-              </w:rPr>
-            </w:pPr>
-            <w:r>
-              <w:rPr>
-                <w:rFonts w:ascii="Helvetica" w:hAnsi="Helvetica" w:eastAsia="Helvetica" w:cs="Helvetica"/>
-                <w:i w:val="false"/>
-                <w:b w:val="false"/>
-                <w:u w:val="none"/>
-                <w:strike w:val="false"/>
+                <w:sz w:val="22"/>
+                <w:szCs w:val="22"/>
+                <w:color w:val="000000"/>
+              </w:rPr>
+            </w:pPr>
+            <w:r>
+              <w:rPr>
+                <w:rFonts w:ascii="Helvetica" w:hAnsi="Helvetica" w:eastAsia="Helvetica" w:cs="Helvetica"/>
+                <w:i w:val="false"/>
+                <w:b w:val="false"/>
+                <w:u w:val="none"/>
                 <w:sz w:val="22"/>
                 <w:szCs w:val="22"/>
                 <w:color w:val="000000"/>
@@ -8684,19 +8370,17 @@
                 <w:i w:val="false"/>
                 <w:b w:val="false"/>
                 <w:u w:val="none"/>
-                <w:strike w:val="false"/>
-                <w:sz w:val="22"/>
-                <w:szCs w:val="22"/>
-                <w:color w:val="000000"/>
-              </w:rPr>
-            </w:pPr>
-            <w:r>
-              <w:rPr>
-                <w:rFonts w:ascii="Helvetica" w:hAnsi="Helvetica" w:eastAsia="Helvetica" w:cs="Helvetica"/>
-                <w:i w:val="false"/>
-                <w:b w:val="false"/>
-                <w:u w:val="none"/>
-                <w:strike w:val="false"/>
+                <w:sz w:val="22"/>
+                <w:szCs w:val="22"/>
+                <w:color w:val="000000"/>
+              </w:rPr>
+            </w:pPr>
+            <w:r>
+              <w:rPr>
+                <w:rFonts w:ascii="Helvetica" w:hAnsi="Helvetica" w:eastAsia="Helvetica" w:cs="Helvetica"/>
+                <w:i w:val="false"/>
+                <w:b w:val="false"/>
+                <w:u w:val="none"/>
                 <w:sz w:val="22"/>
                 <w:szCs w:val="22"/>
                 <w:color w:val="000000"/>
@@ -8738,19 +8422,17 @@
                 <w:i w:val="false"/>
                 <w:b w:val="false"/>
                 <w:u w:val="none"/>
-                <w:strike w:val="false"/>
-                <w:sz w:val="22"/>
-                <w:szCs w:val="22"/>
-                <w:color w:val="000000"/>
-              </w:rPr>
-            </w:pPr>
-            <w:r>
-              <w:rPr>
-                <w:rFonts w:ascii="Helvetica" w:hAnsi="Helvetica" w:eastAsia="Helvetica" w:cs="Helvetica"/>
-                <w:i w:val="false"/>
-                <w:b w:val="false"/>
-                <w:u w:val="none"/>
-                <w:strike w:val="false"/>
+                <w:sz w:val="22"/>
+                <w:szCs w:val="22"/>
+                <w:color w:val="000000"/>
+              </w:rPr>
+            </w:pPr>
+            <w:r>
+              <w:rPr>
+                <w:rFonts w:ascii="Helvetica" w:hAnsi="Helvetica" w:eastAsia="Helvetica" w:cs="Helvetica"/>
+                <w:i w:val="false"/>
+                <w:b w:val="false"/>
+                <w:u w:val="none"/>
                 <w:sz w:val="22"/>
                 <w:szCs w:val="22"/>
                 <w:color w:val="000000"/>
@@ -8792,19 +8474,17 @@
                 <w:i w:val="false"/>
                 <w:b w:val="false"/>
                 <w:u w:val="none"/>
-                <w:strike w:val="false"/>
-                <w:sz w:val="22"/>
-                <w:szCs w:val="22"/>
-                <w:color w:val="000000"/>
-              </w:rPr>
-            </w:pPr>
-            <w:r>
-              <w:rPr>
-                <w:rFonts w:ascii="Helvetica" w:hAnsi="Helvetica" w:eastAsia="Helvetica" w:cs="Helvetica"/>
-                <w:i w:val="false"/>
-                <w:b w:val="false"/>
-                <w:u w:val="none"/>
-                <w:strike w:val="false"/>
+                <w:sz w:val="22"/>
+                <w:szCs w:val="22"/>
+                <w:color w:val="000000"/>
+              </w:rPr>
+            </w:pPr>
+            <w:r>
+              <w:rPr>
+                <w:rFonts w:ascii="Helvetica" w:hAnsi="Helvetica" w:eastAsia="Helvetica" w:cs="Helvetica"/>
+                <w:i w:val="false"/>
+                <w:b w:val="false"/>
+                <w:u w:val="none"/>
                 <w:sz w:val="22"/>
                 <w:szCs w:val="22"/>
                 <w:color w:val="000000"/>
@@ -8846,19 +8526,17 @@
                 <w:i w:val="false"/>
                 <w:b w:val="false"/>
                 <w:u w:val="none"/>
-                <w:strike w:val="false"/>
-                <w:sz w:val="22"/>
-                <w:szCs w:val="22"/>
-                <w:color w:val="000000"/>
-              </w:rPr>
-            </w:pPr>
-            <w:r>
-              <w:rPr>
-                <w:rFonts w:ascii="Helvetica" w:hAnsi="Helvetica" w:eastAsia="Helvetica" w:cs="Helvetica"/>
-                <w:i w:val="false"/>
-                <w:b w:val="false"/>
-                <w:u w:val="none"/>
-                <w:strike w:val="false"/>
+                <w:sz w:val="22"/>
+                <w:szCs w:val="22"/>
+                <w:color w:val="000000"/>
+              </w:rPr>
+            </w:pPr>
+            <w:r>
+              <w:rPr>
+                <w:rFonts w:ascii="Helvetica" w:hAnsi="Helvetica" w:eastAsia="Helvetica" w:cs="Helvetica"/>
+                <w:i w:val="false"/>
+                <w:b w:val="false"/>
+                <w:u w:val="none"/>
                 <w:sz w:val="22"/>
                 <w:szCs w:val="22"/>
                 <w:color w:val="000000"/>
@@ -8906,19 +8584,17 @@
                 <w:i w:val="false"/>
                 <w:b w:val="false"/>
                 <w:u w:val="none"/>
-                <w:strike w:val="false"/>
-                <w:sz w:val="22"/>
-                <w:szCs w:val="22"/>
-                <w:color w:val="000000"/>
-              </w:rPr>
-            </w:pPr>
-            <w:r>
-              <w:rPr>
-                <w:rFonts w:ascii="Helvetica" w:hAnsi="Helvetica" w:eastAsia="Helvetica" w:cs="Helvetica"/>
-                <w:i w:val="false"/>
-                <w:b w:val="false"/>
-                <w:u w:val="none"/>
-                <w:strike w:val="false"/>
+                <w:sz w:val="22"/>
+                <w:szCs w:val="22"/>
+                <w:color w:val="000000"/>
+              </w:rPr>
+            </w:pPr>
+            <w:r>
+              <w:rPr>
+                <w:rFonts w:ascii="Helvetica" w:hAnsi="Helvetica" w:eastAsia="Helvetica" w:cs="Helvetica"/>
+                <w:i w:val="false"/>
+                <w:b w:val="false"/>
+                <w:u w:val="none"/>
                 <w:sz w:val="22"/>
                 <w:szCs w:val="22"/>
                 <w:color w:val="000000"/>
@@ -8960,19 +8636,17 @@
                 <w:i w:val="false"/>
                 <w:b w:val="false"/>
                 <w:u w:val="none"/>
-                <w:strike w:val="false"/>
-                <w:sz w:val="22"/>
-                <w:szCs w:val="22"/>
-                <w:color w:val="000000"/>
-              </w:rPr>
-            </w:pPr>
-            <w:r>
-              <w:rPr>
-                <w:rFonts w:ascii="Helvetica" w:hAnsi="Helvetica" w:eastAsia="Helvetica" w:cs="Helvetica"/>
-                <w:i w:val="false"/>
-                <w:b w:val="false"/>
-                <w:u w:val="none"/>
-                <w:strike w:val="false"/>
+                <w:sz w:val="22"/>
+                <w:szCs w:val="22"/>
+                <w:color w:val="000000"/>
+              </w:rPr>
+            </w:pPr>
+            <w:r>
+              <w:rPr>
+                <w:rFonts w:ascii="Helvetica" w:hAnsi="Helvetica" w:eastAsia="Helvetica" w:cs="Helvetica"/>
+                <w:i w:val="false"/>
+                <w:b w:val="false"/>
+                <w:u w:val="none"/>
                 <w:sz w:val="22"/>
                 <w:szCs w:val="22"/>
                 <w:color w:val="000000"/>
@@ -9014,19 +8688,17 @@
                 <w:i w:val="false"/>
                 <w:b w:val="false"/>
                 <w:u w:val="none"/>
-                <w:strike w:val="false"/>
-                <w:sz w:val="22"/>
-                <w:szCs w:val="22"/>
-                <w:color w:val="000000"/>
-              </w:rPr>
-            </w:pPr>
-            <w:r>
-              <w:rPr>
-                <w:rFonts w:ascii="Helvetica" w:hAnsi="Helvetica" w:eastAsia="Helvetica" w:cs="Helvetica"/>
-                <w:i w:val="false"/>
-                <w:b w:val="false"/>
-                <w:u w:val="none"/>
-                <w:strike w:val="false"/>
+                <w:sz w:val="22"/>
+                <w:szCs w:val="22"/>
+                <w:color w:val="000000"/>
+              </w:rPr>
+            </w:pPr>
+            <w:r>
+              <w:rPr>
+                <w:rFonts w:ascii="Helvetica" w:hAnsi="Helvetica" w:eastAsia="Helvetica" w:cs="Helvetica"/>
+                <w:i w:val="false"/>
+                <w:b w:val="false"/>
+                <w:u w:val="none"/>
                 <w:sz w:val="22"/>
                 <w:szCs w:val="22"/>
                 <w:color w:val="000000"/>
@@ -9068,19 +8740,17 @@
                 <w:i w:val="false"/>
                 <w:b w:val="false"/>
                 <w:u w:val="none"/>
-                <w:strike w:val="false"/>
-                <w:sz w:val="22"/>
-                <w:szCs w:val="22"/>
-                <w:color w:val="000000"/>
-              </w:rPr>
-            </w:pPr>
-            <w:r>
-              <w:rPr>
-                <w:rFonts w:ascii="Helvetica" w:hAnsi="Helvetica" w:eastAsia="Helvetica" w:cs="Helvetica"/>
-                <w:i w:val="false"/>
-                <w:b w:val="false"/>
-                <w:u w:val="none"/>
-                <w:strike w:val="false"/>
+                <w:sz w:val="22"/>
+                <w:szCs w:val="22"/>
+                <w:color w:val="000000"/>
+              </w:rPr>
+            </w:pPr>
+            <w:r>
+              <w:rPr>
+                <w:rFonts w:ascii="Helvetica" w:hAnsi="Helvetica" w:eastAsia="Helvetica" w:cs="Helvetica"/>
+                <w:i w:val="false"/>
+                <w:b w:val="false"/>
+                <w:u w:val="none"/>
                 <w:sz w:val="22"/>
                 <w:szCs w:val="22"/>
                 <w:color w:val="000000"/>
@@ -9122,19 +8792,17 @@
                 <w:i w:val="false"/>
                 <w:b w:val="false"/>
                 <w:u w:val="none"/>
-                <w:strike w:val="false"/>
-                <w:sz w:val="22"/>
-                <w:szCs w:val="22"/>
-                <w:color w:val="000000"/>
-              </w:rPr>
-            </w:pPr>
-            <w:r>
-              <w:rPr>
-                <w:rFonts w:ascii="Helvetica" w:hAnsi="Helvetica" w:eastAsia="Helvetica" w:cs="Helvetica"/>
-                <w:i w:val="false"/>
-                <w:b w:val="false"/>
-                <w:u w:val="none"/>
-                <w:strike w:val="false"/>
+                <w:sz w:val="22"/>
+                <w:szCs w:val="22"/>
+                <w:color w:val="000000"/>
+              </w:rPr>
+            </w:pPr>
+            <w:r>
+              <w:rPr>
+                <w:rFonts w:ascii="Helvetica" w:hAnsi="Helvetica" w:eastAsia="Helvetica" w:cs="Helvetica"/>
+                <w:i w:val="false"/>
+                <w:b w:val="false"/>
+                <w:u w:val="none"/>
                 <w:sz w:val="22"/>
                 <w:szCs w:val="22"/>
                 <w:color w:val="000000"/>
@@ -9176,19 +8844,17 @@
                 <w:i w:val="false"/>
                 <w:b w:val="false"/>
                 <w:u w:val="none"/>
-                <w:strike w:val="false"/>
-                <w:sz w:val="22"/>
-                <w:szCs w:val="22"/>
-                <w:color w:val="000000"/>
-              </w:rPr>
-            </w:pPr>
-            <w:r>
-              <w:rPr>
-                <w:rFonts w:ascii="Helvetica" w:hAnsi="Helvetica" w:eastAsia="Helvetica" w:cs="Helvetica"/>
-                <w:i w:val="false"/>
-                <w:b w:val="false"/>
-                <w:u w:val="none"/>
-                <w:strike w:val="false"/>
+                <w:sz w:val="22"/>
+                <w:szCs w:val="22"/>
+                <w:color w:val="000000"/>
+              </w:rPr>
+            </w:pPr>
+            <w:r>
+              <w:rPr>
+                <w:rFonts w:ascii="Helvetica" w:hAnsi="Helvetica" w:eastAsia="Helvetica" w:cs="Helvetica"/>
+                <w:i w:val="false"/>
+                <w:b w:val="false"/>
+                <w:u w:val="none"/>
                 <w:sz w:val="22"/>
                 <w:szCs w:val="22"/>
                 <w:color w:val="000000"/>
@@ -9230,19 +8896,17 @@
                 <w:i w:val="false"/>
                 <w:b w:val="false"/>
                 <w:u w:val="none"/>
-                <w:strike w:val="false"/>
-                <w:sz w:val="22"/>
-                <w:szCs w:val="22"/>
-                <w:color w:val="000000"/>
-              </w:rPr>
-            </w:pPr>
-            <w:r>
-              <w:rPr>
-                <w:rFonts w:ascii="Helvetica" w:hAnsi="Helvetica" w:eastAsia="Helvetica" w:cs="Helvetica"/>
-                <w:i w:val="false"/>
-                <w:b w:val="false"/>
-                <w:u w:val="none"/>
-                <w:strike w:val="false"/>
+                <w:sz w:val="22"/>
+                <w:szCs w:val="22"/>
+                <w:color w:val="000000"/>
+              </w:rPr>
+            </w:pPr>
+            <w:r>
+              <w:rPr>
+                <w:rFonts w:ascii="Helvetica" w:hAnsi="Helvetica" w:eastAsia="Helvetica" w:cs="Helvetica"/>
+                <w:i w:val="false"/>
+                <w:b w:val="false"/>
+                <w:u w:val="none"/>
                 <w:sz w:val="22"/>
                 <w:szCs w:val="22"/>
                 <w:color w:val="000000"/>
@@ -9290,19 +8954,17 @@
                 <w:i w:val="false"/>
                 <w:b w:val="false"/>
                 <w:u w:val="none"/>
-                <w:strike w:val="false"/>
-                <w:sz w:val="22"/>
-                <w:szCs w:val="22"/>
-                <w:color w:val="000000"/>
-              </w:rPr>
-            </w:pPr>
-            <w:r>
-              <w:rPr>
-                <w:rFonts w:ascii="Helvetica" w:hAnsi="Helvetica" w:eastAsia="Helvetica" w:cs="Helvetica"/>
-                <w:i w:val="false"/>
-                <w:b w:val="false"/>
-                <w:u w:val="none"/>
-                <w:strike w:val="false"/>
+                <w:sz w:val="22"/>
+                <w:szCs w:val="22"/>
+                <w:color w:val="000000"/>
+              </w:rPr>
+            </w:pPr>
+            <w:r>
+              <w:rPr>
+                <w:rFonts w:ascii="Helvetica" w:hAnsi="Helvetica" w:eastAsia="Helvetica" w:cs="Helvetica"/>
+                <w:i w:val="false"/>
+                <w:b w:val="false"/>
+                <w:u w:val="none"/>
                 <w:sz w:val="22"/>
                 <w:szCs w:val="22"/>
                 <w:color w:val="000000"/>
@@ -9344,19 +9006,17 @@
                 <w:i w:val="false"/>
                 <w:b w:val="false"/>
                 <w:u w:val="none"/>
-                <w:strike w:val="false"/>
-                <w:sz w:val="22"/>
-                <w:szCs w:val="22"/>
-                <w:color w:val="000000"/>
-              </w:rPr>
-            </w:pPr>
-            <w:r>
-              <w:rPr>
-                <w:rFonts w:ascii="Helvetica" w:hAnsi="Helvetica" w:eastAsia="Helvetica" w:cs="Helvetica"/>
-                <w:i w:val="false"/>
-                <w:b w:val="false"/>
-                <w:u w:val="none"/>
-                <w:strike w:val="false"/>
+                <w:sz w:val="22"/>
+                <w:szCs w:val="22"/>
+                <w:color w:val="000000"/>
+              </w:rPr>
+            </w:pPr>
+            <w:r>
+              <w:rPr>
+                <w:rFonts w:ascii="Helvetica" w:hAnsi="Helvetica" w:eastAsia="Helvetica" w:cs="Helvetica"/>
+                <w:i w:val="false"/>
+                <w:b w:val="false"/>
+                <w:u w:val="none"/>
                 <w:sz w:val="22"/>
                 <w:szCs w:val="22"/>
                 <w:color w:val="000000"/>
@@ -9398,19 +9058,17 @@
                 <w:i w:val="false"/>
                 <w:b w:val="false"/>
                 <w:u w:val="none"/>
-                <w:strike w:val="false"/>
-                <w:sz w:val="22"/>
-                <w:szCs w:val="22"/>
-                <w:color w:val="000000"/>
-              </w:rPr>
-            </w:pPr>
-            <w:r>
-              <w:rPr>
-                <w:rFonts w:ascii="Helvetica" w:hAnsi="Helvetica" w:eastAsia="Helvetica" w:cs="Helvetica"/>
-                <w:i w:val="false"/>
-                <w:b w:val="false"/>
-                <w:u w:val="none"/>
-                <w:strike w:val="false"/>
+                <w:sz w:val="22"/>
+                <w:szCs w:val="22"/>
+                <w:color w:val="000000"/>
+              </w:rPr>
+            </w:pPr>
+            <w:r>
+              <w:rPr>
+                <w:rFonts w:ascii="Helvetica" w:hAnsi="Helvetica" w:eastAsia="Helvetica" w:cs="Helvetica"/>
+                <w:i w:val="false"/>
+                <w:b w:val="false"/>
+                <w:u w:val="none"/>
                 <w:sz w:val="22"/>
                 <w:szCs w:val="22"/>
                 <w:color w:val="000000"/>
@@ -9452,19 +9110,17 @@
                 <w:i w:val="false"/>
                 <w:b w:val="false"/>
                 <w:u w:val="none"/>
-                <w:strike w:val="false"/>
-                <w:sz w:val="22"/>
-                <w:szCs w:val="22"/>
-                <w:color w:val="000000"/>
-              </w:rPr>
-            </w:pPr>
-            <w:r>
-              <w:rPr>
-                <w:rFonts w:ascii="Helvetica" w:hAnsi="Helvetica" w:eastAsia="Helvetica" w:cs="Helvetica"/>
-                <w:i w:val="false"/>
-                <w:b w:val="false"/>
-                <w:u w:val="none"/>
-                <w:strike w:val="false"/>
+                <w:sz w:val="22"/>
+                <w:szCs w:val="22"/>
+                <w:color w:val="000000"/>
+              </w:rPr>
+            </w:pPr>
+            <w:r>
+              <w:rPr>
+                <w:rFonts w:ascii="Helvetica" w:hAnsi="Helvetica" w:eastAsia="Helvetica" w:cs="Helvetica"/>
+                <w:i w:val="false"/>
+                <w:b w:val="false"/>
+                <w:u w:val="none"/>
                 <w:sz w:val="22"/>
                 <w:szCs w:val="22"/>
                 <w:color w:val="000000"/>
@@ -9506,19 +9162,17 @@
                 <w:i w:val="false"/>
                 <w:b w:val="false"/>
                 <w:u w:val="none"/>
-                <w:strike w:val="false"/>
-                <w:sz w:val="22"/>
-                <w:szCs w:val="22"/>
-                <w:color w:val="000000"/>
-              </w:rPr>
-            </w:pPr>
-            <w:r>
-              <w:rPr>
-                <w:rFonts w:ascii="Helvetica" w:hAnsi="Helvetica" w:eastAsia="Helvetica" w:cs="Helvetica"/>
-                <w:i w:val="false"/>
-                <w:b w:val="false"/>
-                <w:u w:val="none"/>
-                <w:strike w:val="false"/>
+                <w:sz w:val="22"/>
+                <w:szCs w:val="22"/>
+                <w:color w:val="000000"/>
+              </w:rPr>
+            </w:pPr>
+            <w:r>
+              <w:rPr>
+                <w:rFonts w:ascii="Helvetica" w:hAnsi="Helvetica" w:eastAsia="Helvetica" w:cs="Helvetica"/>
+                <w:i w:val="false"/>
+                <w:b w:val="false"/>
+                <w:u w:val="none"/>
                 <w:sz w:val="22"/>
                 <w:szCs w:val="22"/>
                 <w:color w:val="000000"/>
@@ -9560,19 +9214,17 @@
                 <w:i w:val="false"/>
                 <w:b w:val="false"/>
                 <w:u w:val="none"/>
-                <w:strike w:val="false"/>
-                <w:sz w:val="22"/>
-                <w:szCs w:val="22"/>
-                <w:color w:val="000000"/>
-              </w:rPr>
-            </w:pPr>
-            <w:r>
-              <w:rPr>
-                <w:rFonts w:ascii="Helvetica" w:hAnsi="Helvetica" w:eastAsia="Helvetica" w:cs="Helvetica"/>
-                <w:i w:val="false"/>
-                <w:b w:val="false"/>
-                <w:u w:val="none"/>
-                <w:strike w:val="false"/>
+                <w:sz w:val="22"/>
+                <w:szCs w:val="22"/>
+                <w:color w:val="000000"/>
+              </w:rPr>
+            </w:pPr>
+            <w:r>
+              <w:rPr>
+                <w:rFonts w:ascii="Helvetica" w:hAnsi="Helvetica" w:eastAsia="Helvetica" w:cs="Helvetica"/>
+                <w:i w:val="false"/>
+                <w:b w:val="false"/>
+                <w:u w:val="none"/>
                 <w:sz w:val="22"/>
                 <w:szCs w:val="22"/>
                 <w:color w:val="000000"/>
@@ -9614,19 +9266,17 @@
                 <w:i w:val="false"/>
                 <w:b w:val="false"/>
                 <w:u w:val="none"/>
-                <w:strike w:val="false"/>
-                <w:sz w:val="22"/>
-                <w:szCs w:val="22"/>
-                <w:color w:val="000000"/>
-              </w:rPr>
-            </w:pPr>
-            <w:r>
-              <w:rPr>
-                <w:rFonts w:ascii="Helvetica" w:hAnsi="Helvetica" w:eastAsia="Helvetica" w:cs="Helvetica"/>
-                <w:i w:val="false"/>
-                <w:b w:val="false"/>
-                <w:u w:val="none"/>
-                <w:strike w:val="false"/>
+                <w:sz w:val="22"/>
+                <w:szCs w:val="22"/>
+                <w:color w:val="000000"/>
+              </w:rPr>
+            </w:pPr>
+            <w:r>
+              <w:rPr>
+                <w:rFonts w:ascii="Helvetica" w:hAnsi="Helvetica" w:eastAsia="Helvetica" w:cs="Helvetica"/>
+                <w:i w:val="false"/>
+                <w:b w:val="false"/>
+                <w:u w:val="none"/>
                 <w:sz w:val="22"/>
                 <w:szCs w:val="22"/>
                 <w:color w:val="000000"/>
@@ -9674,19 +9324,17 @@
                 <w:i w:val="false"/>
                 <w:b w:val="false"/>
                 <w:u w:val="none"/>
-                <w:strike w:val="false"/>
-                <w:sz w:val="22"/>
-                <w:szCs w:val="22"/>
-                <w:color w:val="000000"/>
-              </w:rPr>
-            </w:pPr>
-            <w:r>
-              <w:rPr>
-                <w:rFonts w:ascii="Helvetica" w:hAnsi="Helvetica" w:eastAsia="Helvetica" w:cs="Helvetica"/>
-                <w:i w:val="false"/>
-                <w:b w:val="false"/>
-                <w:u w:val="none"/>
-                <w:strike w:val="false"/>
+                <w:sz w:val="22"/>
+                <w:szCs w:val="22"/>
+                <w:color w:val="000000"/>
+              </w:rPr>
+            </w:pPr>
+            <w:r>
+              <w:rPr>
+                <w:rFonts w:ascii="Helvetica" w:hAnsi="Helvetica" w:eastAsia="Helvetica" w:cs="Helvetica"/>
+                <w:i w:val="false"/>
+                <w:b w:val="false"/>
+                <w:u w:val="none"/>
                 <w:sz w:val="22"/>
                 <w:szCs w:val="22"/>
                 <w:color w:val="000000"/>
@@ -9728,19 +9376,17 @@
                 <w:i w:val="false"/>
                 <w:b w:val="false"/>
                 <w:u w:val="none"/>
-                <w:strike w:val="false"/>
-                <w:sz w:val="22"/>
-                <w:szCs w:val="22"/>
-                <w:color w:val="000000"/>
-              </w:rPr>
-            </w:pPr>
-            <w:r>
-              <w:rPr>
-                <w:rFonts w:ascii="Helvetica" w:hAnsi="Helvetica" w:eastAsia="Helvetica" w:cs="Helvetica"/>
-                <w:i w:val="false"/>
-                <w:b w:val="false"/>
-                <w:u w:val="none"/>
-                <w:strike w:val="false"/>
+                <w:sz w:val="22"/>
+                <w:szCs w:val="22"/>
+                <w:color w:val="000000"/>
+              </w:rPr>
+            </w:pPr>
+            <w:r>
+              <w:rPr>
+                <w:rFonts w:ascii="Helvetica" w:hAnsi="Helvetica" w:eastAsia="Helvetica" w:cs="Helvetica"/>
+                <w:i w:val="false"/>
+                <w:b w:val="false"/>
+                <w:u w:val="none"/>
                 <w:sz w:val="22"/>
                 <w:szCs w:val="22"/>
                 <w:color w:val="000000"/>
@@ -9782,19 +9428,17 @@
                 <w:i w:val="false"/>
                 <w:b w:val="false"/>
                 <w:u w:val="none"/>
-                <w:strike w:val="false"/>
-                <w:sz w:val="22"/>
-                <w:szCs w:val="22"/>
-                <w:color w:val="000000"/>
-              </w:rPr>
-            </w:pPr>
-            <w:r>
-              <w:rPr>
-                <w:rFonts w:ascii="Helvetica" w:hAnsi="Helvetica" w:eastAsia="Helvetica" w:cs="Helvetica"/>
-                <w:i w:val="false"/>
-                <w:b w:val="false"/>
-                <w:u w:val="none"/>
-                <w:strike w:val="false"/>
+                <w:sz w:val="22"/>
+                <w:szCs w:val="22"/>
+                <w:color w:val="000000"/>
+              </w:rPr>
+            </w:pPr>
+            <w:r>
+              <w:rPr>
+                <w:rFonts w:ascii="Helvetica" w:hAnsi="Helvetica" w:eastAsia="Helvetica" w:cs="Helvetica"/>
+                <w:i w:val="false"/>
+                <w:b w:val="false"/>
+                <w:u w:val="none"/>
                 <w:sz w:val="22"/>
                 <w:szCs w:val="22"/>
                 <w:color w:val="000000"/>
@@ -9836,19 +9480,17 @@
                 <w:i w:val="false"/>
                 <w:b w:val="false"/>
                 <w:u w:val="none"/>
-                <w:strike w:val="false"/>
-                <w:sz w:val="22"/>
-                <w:szCs w:val="22"/>
-                <w:color w:val="000000"/>
-              </w:rPr>
-            </w:pPr>
-            <w:r>
-              <w:rPr>
-                <w:rFonts w:ascii="Helvetica" w:hAnsi="Helvetica" w:eastAsia="Helvetica" w:cs="Helvetica"/>
-                <w:i w:val="false"/>
-                <w:b w:val="false"/>
-                <w:u w:val="none"/>
-                <w:strike w:val="false"/>
+                <w:sz w:val="22"/>
+                <w:szCs w:val="22"/>
+                <w:color w:val="000000"/>
+              </w:rPr>
+            </w:pPr>
+            <w:r>
+              <w:rPr>
+                <w:rFonts w:ascii="Helvetica" w:hAnsi="Helvetica" w:eastAsia="Helvetica" w:cs="Helvetica"/>
+                <w:i w:val="false"/>
+                <w:b w:val="false"/>
+                <w:u w:val="none"/>
                 <w:sz w:val="22"/>
                 <w:szCs w:val="22"/>
                 <w:color w:val="000000"/>
@@ -9890,19 +9532,17 @@
                 <w:i w:val="false"/>
                 <w:b w:val="false"/>
                 <w:u w:val="none"/>
-                <w:strike w:val="false"/>
-                <w:sz w:val="22"/>
-                <w:szCs w:val="22"/>
-                <w:color w:val="000000"/>
-              </w:rPr>
-            </w:pPr>
-            <w:r>
-              <w:rPr>
-                <w:rFonts w:ascii="Helvetica" w:hAnsi="Helvetica" w:eastAsia="Helvetica" w:cs="Helvetica"/>
-                <w:i w:val="false"/>
-                <w:b w:val="false"/>
-                <w:u w:val="none"/>
-                <w:strike w:val="false"/>
+                <w:sz w:val="22"/>
+                <w:szCs w:val="22"/>
+                <w:color w:val="000000"/>
+              </w:rPr>
+            </w:pPr>
+            <w:r>
+              <w:rPr>
+                <w:rFonts w:ascii="Helvetica" w:hAnsi="Helvetica" w:eastAsia="Helvetica" w:cs="Helvetica"/>
+                <w:i w:val="false"/>
+                <w:b w:val="false"/>
+                <w:u w:val="none"/>
                 <w:sz w:val="22"/>
                 <w:szCs w:val="22"/>
                 <w:color w:val="000000"/>
@@ -9944,19 +9584,17 @@
                 <w:i w:val="false"/>
                 <w:b w:val="false"/>
                 <w:u w:val="none"/>
-                <w:strike w:val="false"/>
-                <w:sz w:val="22"/>
-                <w:szCs w:val="22"/>
-                <w:color w:val="000000"/>
-              </w:rPr>
-            </w:pPr>
-            <w:r>
-              <w:rPr>
-                <w:rFonts w:ascii="Helvetica" w:hAnsi="Helvetica" w:eastAsia="Helvetica" w:cs="Helvetica"/>
-                <w:i w:val="false"/>
-                <w:b w:val="false"/>
-                <w:u w:val="none"/>
-                <w:strike w:val="false"/>
+                <w:sz w:val="22"/>
+                <w:szCs w:val="22"/>
+                <w:color w:val="000000"/>
+              </w:rPr>
+            </w:pPr>
+            <w:r>
+              <w:rPr>
+                <w:rFonts w:ascii="Helvetica" w:hAnsi="Helvetica" w:eastAsia="Helvetica" w:cs="Helvetica"/>
+                <w:i w:val="false"/>
+                <w:b w:val="false"/>
+                <w:u w:val="none"/>
                 <w:sz w:val="22"/>
                 <w:szCs w:val="22"/>
                 <w:color w:val="000000"/>
@@ -9998,19 +9636,17 @@
                 <w:i w:val="false"/>
                 <w:b w:val="false"/>
                 <w:u w:val="none"/>
-                <w:strike w:val="false"/>
-                <w:sz w:val="22"/>
-                <w:szCs w:val="22"/>
-                <w:color w:val="000000"/>
-              </w:rPr>
-            </w:pPr>
-            <w:r>
-              <w:rPr>
-                <w:rFonts w:ascii="Helvetica" w:hAnsi="Helvetica" w:eastAsia="Helvetica" w:cs="Helvetica"/>
-                <w:i w:val="false"/>
-                <w:b w:val="false"/>
-                <w:u w:val="none"/>
-                <w:strike w:val="false"/>
+                <w:sz w:val="22"/>
+                <w:szCs w:val="22"/>
+                <w:color w:val="000000"/>
+              </w:rPr>
+            </w:pPr>
+            <w:r>
+              <w:rPr>
+                <w:rFonts w:ascii="Helvetica" w:hAnsi="Helvetica" w:eastAsia="Helvetica" w:cs="Helvetica"/>
+                <w:i w:val="false"/>
+                <w:b w:val="false"/>
+                <w:u w:val="none"/>
                 <w:sz w:val="22"/>
                 <w:szCs w:val="22"/>
                 <w:color w:val="000000"/>
@@ -10058,19 +9694,17 @@
                 <w:i w:val="false"/>
                 <w:b w:val="false"/>
                 <w:u w:val="none"/>
-                <w:strike w:val="false"/>
-                <w:sz w:val="22"/>
-                <w:szCs w:val="22"/>
-                <w:color w:val="000000"/>
-              </w:rPr>
-            </w:pPr>
-            <w:r>
-              <w:rPr>
-                <w:rFonts w:ascii="Helvetica" w:hAnsi="Helvetica" w:eastAsia="Helvetica" w:cs="Helvetica"/>
-                <w:i w:val="false"/>
-                <w:b w:val="false"/>
-                <w:u w:val="none"/>
-                <w:strike w:val="false"/>
+                <w:sz w:val="22"/>
+                <w:szCs w:val="22"/>
+                <w:color w:val="000000"/>
+              </w:rPr>
+            </w:pPr>
+            <w:r>
+              <w:rPr>
+                <w:rFonts w:ascii="Helvetica" w:hAnsi="Helvetica" w:eastAsia="Helvetica" w:cs="Helvetica"/>
+                <w:i w:val="false"/>
+                <w:b w:val="false"/>
+                <w:u w:val="none"/>
                 <w:sz w:val="22"/>
                 <w:szCs w:val="22"/>
                 <w:color w:val="000000"/>
@@ -10112,19 +9746,17 @@
                 <w:i w:val="false"/>
                 <w:b w:val="false"/>
                 <w:u w:val="none"/>
-                <w:strike w:val="false"/>
-                <w:sz w:val="22"/>
-                <w:szCs w:val="22"/>
-                <w:color w:val="000000"/>
-              </w:rPr>
-            </w:pPr>
-            <w:r>
-              <w:rPr>
-                <w:rFonts w:ascii="Helvetica" w:hAnsi="Helvetica" w:eastAsia="Helvetica" w:cs="Helvetica"/>
-                <w:i w:val="false"/>
-                <w:b w:val="false"/>
-                <w:u w:val="none"/>
-                <w:strike w:val="false"/>
+                <w:sz w:val="22"/>
+                <w:szCs w:val="22"/>
+                <w:color w:val="000000"/>
+              </w:rPr>
+            </w:pPr>
+            <w:r>
+              <w:rPr>
+                <w:rFonts w:ascii="Helvetica" w:hAnsi="Helvetica" w:eastAsia="Helvetica" w:cs="Helvetica"/>
+                <w:i w:val="false"/>
+                <w:b w:val="false"/>
+                <w:u w:val="none"/>
                 <w:sz w:val="22"/>
                 <w:szCs w:val="22"/>
                 <w:color w:val="000000"/>
@@ -10166,19 +9798,17 @@
                 <w:i w:val="false"/>
                 <w:b w:val="false"/>
                 <w:u w:val="none"/>
-                <w:strike w:val="false"/>
-                <w:sz w:val="22"/>
-                <w:szCs w:val="22"/>
-                <w:color w:val="000000"/>
-              </w:rPr>
-            </w:pPr>
-            <w:r>
-              <w:rPr>
-                <w:rFonts w:ascii="Helvetica" w:hAnsi="Helvetica" w:eastAsia="Helvetica" w:cs="Helvetica"/>
-                <w:i w:val="false"/>
-                <w:b w:val="false"/>
-                <w:u w:val="none"/>
-                <w:strike w:val="false"/>
+                <w:sz w:val="22"/>
+                <w:szCs w:val="22"/>
+                <w:color w:val="000000"/>
+              </w:rPr>
+            </w:pPr>
+            <w:r>
+              <w:rPr>
+                <w:rFonts w:ascii="Helvetica" w:hAnsi="Helvetica" w:eastAsia="Helvetica" w:cs="Helvetica"/>
+                <w:i w:val="false"/>
+                <w:b w:val="false"/>
+                <w:u w:val="none"/>
                 <w:sz w:val="22"/>
                 <w:szCs w:val="22"/>
                 <w:color w:val="000000"/>
@@ -10220,19 +9850,17 @@
                 <w:i w:val="false"/>
                 <w:b w:val="false"/>
                 <w:u w:val="none"/>
-                <w:strike w:val="false"/>
-                <w:sz w:val="22"/>
-                <w:szCs w:val="22"/>
-                <w:color w:val="000000"/>
-              </w:rPr>
-            </w:pPr>
-            <w:r>
-              <w:rPr>
-                <w:rFonts w:ascii="Helvetica" w:hAnsi="Helvetica" w:eastAsia="Helvetica" w:cs="Helvetica"/>
-                <w:i w:val="false"/>
-                <w:b w:val="false"/>
-                <w:u w:val="none"/>
-                <w:strike w:val="false"/>
+                <w:sz w:val="22"/>
+                <w:szCs w:val="22"/>
+                <w:color w:val="000000"/>
+              </w:rPr>
+            </w:pPr>
+            <w:r>
+              <w:rPr>
+                <w:rFonts w:ascii="Helvetica" w:hAnsi="Helvetica" w:eastAsia="Helvetica" w:cs="Helvetica"/>
+                <w:i w:val="false"/>
+                <w:b w:val="false"/>
+                <w:u w:val="none"/>
                 <w:sz w:val="22"/>
                 <w:szCs w:val="22"/>
                 <w:color w:val="000000"/>
@@ -10274,19 +9902,17 @@
                 <w:i w:val="false"/>
                 <w:b w:val="false"/>
                 <w:u w:val="none"/>
-                <w:strike w:val="false"/>
-                <w:sz w:val="22"/>
-                <w:szCs w:val="22"/>
-                <w:color w:val="000000"/>
-              </w:rPr>
-            </w:pPr>
-            <w:r>
-              <w:rPr>
-                <w:rFonts w:ascii="Helvetica" w:hAnsi="Helvetica" w:eastAsia="Helvetica" w:cs="Helvetica"/>
-                <w:i w:val="false"/>
-                <w:b w:val="false"/>
-                <w:u w:val="none"/>
-                <w:strike w:val="false"/>
+                <w:sz w:val="22"/>
+                <w:szCs w:val="22"/>
+                <w:color w:val="000000"/>
+              </w:rPr>
+            </w:pPr>
+            <w:r>
+              <w:rPr>
+                <w:rFonts w:ascii="Helvetica" w:hAnsi="Helvetica" w:eastAsia="Helvetica" w:cs="Helvetica"/>
+                <w:i w:val="false"/>
+                <w:b w:val="false"/>
+                <w:u w:val="none"/>
                 <w:sz w:val="22"/>
                 <w:szCs w:val="22"/>
                 <w:color w:val="000000"/>
@@ -10328,19 +9954,17 @@
                 <w:i w:val="false"/>
                 <w:b w:val="false"/>
                 <w:u w:val="none"/>
-                <w:strike w:val="false"/>
-                <w:sz w:val="22"/>
-                <w:szCs w:val="22"/>
-                <w:color w:val="000000"/>
-              </w:rPr>
-            </w:pPr>
-            <w:r>
-              <w:rPr>
-                <w:rFonts w:ascii="Helvetica" w:hAnsi="Helvetica" w:eastAsia="Helvetica" w:cs="Helvetica"/>
-                <w:i w:val="false"/>
-                <w:b w:val="false"/>
-                <w:u w:val="none"/>
-                <w:strike w:val="false"/>
+                <w:sz w:val="22"/>
+                <w:szCs w:val="22"/>
+                <w:color w:val="000000"/>
+              </w:rPr>
+            </w:pPr>
+            <w:r>
+              <w:rPr>
+                <w:rFonts w:ascii="Helvetica" w:hAnsi="Helvetica" w:eastAsia="Helvetica" w:cs="Helvetica"/>
+                <w:i w:val="false"/>
+                <w:b w:val="false"/>
+                <w:u w:val="none"/>
                 <w:sz w:val="22"/>
                 <w:szCs w:val="22"/>
                 <w:color w:val="000000"/>
@@ -10382,19 +10006,17 @@
                 <w:i w:val="false"/>
                 <w:b w:val="false"/>
                 <w:u w:val="none"/>
-                <w:strike w:val="false"/>
-                <w:sz w:val="22"/>
-                <w:szCs w:val="22"/>
-                <w:color w:val="000000"/>
-              </w:rPr>
-            </w:pPr>
-            <w:r>
-              <w:rPr>
-                <w:rFonts w:ascii="Helvetica" w:hAnsi="Helvetica" w:eastAsia="Helvetica" w:cs="Helvetica"/>
-                <w:i w:val="false"/>
-                <w:b w:val="false"/>
-                <w:u w:val="none"/>
-                <w:strike w:val="false"/>
+                <w:sz w:val="22"/>
+                <w:szCs w:val="22"/>
+                <w:color w:val="000000"/>
+              </w:rPr>
+            </w:pPr>
+            <w:r>
+              <w:rPr>
+                <w:rFonts w:ascii="Helvetica" w:hAnsi="Helvetica" w:eastAsia="Helvetica" w:cs="Helvetica"/>
+                <w:i w:val="false"/>
+                <w:b w:val="false"/>
+                <w:u w:val="none"/>
                 <w:sz w:val="22"/>
                 <w:szCs w:val="22"/>
                 <w:color w:val="000000"/>
@@ -10442,19 +10064,17 @@
                 <w:i w:val="false"/>
                 <w:b w:val="false"/>
                 <w:u w:val="none"/>
-                <w:strike w:val="false"/>
-                <w:sz w:val="22"/>
-                <w:szCs w:val="22"/>
-                <w:color w:val="000000"/>
-              </w:rPr>
-            </w:pPr>
-            <w:r>
-              <w:rPr>
-                <w:rFonts w:ascii="Helvetica" w:hAnsi="Helvetica" w:eastAsia="Helvetica" w:cs="Helvetica"/>
-                <w:i w:val="false"/>
-                <w:b w:val="false"/>
-                <w:u w:val="none"/>
-                <w:strike w:val="false"/>
+                <w:sz w:val="22"/>
+                <w:szCs w:val="22"/>
+                <w:color w:val="000000"/>
+              </w:rPr>
+            </w:pPr>
+            <w:r>
+              <w:rPr>
+                <w:rFonts w:ascii="Helvetica" w:hAnsi="Helvetica" w:eastAsia="Helvetica" w:cs="Helvetica"/>
+                <w:i w:val="false"/>
+                <w:b w:val="false"/>
+                <w:u w:val="none"/>
                 <w:sz w:val="22"/>
                 <w:szCs w:val="22"/>
                 <w:color w:val="000000"/>
@@ -10496,19 +10116,17 @@
                 <w:i w:val="false"/>
                 <w:b w:val="false"/>
                 <w:u w:val="none"/>
-                <w:strike w:val="false"/>
-                <w:sz w:val="22"/>
-                <w:szCs w:val="22"/>
-                <w:color w:val="000000"/>
-              </w:rPr>
-            </w:pPr>
-            <w:r>
-              <w:rPr>
-                <w:rFonts w:ascii="Helvetica" w:hAnsi="Helvetica" w:eastAsia="Helvetica" w:cs="Helvetica"/>
-                <w:i w:val="false"/>
-                <w:b w:val="false"/>
-                <w:u w:val="none"/>
-                <w:strike w:val="false"/>
+                <w:sz w:val="22"/>
+                <w:szCs w:val="22"/>
+                <w:color w:val="000000"/>
+              </w:rPr>
+            </w:pPr>
+            <w:r>
+              <w:rPr>
+                <w:rFonts w:ascii="Helvetica" w:hAnsi="Helvetica" w:eastAsia="Helvetica" w:cs="Helvetica"/>
+                <w:i w:val="false"/>
+                <w:b w:val="false"/>
+                <w:u w:val="none"/>
                 <w:sz w:val="22"/>
                 <w:szCs w:val="22"/>
                 <w:color w:val="000000"/>
@@ -10550,19 +10168,17 @@
                 <w:i w:val="false"/>
                 <w:b w:val="false"/>
                 <w:u w:val="none"/>
-                <w:strike w:val="false"/>
-                <w:sz w:val="22"/>
-                <w:szCs w:val="22"/>
-                <w:color w:val="000000"/>
-              </w:rPr>
-            </w:pPr>
-            <w:r>
-              <w:rPr>
-                <w:rFonts w:ascii="Helvetica" w:hAnsi="Helvetica" w:eastAsia="Helvetica" w:cs="Helvetica"/>
-                <w:i w:val="false"/>
-                <w:b w:val="false"/>
-                <w:u w:val="none"/>
-                <w:strike w:val="false"/>
+                <w:sz w:val="22"/>
+                <w:szCs w:val="22"/>
+                <w:color w:val="000000"/>
+              </w:rPr>
+            </w:pPr>
+            <w:r>
+              <w:rPr>
+                <w:rFonts w:ascii="Helvetica" w:hAnsi="Helvetica" w:eastAsia="Helvetica" w:cs="Helvetica"/>
+                <w:i w:val="false"/>
+                <w:b w:val="false"/>
+                <w:u w:val="none"/>
                 <w:sz w:val="22"/>
                 <w:szCs w:val="22"/>
                 <w:color w:val="000000"/>
@@ -10604,19 +10220,17 @@
                 <w:i w:val="false"/>
                 <w:b w:val="false"/>
                 <w:u w:val="none"/>
-                <w:strike w:val="false"/>
-                <w:sz w:val="22"/>
-                <w:szCs w:val="22"/>
-                <w:color w:val="000000"/>
-              </w:rPr>
-            </w:pPr>
-            <w:r>
-              <w:rPr>
-                <w:rFonts w:ascii="Helvetica" w:hAnsi="Helvetica" w:eastAsia="Helvetica" w:cs="Helvetica"/>
-                <w:i w:val="false"/>
-                <w:b w:val="false"/>
-                <w:u w:val="none"/>
-                <w:strike w:val="false"/>
+                <w:sz w:val="22"/>
+                <w:szCs w:val="22"/>
+                <w:color w:val="000000"/>
+              </w:rPr>
+            </w:pPr>
+            <w:r>
+              <w:rPr>
+                <w:rFonts w:ascii="Helvetica" w:hAnsi="Helvetica" w:eastAsia="Helvetica" w:cs="Helvetica"/>
+                <w:i w:val="false"/>
+                <w:b w:val="false"/>
+                <w:u w:val="none"/>
                 <w:sz w:val="22"/>
                 <w:szCs w:val="22"/>
                 <w:color w:val="000000"/>
@@ -10658,19 +10272,17 @@
                 <w:i w:val="false"/>
                 <w:b w:val="false"/>
                 <w:u w:val="none"/>
-                <w:strike w:val="false"/>
-                <w:sz w:val="22"/>
-                <w:szCs w:val="22"/>
-                <w:color w:val="000000"/>
-              </w:rPr>
-            </w:pPr>
-            <w:r>
-              <w:rPr>
-                <w:rFonts w:ascii="Helvetica" w:hAnsi="Helvetica" w:eastAsia="Helvetica" w:cs="Helvetica"/>
-                <w:i w:val="false"/>
-                <w:b w:val="false"/>
-                <w:u w:val="none"/>
-                <w:strike w:val="false"/>
+                <w:sz w:val="22"/>
+                <w:szCs w:val="22"/>
+                <w:color w:val="000000"/>
+              </w:rPr>
+            </w:pPr>
+            <w:r>
+              <w:rPr>
+                <w:rFonts w:ascii="Helvetica" w:hAnsi="Helvetica" w:eastAsia="Helvetica" w:cs="Helvetica"/>
+                <w:i w:val="false"/>
+                <w:b w:val="false"/>
+                <w:u w:val="none"/>
                 <w:sz w:val="22"/>
                 <w:szCs w:val="22"/>
                 <w:color w:val="000000"/>
@@ -10712,19 +10324,17 @@
                 <w:i w:val="false"/>
                 <w:b w:val="false"/>
                 <w:u w:val="none"/>
-                <w:strike w:val="false"/>
-                <w:sz w:val="22"/>
-                <w:szCs w:val="22"/>
-                <w:color w:val="000000"/>
-              </w:rPr>
-            </w:pPr>
-            <w:r>
-              <w:rPr>
-                <w:rFonts w:ascii="Helvetica" w:hAnsi="Helvetica" w:eastAsia="Helvetica" w:cs="Helvetica"/>
-                <w:i w:val="false"/>
-                <w:b w:val="false"/>
-                <w:u w:val="none"/>
-                <w:strike w:val="false"/>
+                <w:sz w:val="22"/>
+                <w:szCs w:val="22"/>
+                <w:color w:val="000000"/>
+              </w:rPr>
+            </w:pPr>
+            <w:r>
+              <w:rPr>
+                <w:rFonts w:ascii="Helvetica" w:hAnsi="Helvetica" w:eastAsia="Helvetica" w:cs="Helvetica"/>
+                <w:i w:val="false"/>
+                <w:b w:val="false"/>
+                <w:u w:val="none"/>
                 <w:sz w:val="22"/>
                 <w:szCs w:val="22"/>
                 <w:color w:val="000000"/>
@@ -10766,19 +10376,17 @@
                 <w:i w:val="false"/>
                 <w:b w:val="false"/>
                 <w:u w:val="none"/>
-                <w:strike w:val="false"/>
-                <w:sz w:val="22"/>
-                <w:szCs w:val="22"/>
-                <w:color w:val="000000"/>
-              </w:rPr>
-            </w:pPr>
-            <w:r>
-              <w:rPr>
-                <w:rFonts w:ascii="Helvetica" w:hAnsi="Helvetica" w:eastAsia="Helvetica" w:cs="Helvetica"/>
-                <w:i w:val="false"/>
-                <w:b w:val="false"/>
-                <w:u w:val="none"/>
-                <w:strike w:val="false"/>
+                <w:sz w:val="22"/>
+                <w:szCs w:val="22"/>
+                <w:color w:val="000000"/>
+              </w:rPr>
+            </w:pPr>
+            <w:r>
+              <w:rPr>
+                <w:rFonts w:ascii="Helvetica" w:hAnsi="Helvetica" w:eastAsia="Helvetica" w:cs="Helvetica"/>
+                <w:i w:val="false"/>
+                <w:b w:val="false"/>
+                <w:u w:val="none"/>
                 <w:sz w:val="22"/>
                 <w:szCs w:val="22"/>
                 <w:color w:val="000000"/>
@@ -10826,19 +10434,17 @@
                 <w:i w:val="false"/>
                 <w:b w:val="false"/>
                 <w:u w:val="none"/>
-                <w:strike w:val="false"/>
-                <w:sz w:val="22"/>
-                <w:szCs w:val="22"/>
-                <w:color w:val="000000"/>
-              </w:rPr>
-            </w:pPr>
-            <w:r>
-              <w:rPr>
-                <w:rFonts w:ascii="Helvetica" w:hAnsi="Helvetica" w:eastAsia="Helvetica" w:cs="Helvetica"/>
-                <w:i w:val="false"/>
-                <w:b w:val="false"/>
-                <w:u w:val="none"/>
-                <w:strike w:val="false"/>
+                <w:sz w:val="22"/>
+                <w:szCs w:val="22"/>
+                <w:color w:val="000000"/>
+              </w:rPr>
+            </w:pPr>
+            <w:r>
+              <w:rPr>
+                <w:rFonts w:ascii="Helvetica" w:hAnsi="Helvetica" w:eastAsia="Helvetica" w:cs="Helvetica"/>
+                <w:i w:val="false"/>
+                <w:b w:val="false"/>
+                <w:u w:val="none"/>
                 <w:sz w:val="22"/>
                 <w:szCs w:val="22"/>
                 <w:color w:val="000000"/>
@@ -10880,19 +10486,17 @@
                 <w:i w:val="false"/>
                 <w:b w:val="false"/>
                 <w:u w:val="none"/>
-                <w:strike w:val="false"/>
-                <w:sz w:val="22"/>
-                <w:szCs w:val="22"/>
-                <w:color w:val="000000"/>
-              </w:rPr>
-            </w:pPr>
-            <w:r>
-              <w:rPr>
-                <w:rFonts w:ascii="Helvetica" w:hAnsi="Helvetica" w:eastAsia="Helvetica" w:cs="Helvetica"/>
-                <w:i w:val="false"/>
-                <w:b w:val="false"/>
-                <w:u w:val="none"/>
-                <w:strike w:val="false"/>
+                <w:sz w:val="22"/>
+                <w:szCs w:val="22"/>
+                <w:color w:val="000000"/>
+              </w:rPr>
+            </w:pPr>
+            <w:r>
+              <w:rPr>
+                <w:rFonts w:ascii="Helvetica" w:hAnsi="Helvetica" w:eastAsia="Helvetica" w:cs="Helvetica"/>
+                <w:i w:val="false"/>
+                <w:b w:val="false"/>
+                <w:u w:val="none"/>
                 <w:sz w:val="22"/>
                 <w:szCs w:val="22"/>
                 <w:color w:val="000000"/>
@@ -10934,19 +10538,17 @@
                 <w:i w:val="false"/>
                 <w:b w:val="false"/>
                 <w:u w:val="none"/>
-                <w:strike w:val="false"/>
-                <w:sz w:val="22"/>
-                <w:szCs w:val="22"/>
-                <w:color w:val="000000"/>
-              </w:rPr>
-            </w:pPr>
-            <w:r>
-              <w:rPr>
-                <w:rFonts w:ascii="Helvetica" w:hAnsi="Helvetica" w:eastAsia="Helvetica" w:cs="Helvetica"/>
-                <w:i w:val="false"/>
-                <w:b w:val="false"/>
-                <w:u w:val="none"/>
-                <w:strike w:val="false"/>
+                <w:sz w:val="22"/>
+                <w:szCs w:val="22"/>
+                <w:color w:val="000000"/>
+              </w:rPr>
+            </w:pPr>
+            <w:r>
+              <w:rPr>
+                <w:rFonts w:ascii="Helvetica" w:hAnsi="Helvetica" w:eastAsia="Helvetica" w:cs="Helvetica"/>
+                <w:i w:val="false"/>
+                <w:b w:val="false"/>
+                <w:u w:val="none"/>
                 <w:sz w:val="22"/>
                 <w:szCs w:val="22"/>
                 <w:color w:val="000000"/>
@@ -10988,19 +10590,17 @@
                 <w:i w:val="false"/>
                 <w:b w:val="false"/>
                 <w:u w:val="none"/>
-                <w:strike w:val="false"/>
-                <w:sz w:val="22"/>
-                <w:szCs w:val="22"/>
-                <w:color w:val="000000"/>
-              </w:rPr>
-            </w:pPr>
-            <w:r>
-              <w:rPr>
-                <w:rFonts w:ascii="Helvetica" w:hAnsi="Helvetica" w:eastAsia="Helvetica" w:cs="Helvetica"/>
-                <w:i w:val="false"/>
-                <w:b w:val="false"/>
-                <w:u w:val="none"/>
-                <w:strike w:val="false"/>
+                <w:sz w:val="22"/>
+                <w:szCs w:val="22"/>
+                <w:color w:val="000000"/>
+              </w:rPr>
+            </w:pPr>
+            <w:r>
+              <w:rPr>
+                <w:rFonts w:ascii="Helvetica" w:hAnsi="Helvetica" w:eastAsia="Helvetica" w:cs="Helvetica"/>
+                <w:i w:val="false"/>
+                <w:b w:val="false"/>
+                <w:u w:val="none"/>
                 <w:sz w:val="22"/>
                 <w:szCs w:val="22"/>
                 <w:color w:val="000000"/>
@@ -11042,19 +10642,17 @@
                 <w:i w:val="false"/>
                 <w:b w:val="false"/>
                 <w:u w:val="none"/>
-                <w:strike w:val="false"/>
-                <w:sz w:val="22"/>
-                <w:szCs w:val="22"/>
-                <w:color w:val="000000"/>
-              </w:rPr>
-            </w:pPr>
-            <w:r>
-              <w:rPr>
-                <w:rFonts w:ascii="Helvetica" w:hAnsi="Helvetica" w:eastAsia="Helvetica" w:cs="Helvetica"/>
-                <w:i w:val="false"/>
-                <w:b w:val="false"/>
-                <w:u w:val="none"/>
-                <w:strike w:val="false"/>
+                <w:sz w:val="22"/>
+                <w:szCs w:val="22"/>
+                <w:color w:val="000000"/>
+              </w:rPr>
+            </w:pPr>
+            <w:r>
+              <w:rPr>
+                <w:rFonts w:ascii="Helvetica" w:hAnsi="Helvetica" w:eastAsia="Helvetica" w:cs="Helvetica"/>
+                <w:i w:val="false"/>
+                <w:b w:val="false"/>
+                <w:u w:val="none"/>
                 <w:sz w:val="22"/>
                 <w:szCs w:val="22"/>
                 <w:color w:val="000000"/>
@@ -11096,19 +10694,17 @@
                 <w:i w:val="false"/>
                 <w:b w:val="false"/>
                 <w:u w:val="none"/>
-                <w:strike w:val="false"/>
-                <w:sz w:val="22"/>
-                <w:szCs w:val="22"/>
-                <w:color w:val="000000"/>
-              </w:rPr>
-            </w:pPr>
-            <w:r>
-              <w:rPr>
-                <w:rFonts w:ascii="Helvetica" w:hAnsi="Helvetica" w:eastAsia="Helvetica" w:cs="Helvetica"/>
-                <w:i w:val="false"/>
-                <w:b w:val="false"/>
-                <w:u w:val="none"/>
-                <w:strike w:val="false"/>
+                <w:sz w:val="22"/>
+                <w:szCs w:val="22"/>
+                <w:color w:val="000000"/>
+              </w:rPr>
+            </w:pPr>
+            <w:r>
+              <w:rPr>
+                <w:rFonts w:ascii="Helvetica" w:hAnsi="Helvetica" w:eastAsia="Helvetica" w:cs="Helvetica"/>
+                <w:i w:val="false"/>
+                <w:b w:val="false"/>
+                <w:u w:val="none"/>
                 <w:sz w:val="22"/>
                 <w:szCs w:val="22"/>
                 <w:color w:val="000000"/>
@@ -11150,19 +10746,17 @@
                 <w:i w:val="false"/>
                 <w:b w:val="false"/>
                 <w:u w:val="none"/>
-                <w:strike w:val="false"/>
-                <w:sz w:val="22"/>
-                <w:szCs w:val="22"/>
-                <w:color w:val="000000"/>
-              </w:rPr>
-            </w:pPr>
-            <w:r>
-              <w:rPr>
-                <w:rFonts w:ascii="Helvetica" w:hAnsi="Helvetica" w:eastAsia="Helvetica" w:cs="Helvetica"/>
-                <w:i w:val="false"/>
-                <w:b w:val="false"/>
-                <w:u w:val="none"/>
-                <w:strike w:val="false"/>
+                <w:sz w:val="22"/>
+                <w:szCs w:val="22"/>
+                <w:color w:val="000000"/>
+              </w:rPr>
+            </w:pPr>
+            <w:r>
+              <w:rPr>
+                <w:rFonts w:ascii="Helvetica" w:hAnsi="Helvetica" w:eastAsia="Helvetica" w:cs="Helvetica"/>
+                <w:i w:val="false"/>
+                <w:b w:val="false"/>
+                <w:u w:val="none"/>
                 <w:sz w:val="22"/>
                 <w:szCs w:val="22"/>
                 <w:color w:val="000000"/>
@@ -11210,19 +10804,17 @@
                 <w:i w:val="false"/>
                 <w:b w:val="false"/>
                 <w:u w:val="none"/>
-                <w:strike w:val="false"/>
-                <w:sz w:val="22"/>
-                <w:szCs w:val="22"/>
-                <w:color w:val="000000"/>
-              </w:rPr>
-            </w:pPr>
-            <w:r>
-              <w:rPr>
-                <w:rFonts w:ascii="Helvetica" w:hAnsi="Helvetica" w:eastAsia="Helvetica" w:cs="Helvetica"/>
-                <w:i w:val="false"/>
-                <w:b w:val="false"/>
-                <w:u w:val="none"/>
-                <w:strike w:val="false"/>
+                <w:sz w:val="22"/>
+                <w:szCs w:val="22"/>
+                <w:color w:val="000000"/>
+              </w:rPr>
+            </w:pPr>
+            <w:r>
+              <w:rPr>
+                <w:rFonts w:ascii="Helvetica" w:hAnsi="Helvetica" w:eastAsia="Helvetica" w:cs="Helvetica"/>
+                <w:i w:val="false"/>
+                <w:b w:val="false"/>
+                <w:u w:val="none"/>
                 <w:sz w:val="22"/>
                 <w:szCs w:val="22"/>
                 <w:color w:val="000000"/>
@@ -11264,19 +10856,17 @@
                 <w:i w:val="false"/>
                 <w:b w:val="false"/>
                 <w:u w:val="none"/>
-                <w:strike w:val="false"/>
-                <w:sz w:val="22"/>
-                <w:szCs w:val="22"/>
-                <w:color w:val="000000"/>
-              </w:rPr>
-            </w:pPr>
-            <w:r>
-              <w:rPr>
-                <w:rFonts w:ascii="Helvetica" w:hAnsi="Helvetica" w:eastAsia="Helvetica" w:cs="Helvetica"/>
-                <w:i w:val="false"/>
-                <w:b w:val="false"/>
-                <w:u w:val="none"/>
-                <w:strike w:val="false"/>
+                <w:sz w:val="22"/>
+                <w:szCs w:val="22"/>
+                <w:color w:val="000000"/>
+              </w:rPr>
+            </w:pPr>
+            <w:r>
+              <w:rPr>
+                <w:rFonts w:ascii="Helvetica" w:hAnsi="Helvetica" w:eastAsia="Helvetica" w:cs="Helvetica"/>
+                <w:i w:val="false"/>
+                <w:b w:val="false"/>
+                <w:u w:val="none"/>
                 <w:sz w:val="22"/>
                 <w:szCs w:val="22"/>
                 <w:color w:val="000000"/>
@@ -11318,19 +10908,17 @@
                 <w:i w:val="false"/>
                 <w:b w:val="false"/>
                 <w:u w:val="none"/>
-                <w:strike w:val="false"/>
-                <w:sz w:val="22"/>
-                <w:szCs w:val="22"/>
-                <w:color w:val="000000"/>
-              </w:rPr>
-            </w:pPr>
-            <w:r>
-              <w:rPr>
-                <w:rFonts w:ascii="Helvetica" w:hAnsi="Helvetica" w:eastAsia="Helvetica" w:cs="Helvetica"/>
-                <w:i w:val="false"/>
-                <w:b w:val="false"/>
-                <w:u w:val="none"/>
-                <w:strike w:val="false"/>
+                <w:sz w:val="22"/>
+                <w:szCs w:val="22"/>
+                <w:color w:val="000000"/>
+              </w:rPr>
+            </w:pPr>
+            <w:r>
+              <w:rPr>
+                <w:rFonts w:ascii="Helvetica" w:hAnsi="Helvetica" w:eastAsia="Helvetica" w:cs="Helvetica"/>
+                <w:i w:val="false"/>
+                <w:b w:val="false"/>
+                <w:u w:val="none"/>
                 <w:sz w:val="22"/>
                 <w:szCs w:val="22"/>
                 <w:color w:val="000000"/>
@@ -11372,19 +10960,17 @@
                 <w:i w:val="false"/>
                 <w:b w:val="false"/>
                 <w:u w:val="none"/>
-                <w:strike w:val="false"/>
-                <w:sz w:val="22"/>
-                <w:szCs w:val="22"/>
-                <w:color w:val="000000"/>
-              </w:rPr>
-            </w:pPr>
-            <w:r>
-              <w:rPr>
-                <w:rFonts w:ascii="Helvetica" w:hAnsi="Helvetica" w:eastAsia="Helvetica" w:cs="Helvetica"/>
-                <w:i w:val="false"/>
-                <w:b w:val="false"/>
-                <w:u w:val="none"/>
-                <w:strike w:val="false"/>
+                <w:sz w:val="22"/>
+                <w:szCs w:val="22"/>
+                <w:color w:val="000000"/>
+              </w:rPr>
+            </w:pPr>
+            <w:r>
+              <w:rPr>
+                <w:rFonts w:ascii="Helvetica" w:hAnsi="Helvetica" w:eastAsia="Helvetica" w:cs="Helvetica"/>
+                <w:i w:val="false"/>
+                <w:b w:val="false"/>
+                <w:u w:val="none"/>
                 <w:sz w:val="22"/>
                 <w:szCs w:val="22"/>
                 <w:color w:val="000000"/>
@@ -11426,19 +11012,17 @@
                 <w:i w:val="false"/>
                 <w:b w:val="false"/>
                 <w:u w:val="none"/>
-                <w:strike w:val="false"/>
-                <w:sz w:val="22"/>
-                <w:szCs w:val="22"/>
-                <w:color w:val="000000"/>
-              </w:rPr>
-            </w:pPr>
-            <w:r>
-              <w:rPr>
-                <w:rFonts w:ascii="Helvetica" w:hAnsi="Helvetica" w:eastAsia="Helvetica" w:cs="Helvetica"/>
-                <w:i w:val="false"/>
-                <w:b w:val="false"/>
-                <w:u w:val="none"/>
-                <w:strike w:val="false"/>
+                <w:sz w:val="22"/>
+                <w:szCs w:val="22"/>
+                <w:color w:val="000000"/>
+              </w:rPr>
+            </w:pPr>
+            <w:r>
+              <w:rPr>
+                <w:rFonts w:ascii="Helvetica" w:hAnsi="Helvetica" w:eastAsia="Helvetica" w:cs="Helvetica"/>
+                <w:i w:val="false"/>
+                <w:b w:val="false"/>
+                <w:u w:val="none"/>
                 <w:sz w:val="22"/>
                 <w:szCs w:val="22"/>
                 <w:color w:val="000000"/>
@@ -11480,19 +11064,17 @@
                 <w:i w:val="false"/>
                 <w:b w:val="false"/>
                 <w:u w:val="none"/>
-                <w:strike w:val="false"/>
-                <w:sz w:val="22"/>
-                <w:szCs w:val="22"/>
-                <w:color w:val="000000"/>
-              </w:rPr>
-            </w:pPr>
-            <w:r>
-              <w:rPr>
-                <w:rFonts w:ascii="Helvetica" w:hAnsi="Helvetica" w:eastAsia="Helvetica" w:cs="Helvetica"/>
-                <w:i w:val="false"/>
-                <w:b w:val="false"/>
-                <w:u w:val="none"/>
-                <w:strike w:val="false"/>
+                <w:sz w:val="22"/>
+                <w:szCs w:val="22"/>
+                <w:color w:val="000000"/>
+              </w:rPr>
+            </w:pPr>
+            <w:r>
+              <w:rPr>
+                <w:rFonts w:ascii="Helvetica" w:hAnsi="Helvetica" w:eastAsia="Helvetica" w:cs="Helvetica"/>
+                <w:i w:val="false"/>
+                <w:b w:val="false"/>
+                <w:u w:val="none"/>
                 <w:sz w:val="22"/>
                 <w:szCs w:val="22"/>
                 <w:color w:val="000000"/>
@@ -11534,19 +11116,17 @@
                 <w:i w:val="false"/>
                 <w:b w:val="false"/>
                 <w:u w:val="none"/>
-                <w:strike w:val="false"/>
-                <w:sz w:val="22"/>
-                <w:szCs w:val="22"/>
-                <w:color w:val="000000"/>
-              </w:rPr>
-            </w:pPr>
-            <w:r>
-              <w:rPr>
-                <w:rFonts w:ascii="Helvetica" w:hAnsi="Helvetica" w:eastAsia="Helvetica" w:cs="Helvetica"/>
-                <w:i w:val="false"/>
-                <w:b w:val="false"/>
-                <w:u w:val="none"/>
-                <w:strike w:val="false"/>
+                <w:sz w:val="22"/>
+                <w:szCs w:val="22"/>
+                <w:color w:val="000000"/>
+              </w:rPr>
+            </w:pPr>
+            <w:r>
+              <w:rPr>
+                <w:rFonts w:ascii="Helvetica" w:hAnsi="Helvetica" w:eastAsia="Helvetica" w:cs="Helvetica"/>
+                <w:i w:val="false"/>
+                <w:b w:val="false"/>
+                <w:u w:val="none"/>
                 <w:sz w:val="22"/>
                 <w:szCs w:val="22"/>
                 <w:color w:val="000000"/>
@@ -11594,19 +11174,17 @@
                 <w:i w:val="false"/>
                 <w:b w:val="false"/>
                 <w:u w:val="none"/>
-                <w:strike w:val="false"/>
-                <w:sz w:val="22"/>
-                <w:szCs w:val="22"/>
-                <w:color w:val="000000"/>
-              </w:rPr>
-            </w:pPr>
-            <w:r>
-              <w:rPr>
-                <w:rFonts w:ascii="Helvetica" w:hAnsi="Helvetica" w:eastAsia="Helvetica" w:cs="Helvetica"/>
-                <w:i w:val="false"/>
-                <w:b w:val="false"/>
-                <w:u w:val="none"/>
-                <w:strike w:val="false"/>
+                <w:sz w:val="22"/>
+                <w:szCs w:val="22"/>
+                <w:color w:val="000000"/>
+              </w:rPr>
+            </w:pPr>
+            <w:r>
+              <w:rPr>
+                <w:rFonts w:ascii="Helvetica" w:hAnsi="Helvetica" w:eastAsia="Helvetica" w:cs="Helvetica"/>
+                <w:i w:val="false"/>
+                <w:b w:val="false"/>
+                <w:u w:val="none"/>
                 <w:sz w:val="22"/>
                 <w:szCs w:val="22"/>
                 <w:color w:val="000000"/>
@@ -11648,19 +11226,17 @@
                 <w:i w:val="false"/>
                 <w:b w:val="false"/>
                 <w:u w:val="none"/>
-                <w:strike w:val="false"/>
-                <w:sz w:val="22"/>
-                <w:szCs w:val="22"/>
-                <w:color w:val="000000"/>
-              </w:rPr>
-            </w:pPr>
-            <w:r>
-              <w:rPr>
-                <w:rFonts w:ascii="Helvetica" w:hAnsi="Helvetica" w:eastAsia="Helvetica" w:cs="Helvetica"/>
-                <w:i w:val="false"/>
-                <w:b w:val="false"/>
-                <w:u w:val="none"/>
-                <w:strike w:val="false"/>
+                <w:sz w:val="22"/>
+                <w:szCs w:val="22"/>
+                <w:color w:val="000000"/>
+              </w:rPr>
+            </w:pPr>
+            <w:r>
+              <w:rPr>
+                <w:rFonts w:ascii="Helvetica" w:hAnsi="Helvetica" w:eastAsia="Helvetica" w:cs="Helvetica"/>
+                <w:i w:val="false"/>
+                <w:b w:val="false"/>
+                <w:u w:val="none"/>
                 <w:sz w:val="22"/>
                 <w:szCs w:val="22"/>
                 <w:color w:val="000000"/>
@@ -11702,19 +11278,17 @@
                 <w:i w:val="false"/>
                 <w:b w:val="false"/>
                 <w:u w:val="none"/>
-                <w:strike w:val="false"/>
-                <w:sz w:val="22"/>
-                <w:szCs w:val="22"/>
-                <w:color w:val="000000"/>
-              </w:rPr>
-            </w:pPr>
-            <w:r>
-              <w:rPr>
-                <w:rFonts w:ascii="Helvetica" w:hAnsi="Helvetica" w:eastAsia="Helvetica" w:cs="Helvetica"/>
-                <w:i w:val="false"/>
-                <w:b w:val="false"/>
-                <w:u w:val="none"/>
-                <w:strike w:val="false"/>
+                <w:sz w:val="22"/>
+                <w:szCs w:val="22"/>
+                <w:color w:val="000000"/>
+              </w:rPr>
+            </w:pPr>
+            <w:r>
+              <w:rPr>
+                <w:rFonts w:ascii="Helvetica" w:hAnsi="Helvetica" w:eastAsia="Helvetica" w:cs="Helvetica"/>
+                <w:i w:val="false"/>
+                <w:b w:val="false"/>
+                <w:u w:val="none"/>
                 <w:sz w:val="22"/>
                 <w:szCs w:val="22"/>
                 <w:color w:val="000000"/>
@@ -11756,19 +11330,17 @@
                 <w:i w:val="false"/>
                 <w:b w:val="false"/>
                 <w:u w:val="none"/>
-                <w:strike w:val="false"/>
-                <w:sz w:val="22"/>
-                <w:szCs w:val="22"/>
-                <w:color w:val="000000"/>
-              </w:rPr>
-            </w:pPr>
-            <w:r>
-              <w:rPr>
-                <w:rFonts w:ascii="Helvetica" w:hAnsi="Helvetica" w:eastAsia="Helvetica" w:cs="Helvetica"/>
-                <w:i w:val="false"/>
-                <w:b w:val="false"/>
-                <w:u w:val="none"/>
-                <w:strike w:val="false"/>
+                <w:sz w:val="22"/>
+                <w:szCs w:val="22"/>
+                <w:color w:val="000000"/>
+              </w:rPr>
+            </w:pPr>
+            <w:r>
+              <w:rPr>
+                <w:rFonts w:ascii="Helvetica" w:hAnsi="Helvetica" w:eastAsia="Helvetica" w:cs="Helvetica"/>
+                <w:i w:val="false"/>
+                <w:b w:val="false"/>
+                <w:u w:val="none"/>
                 <w:sz w:val="22"/>
                 <w:szCs w:val="22"/>
                 <w:color w:val="000000"/>
@@ -11810,19 +11382,17 @@
                 <w:i w:val="false"/>
                 <w:b w:val="false"/>
                 <w:u w:val="none"/>
-                <w:strike w:val="false"/>
-                <w:sz w:val="22"/>
-                <w:szCs w:val="22"/>
-                <w:color w:val="000000"/>
-              </w:rPr>
-            </w:pPr>
-            <w:r>
-              <w:rPr>
-                <w:rFonts w:ascii="Helvetica" w:hAnsi="Helvetica" w:eastAsia="Helvetica" w:cs="Helvetica"/>
-                <w:i w:val="false"/>
-                <w:b w:val="false"/>
-                <w:u w:val="none"/>
-                <w:strike w:val="false"/>
+                <w:sz w:val="22"/>
+                <w:szCs w:val="22"/>
+                <w:color w:val="000000"/>
+              </w:rPr>
+            </w:pPr>
+            <w:r>
+              <w:rPr>
+                <w:rFonts w:ascii="Helvetica" w:hAnsi="Helvetica" w:eastAsia="Helvetica" w:cs="Helvetica"/>
+                <w:i w:val="false"/>
+                <w:b w:val="false"/>
+                <w:u w:val="none"/>
                 <w:sz w:val="22"/>
                 <w:szCs w:val="22"/>
                 <w:color w:val="000000"/>
@@ -11864,19 +11434,17 @@
                 <w:i w:val="false"/>
                 <w:b w:val="false"/>
                 <w:u w:val="none"/>
-                <w:strike w:val="false"/>
-                <w:sz w:val="22"/>
-                <w:szCs w:val="22"/>
-                <w:color w:val="000000"/>
-              </w:rPr>
-            </w:pPr>
-            <w:r>
-              <w:rPr>
-                <w:rFonts w:ascii="Helvetica" w:hAnsi="Helvetica" w:eastAsia="Helvetica" w:cs="Helvetica"/>
-                <w:i w:val="false"/>
-                <w:b w:val="false"/>
-                <w:u w:val="none"/>
-                <w:strike w:val="false"/>
+                <w:sz w:val="22"/>
+                <w:szCs w:val="22"/>
+                <w:color w:val="000000"/>
+              </w:rPr>
+            </w:pPr>
+            <w:r>
+              <w:rPr>
+                <w:rFonts w:ascii="Helvetica" w:hAnsi="Helvetica" w:eastAsia="Helvetica" w:cs="Helvetica"/>
+                <w:i w:val="false"/>
+                <w:b w:val="false"/>
+                <w:u w:val="none"/>
                 <w:sz w:val="22"/>
                 <w:szCs w:val="22"/>
                 <w:color w:val="000000"/>
@@ -11918,19 +11486,17 @@
                 <w:i w:val="false"/>
                 <w:b w:val="false"/>
                 <w:u w:val="none"/>
-                <w:strike w:val="false"/>
-                <w:sz w:val="22"/>
-                <w:szCs w:val="22"/>
-                <w:color w:val="000000"/>
-              </w:rPr>
-            </w:pPr>
-            <w:r>
-              <w:rPr>
-                <w:rFonts w:ascii="Helvetica" w:hAnsi="Helvetica" w:eastAsia="Helvetica" w:cs="Helvetica"/>
-                <w:i w:val="false"/>
-                <w:b w:val="false"/>
-                <w:u w:val="none"/>
-                <w:strike w:val="false"/>
+                <w:sz w:val="22"/>
+                <w:szCs w:val="22"/>
+                <w:color w:val="000000"/>
+              </w:rPr>
+            </w:pPr>
+            <w:r>
+              <w:rPr>
+                <w:rFonts w:ascii="Helvetica" w:hAnsi="Helvetica" w:eastAsia="Helvetica" w:cs="Helvetica"/>
+                <w:i w:val="false"/>
+                <w:b w:val="false"/>
+                <w:u w:val="none"/>
                 <w:sz w:val="22"/>
                 <w:szCs w:val="22"/>
                 <w:color w:val="000000"/>
@@ -11978,19 +11544,17 @@
                 <w:i w:val="false"/>
                 <w:b w:val="false"/>
                 <w:u w:val="none"/>
-                <w:strike w:val="false"/>
-                <w:sz w:val="22"/>
-                <w:szCs w:val="22"/>
-                <w:color w:val="000000"/>
-              </w:rPr>
-            </w:pPr>
-            <w:r>
-              <w:rPr>
-                <w:rFonts w:ascii="Helvetica" w:hAnsi="Helvetica" w:eastAsia="Helvetica" w:cs="Helvetica"/>
-                <w:i w:val="false"/>
-                <w:b w:val="false"/>
-                <w:u w:val="none"/>
-                <w:strike w:val="false"/>
+                <w:sz w:val="22"/>
+                <w:szCs w:val="22"/>
+                <w:color w:val="000000"/>
+              </w:rPr>
+            </w:pPr>
+            <w:r>
+              <w:rPr>
+                <w:rFonts w:ascii="Helvetica" w:hAnsi="Helvetica" w:eastAsia="Helvetica" w:cs="Helvetica"/>
+                <w:i w:val="false"/>
+                <w:b w:val="false"/>
+                <w:u w:val="none"/>
                 <w:sz w:val="22"/>
                 <w:szCs w:val="22"/>
                 <w:color w:val="000000"/>
@@ -12032,19 +11596,17 @@
                 <w:i w:val="false"/>
                 <w:b w:val="false"/>
                 <w:u w:val="none"/>
-                <w:strike w:val="false"/>
-                <w:sz w:val="22"/>
-                <w:szCs w:val="22"/>
-                <w:color w:val="000000"/>
-              </w:rPr>
-            </w:pPr>
-            <w:r>
-              <w:rPr>
-                <w:rFonts w:ascii="Helvetica" w:hAnsi="Helvetica" w:eastAsia="Helvetica" w:cs="Helvetica"/>
-                <w:i w:val="false"/>
-                <w:b w:val="false"/>
-                <w:u w:val="none"/>
-                <w:strike w:val="false"/>
+                <w:sz w:val="22"/>
+                <w:szCs w:val="22"/>
+                <w:color w:val="000000"/>
+              </w:rPr>
+            </w:pPr>
+            <w:r>
+              <w:rPr>
+                <w:rFonts w:ascii="Helvetica" w:hAnsi="Helvetica" w:eastAsia="Helvetica" w:cs="Helvetica"/>
+                <w:i w:val="false"/>
+                <w:b w:val="false"/>
+                <w:u w:val="none"/>
                 <w:sz w:val="22"/>
                 <w:szCs w:val="22"/>
                 <w:color w:val="000000"/>
@@ -12086,19 +11648,17 @@
                 <w:i w:val="false"/>
                 <w:b w:val="false"/>
                 <w:u w:val="none"/>
-                <w:strike w:val="false"/>
-                <w:sz w:val="22"/>
-                <w:szCs w:val="22"/>
-                <w:color w:val="000000"/>
-              </w:rPr>
-            </w:pPr>
-            <w:r>
-              <w:rPr>
-                <w:rFonts w:ascii="Helvetica" w:hAnsi="Helvetica" w:eastAsia="Helvetica" w:cs="Helvetica"/>
-                <w:i w:val="false"/>
-                <w:b w:val="false"/>
-                <w:u w:val="none"/>
-                <w:strike w:val="false"/>
+                <w:sz w:val="22"/>
+                <w:szCs w:val="22"/>
+                <w:color w:val="000000"/>
+              </w:rPr>
+            </w:pPr>
+            <w:r>
+              <w:rPr>
+                <w:rFonts w:ascii="Helvetica" w:hAnsi="Helvetica" w:eastAsia="Helvetica" w:cs="Helvetica"/>
+                <w:i w:val="false"/>
+                <w:b w:val="false"/>
+                <w:u w:val="none"/>
                 <w:sz w:val="22"/>
                 <w:szCs w:val="22"/>
                 <w:color w:val="000000"/>
@@ -12140,19 +11700,17 @@
                 <w:i w:val="false"/>
                 <w:b w:val="false"/>
                 <w:u w:val="none"/>
-                <w:strike w:val="false"/>
-                <w:sz w:val="22"/>
-                <w:szCs w:val="22"/>
-                <w:color w:val="000000"/>
-              </w:rPr>
-            </w:pPr>
-            <w:r>
-              <w:rPr>
-                <w:rFonts w:ascii="Helvetica" w:hAnsi="Helvetica" w:eastAsia="Helvetica" w:cs="Helvetica"/>
-                <w:i w:val="false"/>
-                <w:b w:val="false"/>
-                <w:u w:val="none"/>
-                <w:strike w:val="false"/>
+                <w:sz w:val="22"/>
+                <w:szCs w:val="22"/>
+                <w:color w:val="000000"/>
+              </w:rPr>
+            </w:pPr>
+            <w:r>
+              <w:rPr>
+                <w:rFonts w:ascii="Helvetica" w:hAnsi="Helvetica" w:eastAsia="Helvetica" w:cs="Helvetica"/>
+                <w:i w:val="false"/>
+                <w:b w:val="false"/>
+                <w:u w:val="none"/>
                 <w:sz w:val="22"/>
                 <w:szCs w:val="22"/>
                 <w:color w:val="000000"/>
@@ -12194,19 +11752,17 @@
                 <w:i w:val="false"/>
                 <w:b w:val="false"/>
                 <w:u w:val="none"/>
-                <w:strike w:val="false"/>
-                <w:sz w:val="22"/>
-                <w:szCs w:val="22"/>
-                <w:color w:val="000000"/>
-              </w:rPr>
-            </w:pPr>
-            <w:r>
-              <w:rPr>
-                <w:rFonts w:ascii="Helvetica" w:hAnsi="Helvetica" w:eastAsia="Helvetica" w:cs="Helvetica"/>
-                <w:i w:val="false"/>
-                <w:b w:val="false"/>
-                <w:u w:val="none"/>
-                <w:strike w:val="false"/>
+                <w:sz w:val="22"/>
+                <w:szCs w:val="22"/>
+                <w:color w:val="000000"/>
+              </w:rPr>
+            </w:pPr>
+            <w:r>
+              <w:rPr>
+                <w:rFonts w:ascii="Helvetica" w:hAnsi="Helvetica" w:eastAsia="Helvetica" w:cs="Helvetica"/>
+                <w:i w:val="false"/>
+                <w:b w:val="false"/>
+                <w:u w:val="none"/>
                 <w:sz w:val="22"/>
                 <w:szCs w:val="22"/>
                 <w:color w:val="000000"/>
@@ -12248,19 +11804,17 @@
                 <w:i w:val="false"/>
                 <w:b w:val="false"/>
                 <w:u w:val="none"/>
-                <w:strike w:val="false"/>
-                <w:sz w:val="22"/>
-                <w:szCs w:val="22"/>
-                <w:color w:val="000000"/>
-              </w:rPr>
-            </w:pPr>
-            <w:r>
-              <w:rPr>
-                <w:rFonts w:ascii="Helvetica" w:hAnsi="Helvetica" w:eastAsia="Helvetica" w:cs="Helvetica"/>
-                <w:i w:val="false"/>
-                <w:b w:val="false"/>
-                <w:u w:val="none"/>
-                <w:strike w:val="false"/>
+                <w:sz w:val="22"/>
+                <w:szCs w:val="22"/>
+                <w:color w:val="000000"/>
+              </w:rPr>
+            </w:pPr>
+            <w:r>
+              <w:rPr>
+                <w:rFonts w:ascii="Helvetica" w:hAnsi="Helvetica" w:eastAsia="Helvetica" w:cs="Helvetica"/>
+                <w:i w:val="false"/>
+                <w:b w:val="false"/>
+                <w:u w:val="none"/>
                 <w:sz w:val="22"/>
                 <w:szCs w:val="22"/>
                 <w:color w:val="000000"/>
@@ -12302,19 +11856,17 @@
                 <w:i w:val="false"/>
                 <w:b w:val="false"/>
                 <w:u w:val="none"/>
-                <w:strike w:val="false"/>
-                <w:sz w:val="22"/>
-                <w:szCs w:val="22"/>
-                <w:color w:val="000000"/>
-              </w:rPr>
-            </w:pPr>
-            <w:r>
-              <w:rPr>
-                <w:rFonts w:ascii="Helvetica" w:hAnsi="Helvetica" w:eastAsia="Helvetica" w:cs="Helvetica"/>
-                <w:i w:val="false"/>
-                <w:b w:val="false"/>
-                <w:u w:val="none"/>
-                <w:strike w:val="false"/>
+                <w:sz w:val="22"/>
+                <w:szCs w:val="22"/>
+                <w:color w:val="000000"/>
+              </w:rPr>
+            </w:pPr>
+            <w:r>
+              <w:rPr>
+                <w:rFonts w:ascii="Helvetica" w:hAnsi="Helvetica" w:eastAsia="Helvetica" w:cs="Helvetica"/>
+                <w:i w:val="false"/>
+                <w:b w:val="false"/>
+                <w:u w:val="none"/>
                 <w:sz w:val="22"/>
                 <w:szCs w:val="22"/>
                 <w:color w:val="000000"/>
@@ -12362,19 +11914,17 @@
                 <w:i w:val="false"/>
                 <w:b w:val="false"/>
                 <w:u w:val="none"/>
-                <w:strike w:val="false"/>
-                <w:sz w:val="22"/>
-                <w:szCs w:val="22"/>
-                <w:color w:val="000000"/>
-              </w:rPr>
-            </w:pPr>
-            <w:r>
-              <w:rPr>
-                <w:rFonts w:ascii="Helvetica" w:hAnsi="Helvetica" w:eastAsia="Helvetica" w:cs="Helvetica"/>
-                <w:i w:val="false"/>
-                <w:b w:val="false"/>
-                <w:u w:val="none"/>
-                <w:strike w:val="false"/>
+                <w:sz w:val="22"/>
+                <w:szCs w:val="22"/>
+                <w:color w:val="000000"/>
+              </w:rPr>
+            </w:pPr>
+            <w:r>
+              <w:rPr>
+                <w:rFonts w:ascii="Helvetica" w:hAnsi="Helvetica" w:eastAsia="Helvetica" w:cs="Helvetica"/>
+                <w:i w:val="false"/>
+                <w:b w:val="false"/>
+                <w:u w:val="none"/>
                 <w:sz w:val="22"/>
                 <w:szCs w:val="22"/>
                 <w:color w:val="000000"/>
@@ -12416,19 +11966,17 @@
                 <w:i w:val="false"/>
                 <w:b w:val="false"/>
                 <w:u w:val="none"/>
-                <w:strike w:val="false"/>
-                <w:sz w:val="22"/>
-                <w:szCs w:val="22"/>
-                <w:color w:val="000000"/>
-              </w:rPr>
-            </w:pPr>
-            <w:r>
-              <w:rPr>
-                <w:rFonts w:ascii="Helvetica" w:hAnsi="Helvetica" w:eastAsia="Helvetica" w:cs="Helvetica"/>
-                <w:i w:val="false"/>
-                <w:b w:val="false"/>
-                <w:u w:val="none"/>
-                <w:strike w:val="false"/>
+                <w:sz w:val="22"/>
+                <w:szCs w:val="22"/>
+                <w:color w:val="000000"/>
+              </w:rPr>
+            </w:pPr>
+            <w:r>
+              <w:rPr>
+                <w:rFonts w:ascii="Helvetica" w:hAnsi="Helvetica" w:eastAsia="Helvetica" w:cs="Helvetica"/>
+                <w:i w:val="false"/>
+                <w:b w:val="false"/>
+                <w:u w:val="none"/>
                 <w:sz w:val="22"/>
                 <w:szCs w:val="22"/>
                 <w:color w:val="000000"/>
@@ -12470,19 +12018,17 @@
                 <w:i w:val="false"/>
                 <w:b w:val="false"/>
                 <w:u w:val="none"/>
-                <w:strike w:val="false"/>
-                <w:sz w:val="22"/>
-                <w:szCs w:val="22"/>
-                <w:color w:val="000000"/>
-              </w:rPr>
-            </w:pPr>
-            <w:r>
-              <w:rPr>
-                <w:rFonts w:ascii="Helvetica" w:hAnsi="Helvetica" w:eastAsia="Helvetica" w:cs="Helvetica"/>
-                <w:i w:val="false"/>
-                <w:b w:val="false"/>
-                <w:u w:val="none"/>
-                <w:strike w:val="false"/>
+                <w:sz w:val="22"/>
+                <w:szCs w:val="22"/>
+                <w:color w:val="000000"/>
+              </w:rPr>
+            </w:pPr>
+            <w:r>
+              <w:rPr>
+                <w:rFonts w:ascii="Helvetica" w:hAnsi="Helvetica" w:eastAsia="Helvetica" w:cs="Helvetica"/>
+                <w:i w:val="false"/>
+                <w:b w:val="false"/>
+                <w:u w:val="none"/>
                 <w:sz w:val="22"/>
                 <w:szCs w:val="22"/>
                 <w:color w:val="000000"/>
@@ -12524,19 +12070,17 @@
                 <w:i w:val="false"/>
                 <w:b w:val="false"/>
                 <w:u w:val="none"/>
-                <w:strike w:val="false"/>
-                <w:sz w:val="22"/>
-                <w:szCs w:val="22"/>
-                <w:color w:val="000000"/>
-              </w:rPr>
-            </w:pPr>
-            <w:r>
-              <w:rPr>
-                <w:rFonts w:ascii="Helvetica" w:hAnsi="Helvetica" w:eastAsia="Helvetica" w:cs="Helvetica"/>
-                <w:i w:val="false"/>
-                <w:b w:val="false"/>
-                <w:u w:val="none"/>
-                <w:strike w:val="false"/>
+                <w:sz w:val="22"/>
+                <w:szCs w:val="22"/>
+                <w:color w:val="000000"/>
+              </w:rPr>
+            </w:pPr>
+            <w:r>
+              <w:rPr>
+                <w:rFonts w:ascii="Helvetica" w:hAnsi="Helvetica" w:eastAsia="Helvetica" w:cs="Helvetica"/>
+                <w:i w:val="false"/>
+                <w:b w:val="false"/>
+                <w:u w:val="none"/>
                 <w:sz w:val="22"/>
                 <w:szCs w:val="22"/>
                 <w:color w:val="000000"/>
@@ -12578,19 +12122,17 @@
                 <w:i w:val="false"/>
                 <w:b w:val="false"/>
                 <w:u w:val="none"/>
-                <w:strike w:val="false"/>
-                <w:sz w:val="22"/>
-                <w:szCs w:val="22"/>
-                <w:color w:val="000000"/>
-              </w:rPr>
-            </w:pPr>
-            <w:r>
-              <w:rPr>
-                <w:rFonts w:ascii="Helvetica" w:hAnsi="Helvetica" w:eastAsia="Helvetica" w:cs="Helvetica"/>
-                <w:i w:val="false"/>
-                <w:b w:val="false"/>
-                <w:u w:val="none"/>
-                <w:strike w:val="false"/>
+                <w:sz w:val="22"/>
+                <w:szCs w:val="22"/>
+                <w:color w:val="000000"/>
+              </w:rPr>
+            </w:pPr>
+            <w:r>
+              <w:rPr>
+                <w:rFonts w:ascii="Helvetica" w:hAnsi="Helvetica" w:eastAsia="Helvetica" w:cs="Helvetica"/>
+                <w:i w:val="false"/>
+                <w:b w:val="false"/>
+                <w:u w:val="none"/>
                 <w:sz w:val="22"/>
                 <w:szCs w:val="22"/>
                 <w:color w:val="000000"/>
@@ -12632,19 +12174,17 @@
                 <w:i w:val="false"/>
                 <w:b w:val="false"/>
                 <w:u w:val="none"/>
-                <w:strike w:val="false"/>
-                <w:sz w:val="22"/>
-                <w:szCs w:val="22"/>
-                <w:color w:val="000000"/>
-              </w:rPr>
-            </w:pPr>
-            <w:r>
-              <w:rPr>
-                <w:rFonts w:ascii="Helvetica" w:hAnsi="Helvetica" w:eastAsia="Helvetica" w:cs="Helvetica"/>
-                <w:i w:val="false"/>
-                <w:b w:val="false"/>
-                <w:u w:val="none"/>
-                <w:strike w:val="false"/>
+                <w:sz w:val="22"/>
+                <w:szCs w:val="22"/>
+                <w:color w:val="000000"/>
+              </w:rPr>
+            </w:pPr>
+            <w:r>
+              <w:rPr>
+                <w:rFonts w:ascii="Helvetica" w:hAnsi="Helvetica" w:eastAsia="Helvetica" w:cs="Helvetica"/>
+                <w:i w:val="false"/>
+                <w:b w:val="false"/>
+                <w:u w:val="none"/>
                 <w:sz w:val="22"/>
                 <w:szCs w:val="22"/>
                 <w:color w:val="000000"/>
@@ -12686,19 +12226,17 @@
                 <w:i w:val="false"/>
                 <w:b w:val="false"/>
                 <w:u w:val="none"/>
-                <w:strike w:val="false"/>
-                <w:sz w:val="22"/>
-                <w:szCs w:val="22"/>
-                <w:color w:val="000000"/>
-              </w:rPr>
-            </w:pPr>
-            <w:r>
-              <w:rPr>
-                <w:rFonts w:ascii="Helvetica" w:hAnsi="Helvetica" w:eastAsia="Helvetica" w:cs="Helvetica"/>
-                <w:i w:val="false"/>
-                <w:b w:val="false"/>
-                <w:u w:val="none"/>
-                <w:strike w:val="false"/>
+                <w:sz w:val="22"/>
+                <w:szCs w:val="22"/>
+                <w:color w:val="000000"/>
+              </w:rPr>
+            </w:pPr>
+            <w:r>
+              <w:rPr>
+                <w:rFonts w:ascii="Helvetica" w:hAnsi="Helvetica" w:eastAsia="Helvetica" w:cs="Helvetica"/>
+                <w:i w:val="false"/>
+                <w:b w:val="false"/>
+                <w:u w:val="none"/>
                 <w:sz w:val="22"/>
                 <w:szCs w:val="22"/>
                 <w:color w:val="000000"/>
@@ -12746,19 +12284,17 @@
                 <w:i w:val="false"/>
                 <w:b w:val="false"/>
                 <w:u w:val="none"/>
-                <w:strike w:val="false"/>
-                <w:sz w:val="22"/>
-                <w:szCs w:val="22"/>
-                <w:color w:val="000000"/>
-              </w:rPr>
-            </w:pPr>
-            <w:r>
-              <w:rPr>
-                <w:rFonts w:ascii="Helvetica" w:hAnsi="Helvetica" w:eastAsia="Helvetica" w:cs="Helvetica"/>
-                <w:i w:val="false"/>
-                <w:b w:val="false"/>
-                <w:u w:val="none"/>
-                <w:strike w:val="false"/>
+                <w:sz w:val="22"/>
+                <w:szCs w:val="22"/>
+                <w:color w:val="000000"/>
+              </w:rPr>
+            </w:pPr>
+            <w:r>
+              <w:rPr>
+                <w:rFonts w:ascii="Helvetica" w:hAnsi="Helvetica" w:eastAsia="Helvetica" w:cs="Helvetica"/>
+                <w:i w:val="false"/>
+                <w:b w:val="false"/>
+                <w:u w:val="none"/>
                 <w:sz w:val="22"/>
                 <w:szCs w:val="22"/>
                 <w:color w:val="000000"/>
@@ -12800,19 +12336,17 @@
                 <w:i w:val="false"/>
                 <w:b w:val="false"/>
                 <w:u w:val="none"/>
-                <w:strike w:val="false"/>
-                <w:sz w:val="22"/>
-                <w:szCs w:val="22"/>
-                <w:color w:val="000000"/>
-              </w:rPr>
-            </w:pPr>
-            <w:r>
-              <w:rPr>
-                <w:rFonts w:ascii="Helvetica" w:hAnsi="Helvetica" w:eastAsia="Helvetica" w:cs="Helvetica"/>
-                <w:i w:val="false"/>
-                <w:b w:val="false"/>
-                <w:u w:val="none"/>
-                <w:strike w:val="false"/>
+                <w:sz w:val="22"/>
+                <w:szCs w:val="22"/>
+                <w:color w:val="000000"/>
+              </w:rPr>
+            </w:pPr>
+            <w:r>
+              <w:rPr>
+                <w:rFonts w:ascii="Helvetica" w:hAnsi="Helvetica" w:eastAsia="Helvetica" w:cs="Helvetica"/>
+                <w:i w:val="false"/>
+                <w:b w:val="false"/>
+                <w:u w:val="none"/>
                 <w:sz w:val="22"/>
                 <w:szCs w:val="22"/>
                 <w:color w:val="000000"/>
@@ -12854,19 +12388,17 @@
                 <w:i w:val="false"/>
                 <w:b w:val="false"/>
                 <w:u w:val="none"/>
-                <w:strike w:val="false"/>
-                <w:sz w:val="22"/>
-                <w:szCs w:val="22"/>
-                <w:color w:val="000000"/>
-              </w:rPr>
-            </w:pPr>
-            <w:r>
-              <w:rPr>
-                <w:rFonts w:ascii="Helvetica" w:hAnsi="Helvetica" w:eastAsia="Helvetica" w:cs="Helvetica"/>
-                <w:i w:val="false"/>
-                <w:b w:val="false"/>
-                <w:u w:val="none"/>
-                <w:strike w:val="false"/>
+                <w:sz w:val="22"/>
+                <w:szCs w:val="22"/>
+                <w:color w:val="000000"/>
+              </w:rPr>
+            </w:pPr>
+            <w:r>
+              <w:rPr>
+                <w:rFonts w:ascii="Helvetica" w:hAnsi="Helvetica" w:eastAsia="Helvetica" w:cs="Helvetica"/>
+                <w:i w:val="false"/>
+                <w:b w:val="false"/>
+                <w:u w:val="none"/>
                 <w:sz w:val="22"/>
                 <w:szCs w:val="22"/>
                 <w:color w:val="000000"/>
@@ -12908,19 +12440,17 @@
                 <w:i w:val="false"/>
                 <w:b w:val="false"/>
                 <w:u w:val="none"/>
-                <w:strike w:val="false"/>
-                <w:sz w:val="22"/>
-                <w:szCs w:val="22"/>
-                <w:color w:val="000000"/>
-              </w:rPr>
-            </w:pPr>
-            <w:r>
-              <w:rPr>
-                <w:rFonts w:ascii="Helvetica" w:hAnsi="Helvetica" w:eastAsia="Helvetica" w:cs="Helvetica"/>
-                <w:i w:val="false"/>
-                <w:b w:val="false"/>
-                <w:u w:val="none"/>
-                <w:strike w:val="false"/>
+                <w:sz w:val="22"/>
+                <w:szCs w:val="22"/>
+                <w:color w:val="000000"/>
+              </w:rPr>
+            </w:pPr>
+            <w:r>
+              <w:rPr>
+                <w:rFonts w:ascii="Helvetica" w:hAnsi="Helvetica" w:eastAsia="Helvetica" w:cs="Helvetica"/>
+                <w:i w:val="false"/>
+                <w:b w:val="false"/>
+                <w:u w:val="none"/>
                 <w:sz w:val="22"/>
                 <w:szCs w:val="22"/>
                 <w:color w:val="000000"/>
@@ -12962,19 +12492,17 @@
                 <w:i w:val="false"/>
                 <w:b w:val="false"/>
                 <w:u w:val="none"/>
-                <w:strike w:val="false"/>
-                <w:sz w:val="22"/>
-                <w:szCs w:val="22"/>
-                <w:color w:val="000000"/>
-              </w:rPr>
-            </w:pPr>
-            <w:r>
-              <w:rPr>
-                <w:rFonts w:ascii="Helvetica" w:hAnsi="Helvetica" w:eastAsia="Helvetica" w:cs="Helvetica"/>
-                <w:i w:val="false"/>
-                <w:b w:val="false"/>
-                <w:u w:val="none"/>
-                <w:strike w:val="false"/>
+                <w:sz w:val="22"/>
+                <w:szCs w:val="22"/>
+                <w:color w:val="000000"/>
+              </w:rPr>
+            </w:pPr>
+            <w:r>
+              <w:rPr>
+                <w:rFonts w:ascii="Helvetica" w:hAnsi="Helvetica" w:eastAsia="Helvetica" w:cs="Helvetica"/>
+                <w:i w:val="false"/>
+                <w:b w:val="false"/>
+                <w:u w:val="none"/>
                 <w:sz w:val="22"/>
                 <w:szCs w:val="22"/>
                 <w:color w:val="000000"/>
@@ -13016,19 +12544,17 @@
                 <w:i w:val="false"/>
                 <w:b w:val="false"/>
                 <w:u w:val="none"/>
-                <w:strike w:val="false"/>
-                <w:sz w:val="22"/>
-                <w:szCs w:val="22"/>
-                <w:color w:val="000000"/>
-              </w:rPr>
-            </w:pPr>
-            <w:r>
-              <w:rPr>
-                <w:rFonts w:ascii="Helvetica" w:hAnsi="Helvetica" w:eastAsia="Helvetica" w:cs="Helvetica"/>
-                <w:i w:val="false"/>
-                <w:b w:val="false"/>
-                <w:u w:val="none"/>
-                <w:strike w:val="false"/>
+                <w:sz w:val="22"/>
+                <w:szCs w:val="22"/>
+                <w:color w:val="000000"/>
+              </w:rPr>
+            </w:pPr>
+            <w:r>
+              <w:rPr>
+                <w:rFonts w:ascii="Helvetica" w:hAnsi="Helvetica" w:eastAsia="Helvetica" w:cs="Helvetica"/>
+                <w:i w:val="false"/>
+                <w:b w:val="false"/>
+                <w:u w:val="none"/>
                 <w:sz w:val="22"/>
                 <w:szCs w:val="22"/>
                 <w:color w:val="000000"/>
@@ -13070,19 +12596,17 @@
                 <w:i w:val="false"/>
                 <w:b w:val="false"/>
                 <w:u w:val="none"/>
-                <w:strike w:val="false"/>
-                <w:sz w:val="22"/>
-                <w:szCs w:val="22"/>
-                <w:color w:val="000000"/>
-              </w:rPr>
-            </w:pPr>
-            <w:r>
-              <w:rPr>
-                <w:rFonts w:ascii="Helvetica" w:hAnsi="Helvetica" w:eastAsia="Helvetica" w:cs="Helvetica"/>
-                <w:i w:val="false"/>
-                <w:b w:val="false"/>
-                <w:u w:val="none"/>
-                <w:strike w:val="false"/>
+                <w:sz w:val="22"/>
+                <w:szCs w:val="22"/>
+                <w:color w:val="000000"/>
+              </w:rPr>
+            </w:pPr>
+            <w:r>
+              <w:rPr>
+                <w:rFonts w:ascii="Helvetica" w:hAnsi="Helvetica" w:eastAsia="Helvetica" w:cs="Helvetica"/>
+                <w:i w:val="false"/>
+                <w:b w:val="false"/>
+                <w:u w:val="none"/>
                 <w:sz w:val="22"/>
                 <w:szCs w:val="22"/>
                 <w:color w:val="000000"/>
@@ -13130,19 +12654,17 @@
                 <w:i w:val="false"/>
                 <w:b w:val="false"/>
                 <w:u w:val="none"/>
-                <w:strike w:val="false"/>
-                <w:sz w:val="22"/>
-                <w:szCs w:val="22"/>
-                <w:color w:val="000000"/>
-              </w:rPr>
-            </w:pPr>
-            <w:r>
-              <w:rPr>
-                <w:rFonts w:ascii="Helvetica" w:hAnsi="Helvetica" w:eastAsia="Helvetica" w:cs="Helvetica"/>
-                <w:i w:val="false"/>
-                <w:b w:val="false"/>
-                <w:u w:val="none"/>
-                <w:strike w:val="false"/>
+                <w:sz w:val="22"/>
+                <w:szCs w:val="22"/>
+                <w:color w:val="000000"/>
+              </w:rPr>
+            </w:pPr>
+            <w:r>
+              <w:rPr>
+                <w:rFonts w:ascii="Helvetica" w:hAnsi="Helvetica" w:eastAsia="Helvetica" w:cs="Helvetica"/>
+                <w:i w:val="false"/>
+                <w:b w:val="false"/>
+                <w:u w:val="none"/>
                 <w:sz w:val="22"/>
                 <w:szCs w:val="22"/>
                 <w:color w:val="000000"/>
@@ -13184,19 +12706,17 @@
                 <w:i w:val="false"/>
                 <w:b w:val="false"/>
                 <w:u w:val="none"/>
-                <w:strike w:val="false"/>
-                <w:sz w:val="22"/>
-                <w:szCs w:val="22"/>
-                <w:color w:val="000000"/>
-              </w:rPr>
-            </w:pPr>
-            <w:r>
-              <w:rPr>
-                <w:rFonts w:ascii="Helvetica" w:hAnsi="Helvetica" w:eastAsia="Helvetica" w:cs="Helvetica"/>
-                <w:i w:val="false"/>
-                <w:b w:val="false"/>
-                <w:u w:val="none"/>
-                <w:strike w:val="false"/>
+                <w:sz w:val="22"/>
+                <w:szCs w:val="22"/>
+                <w:color w:val="000000"/>
+              </w:rPr>
+            </w:pPr>
+            <w:r>
+              <w:rPr>
+                <w:rFonts w:ascii="Helvetica" w:hAnsi="Helvetica" w:eastAsia="Helvetica" w:cs="Helvetica"/>
+                <w:i w:val="false"/>
+                <w:b w:val="false"/>
+                <w:u w:val="none"/>
                 <w:sz w:val="22"/>
                 <w:szCs w:val="22"/>
                 <w:color w:val="000000"/>
@@ -13238,19 +12758,17 @@
                 <w:i w:val="false"/>
                 <w:b w:val="false"/>
                 <w:u w:val="none"/>
-                <w:strike w:val="false"/>
-                <w:sz w:val="22"/>
-                <w:szCs w:val="22"/>
-                <w:color w:val="000000"/>
-              </w:rPr>
-            </w:pPr>
-            <w:r>
-              <w:rPr>
-                <w:rFonts w:ascii="Helvetica" w:hAnsi="Helvetica" w:eastAsia="Helvetica" w:cs="Helvetica"/>
-                <w:i w:val="false"/>
-                <w:b w:val="false"/>
-                <w:u w:val="none"/>
-                <w:strike w:val="false"/>
+                <w:sz w:val="22"/>
+                <w:szCs w:val="22"/>
+                <w:color w:val="000000"/>
+              </w:rPr>
+            </w:pPr>
+            <w:r>
+              <w:rPr>
+                <w:rFonts w:ascii="Helvetica" w:hAnsi="Helvetica" w:eastAsia="Helvetica" w:cs="Helvetica"/>
+                <w:i w:val="false"/>
+                <w:b w:val="false"/>
+                <w:u w:val="none"/>
                 <w:sz w:val="22"/>
                 <w:szCs w:val="22"/>
                 <w:color w:val="000000"/>
@@ -13292,19 +12810,17 @@
                 <w:i w:val="false"/>
                 <w:b w:val="false"/>
                 <w:u w:val="none"/>
-                <w:strike w:val="false"/>
-                <w:sz w:val="22"/>
-                <w:szCs w:val="22"/>
-                <w:color w:val="000000"/>
-              </w:rPr>
-            </w:pPr>
-            <w:r>
-              <w:rPr>
-                <w:rFonts w:ascii="Helvetica" w:hAnsi="Helvetica" w:eastAsia="Helvetica" w:cs="Helvetica"/>
-                <w:i w:val="false"/>
-                <w:b w:val="false"/>
-                <w:u w:val="none"/>
-                <w:strike w:val="false"/>
+                <w:sz w:val="22"/>
+                <w:szCs w:val="22"/>
+                <w:color w:val="000000"/>
+              </w:rPr>
+            </w:pPr>
+            <w:r>
+              <w:rPr>
+                <w:rFonts w:ascii="Helvetica" w:hAnsi="Helvetica" w:eastAsia="Helvetica" w:cs="Helvetica"/>
+                <w:i w:val="false"/>
+                <w:b w:val="false"/>
+                <w:u w:val="none"/>
                 <w:sz w:val="22"/>
                 <w:szCs w:val="22"/>
                 <w:color w:val="000000"/>
@@ -13346,19 +12862,17 @@
                 <w:i w:val="false"/>
                 <w:b w:val="false"/>
                 <w:u w:val="none"/>
-                <w:strike w:val="false"/>
-                <w:sz w:val="22"/>
-                <w:szCs w:val="22"/>
-                <w:color w:val="000000"/>
-              </w:rPr>
-            </w:pPr>
-            <w:r>
-              <w:rPr>
-                <w:rFonts w:ascii="Helvetica" w:hAnsi="Helvetica" w:eastAsia="Helvetica" w:cs="Helvetica"/>
-                <w:i w:val="false"/>
-                <w:b w:val="false"/>
-                <w:u w:val="none"/>
-                <w:strike w:val="false"/>
+                <w:sz w:val="22"/>
+                <w:szCs w:val="22"/>
+                <w:color w:val="000000"/>
+              </w:rPr>
+            </w:pPr>
+            <w:r>
+              <w:rPr>
+                <w:rFonts w:ascii="Helvetica" w:hAnsi="Helvetica" w:eastAsia="Helvetica" w:cs="Helvetica"/>
+                <w:i w:val="false"/>
+                <w:b w:val="false"/>
+                <w:u w:val="none"/>
                 <w:sz w:val="22"/>
                 <w:szCs w:val="22"/>
                 <w:color w:val="000000"/>
@@ -13400,19 +12914,17 @@
                 <w:i w:val="false"/>
                 <w:b w:val="false"/>
                 <w:u w:val="none"/>
-                <w:strike w:val="false"/>
-                <w:sz w:val="22"/>
-                <w:szCs w:val="22"/>
-                <w:color w:val="000000"/>
-              </w:rPr>
-            </w:pPr>
-            <w:r>
-              <w:rPr>
-                <w:rFonts w:ascii="Helvetica" w:hAnsi="Helvetica" w:eastAsia="Helvetica" w:cs="Helvetica"/>
-                <w:i w:val="false"/>
-                <w:b w:val="false"/>
-                <w:u w:val="none"/>
-                <w:strike w:val="false"/>
+                <w:sz w:val="22"/>
+                <w:szCs w:val="22"/>
+                <w:color w:val="000000"/>
+              </w:rPr>
+            </w:pPr>
+            <w:r>
+              <w:rPr>
+                <w:rFonts w:ascii="Helvetica" w:hAnsi="Helvetica" w:eastAsia="Helvetica" w:cs="Helvetica"/>
+                <w:i w:val="false"/>
+                <w:b w:val="false"/>
+                <w:u w:val="none"/>
                 <w:sz w:val="22"/>
                 <w:szCs w:val="22"/>
                 <w:color w:val="000000"/>
@@ -13454,19 +12966,17 @@
                 <w:i w:val="false"/>
                 <w:b w:val="false"/>
                 <w:u w:val="none"/>
-                <w:strike w:val="false"/>
-                <w:sz w:val="22"/>
-                <w:szCs w:val="22"/>
-                <w:color w:val="000000"/>
-              </w:rPr>
-            </w:pPr>
-            <w:r>
-              <w:rPr>
-                <w:rFonts w:ascii="Helvetica" w:hAnsi="Helvetica" w:eastAsia="Helvetica" w:cs="Helvetica"/>
-                <w:i w:val="false"/>
-                <w:b w:val="false"/>
-                <w:u w:val="none"/>
-                <w:strike w:val="false"/>
+                <w:sz w:val="22"/>
+                <w:szCs w:val="22"/>
+                <w:color w:val="000000"/>
+              </w:rPr>
+            </w:pPr>
+            <w:r>
+              <w:rPr>
+                <w:rFonts w:ascii="Helvetica" w:hAnsi="Helvetica" w:eastAsia="Helvetica" w:cs="Helvetica"/>
+                <w:i w:val="false"/>
+                <w:b w:val="false"/>
+                <w:u w:val="none"/>
                 <w:sz w:val="22"/>
                 <w:szCs w:val="22"/>
                 <w:color w:val="000000"/>
